--- a/00-首页/题组Word/习题书/学生版/第一篇-化学原理/5-溶液与酸碱平衡.docx
+++ b/00-首页/题组Word/习题书/学生版/第一篇-化学原理/5-溶液与酸碱平衡.docx
@@ -2,240 +2,7 @@
 <file path=word/document.xml><?xml version="1.0" encoding="utf-8"?>
 <w:document xmlns:w="http://schemas.openxmlformats.org/wordprocessingml/2006/main" xmlns:m="http://schemas.openxmlformats.org/officeDocument/2006/math" xmlns:r="http://schemas.openxmlformats.org/officeDocument/2006/relationships" xmlns:o="urn:schemas-microsoft-com:office:office" xmlns:v="urn:schemas-microsoft-com:vml" xmlns:w10="urn:schemas-microsoft-com:office:word" xmlns:a="http://schemas.openxmlformats.org/drawingml/2006/main" xmlns:pic="http://schemas.openxmlformats.org/drawingml/2006/picture" xmlns:wp="http://schemas.openxmlformats.org/drawingml/2006/wordprocessingDrawing">
   <w:body>
-    <w:bookmarkStart w:id="62" w:name="第-5-章-溶液与酸碱平衡"/>
-    <w:p>
-      <w:pPr>
-        <w:spacing w:after="1800" w:before="1200" w:line="276" w:lineRule="auto"/>
-        <w:jc w:val="center"/>
-      </w:pPr>
-    </w:p>
-    <w:p>
-      <w:pPr>
-        <w:spacing w:after="320" w:before="0" w:line="276" w:lineRule="auto"/>
-        <w:jc w:val="center"/>
-      </w:pPr>
-      <w:r>
-        <w:rPr>
-          <w:rFonts w:ascii="Times New Roman" w:hAnsi="Times New Roman" w:eastAsia="SimHei" w:cs="Times New Roman"/>
-          <w:b/>
-          <w:color w:val="17324D"/>
-          <w:sz w:val="64"/>
-        </w:rPr>
-        <w:t>化学竞赛习题册</w:t>
-      </w:r>
-    </w:p>
-    <w:p>
-      <w:pPr>
-        <w:spacing w:after="120" w:before="0" w:line="276" w:lineRule="auto"/>
-        <w:jc w:val="center"/>
-      </w:pPr>
-      <w:r>
-        <w:rPr>
-          <w:rFonts w:ascii="Times New Roman" w:hAnsi="Times New Roman" w:eastAsia="SimHei" w:cs="Times New Roman"/>
-          <w:b w:val="0"/>
-          <w:color w:val="5B6975"/>
-          <w:sz w:val="32"/>
-        </w:rPr>
-        <w:t>第一篇</w:t>
-      </w:r>
-      <w:r>
-        <w:rPr>
-          <w:rFonts w:ascii="Times New Roman" w:hAnsi="Times New Roman" w:eastAsia="Times New Roman" w:cs="Times New Roman"/>
-          <w:b w:val="0"/>
-          <w:color w:val="5B6975"/>
-          <w:sz w:val="32"/>
-        </w:rPr>
-        <w:t xml:space="preserve"> </w:t>
-      </w:r>
-      <w:r>
-        <w:rPr>
-          <w:rFonts w:ascii="Times New Roman" w:hAnsi="Times New Roman" w:eastAsia="SimHei" w:cs="Times New Roman"/>
-          <w:b w:val="0"/>
-          <w:color w:val="5B6975"/>
-          <w:sz w:val="32"/>
-        </w:rPr>
-        <w:t>化学原理</w:t>
-      </w:r>
-    </w:p>
-    <w:p>
-      <w:pPr>
-        <w:spacing w:after="600" w:before="0" w:line="276" w:lineRule="auto"/>
-        <w:jc w:val="center"/>
-      </w:pPr>
-      <w:r>
-        <w:rPr>
-          <w:rFonts w:ascii="Times New Roman" w:hAnsi="Times New Roman" w:eastAsia="SimHei" w:cs="Times New Roman"/>
-          <w:b/>
-          <w:color w:val="17324D"/>
-          <w:sz w:val="44"/>
-        </w:rPr>
-        <w:t>第</w:t>
-      </w:r>
-      <w:r>
-        <w:rPr>
-          <w:rFonts w:ascii="Times New Roman" w:hAnsi="Times New Roman" w:eastAsia="Times New Roman" w:cs="Times New Roman"/>
-          <w:b/>
-          <w:color w:val="17324D"/>
-          <w:sz w:val="44"/>
-        </w:rPr>
-        <w:t xml:space="preserve"> 5 </w:t>
-      </w:r>
-      <w:r>
-        <w:rPr>
-          <w:rFonts w:ascii="Times New Roman" w:hAnsi="Times New Roman" w:eastAsia="SimHei" w:cs="Times New Roman"/>
-          <w:b/>
-          <w:color w:val="17324D"/>
-          <w:sz w:val="44"/>
-        </w:rPr>
-        <w:t>章</w:t>
-      </w:r>
-      <w:r>
-        <w:rPr>
-          <w:rFonts w:ascii="Times New Roman" w:hAnsi="Times New Roman" w:eastAsia="Times New Roman" w:cs="Times New Roman"/>
-          <w:b/>
-          <w:color w:val="17324D"/>
-          <w:sz w:val="44"/>
-        </w:rPr>
-        <w:t xml:space="preserve"> </w:t>
-      </w:r>
-      <w:r>
-        <w:rPr>
-          <w:rFonts w:ascii="Times New Roman" w:hAnsi="Times New Roman" w:eastAsia="SimHei" w:cs="Times New Roman"/>
-          <w:b/>
-          <w:color w:val="17324D"/>
-          <w:sz w:val="44"/>
-        </w:rPr>
-        <w:t>溶液与酸碱平衡</w:t>
-      </w:r>
-    </w:p>
-    <w:p>
-      <w:pPr>
-        <w:spacing w:after="600" w:before="120" w:line="276" w:lineRule="auto"/>
-        <w:jc w:val="center"/>
-        <w:pBdr>
-          <w:bottom w:val="single" w:sz="8" w:space="4" w:color="4A6577"/>
-        </w:pBdr>
-      </w:pPr>
-    </w:p>
-    <w:p>
-      <w:pPr>
-        <w:spacing w:after="160" w:before="0" w:line="276" w:lineRule="auto"/>
-        <w:jc w:val="center"/>
-      </w:pPr>
-      <w:r>
-        <w:rPr>
-          <w:rFonts w:ascii="Times New Roman" w:hAnsi="Times New Roman" w:eastAsia="FangSong" w:cs="Times New Roman"/>
-          <w:b w:val="0"/>
-          <w:color w:val="5B6975"/>
-          <w:sz w:val="24"/>
-        </w:rPr>
-        <w:t>题量</w:t>
-      </w:r>
-      <w:r>
-        <w:rPr>
-          <w:rFonts w:ascii="Times New Roman" w:hAnsi="Times New Roman" w:eastAsia="Times New Roman" w:cs="Times New Roman"/>
-          <w:b w:val="0"/>
-          <w:color w:val="5B6975"/>
-          <w:sz w:val="24"/>
-        </w:rPr>
-        <w:t>：23</w:t>
-      </w:r>
-    </w:p>
-    <w:p>
-      <w:pPr>
-        <w:spacing w:after="160" w:before="0" w:line="276" w:lineRule="auto"/>
-        <w:jc w:val="center"/>
-      </w:pPr>
-      <w:r>
-        <w:rPr>
-          <w:rFonts w:ascii="Times New Roman" w:hAnsi="Times New Roman" w:eastAsia="FangSong" w:cs="Times New Roman"/>
-          <w:b w:val="0"/>
-          <w:color w:val="5B6975"/>
-          <w:sz w:val="24"/>
-        </w:rPr>
-        <w:t>版本</w:t>
-      </w:r>
-      <w:r>
-        <w:rPr>
-          <w:rFonts w:ascii="Times New Roman" w:hAnsi="Times New Roman" w:eastAsia="Times New Roman" w:cs="Times New Roman"/>
-          <w:b w:val="0"/>
-          <w:color w:val="5B6975"/>
-          <w:sz w:val="24"/>
-        </w:rPr>
-        <w:t>：</w:t>
-      </w:r>
-      <w:r>
-        <w:rPr>
-          <w:rFonts w:ascii="Times New Roman" w:hAnsi="Times New Roman" w:eastAsia="FangSong" w:cs="Times New Roman"/>
-          <w:b w:val="0"/>
-          <w:color w:val="5B6975"/>
-          <w:sz w:val="24"/>
-        </w:rPr>
-        <w:t>学生版</w:t>
-      </w:r>
-      <w:r>
-        <w:rPr>
-          <w:rFonts w:ascii="Times New Roman" w:hAnsi="Times New Roman" w:eastAsia="Times New Roman" w:cs="Times New Roman"/>
-          <w:b w:val="0"/>
-          <w:color w:val="5B6975"/>
-          <w:sz w:val="24"/>
-        </w:rPr>
-        <w:t>（</w:t>
-      </w:r>
-      <w:r>
-        <w:rPr>
-          <w:rFonts w:ascii="Times New Roman" w:hAnsi="Times New Roman" w:eastAsia="FangSong" w:cs="Times New Roman"/>
-          <w:b w:val="0"/>
-          <w:color w:val="5B6975"/>
-          <w:sz w:val="24"/>
-        </w:rPr>
-        <w:t>无答案</w:t>
-      </w:r>
-      <w:r>
-        <w:rPr>
-          <w:rFonts w:ascii="Times New Roman" w:hAnsi="Times New Roman" w:eastAsia="Times New Roman" w:cs="Times New Roman"/>
-          <w:b w:val="0"/>
-          <w:color w:val="5B6975"/>
-          <w:sz w:val="24"/>
-        </w:rPr>
-        <w:t>）</w:t>
-      </w:r>
-    </w:p>
-    <w:p>
-      <w:pPr>
-        <w:spacing w:after="160" w:before="0" w:line="276" w:lineRule="auto"/>
-        <w:jc w:val="center"/>
-      </w:pPr>
-      <w:r>
-        <w:rPr>
-          <w:rFonts w:ascii="Times New Roman" w:hAnsi="Times New Roman" w:eastAsia="FangSong" w:cs="Times New Roman"/>
-          <w:b w:val="0"/>
-          <w:color w:val="5B6975"/>
-          <w:sz w:val="24"/>
-        </w:rPr>
-        <w:t>日期</w:t>
-      </w:r>
-      <w:r>
-        <w:rPr>
-          <w:rFonts w:ascii="Times New Roman" w:hAnsi="Times New Roman" w:eastAsia="Times New Roman" w:cs="Times New Roman"/>
-          <w:b w:val="0"/>
-          <w:color w:val="5B6975"/>
-          <w:sz w:val="24"/>
-        </w:rPr>
-        <w:t>：2026-09-06</w:t>
-      </w:r>
-    </w:p>
-    <w:p>
-      <w:pPr>
-        <w:jc w:val="center"/>
-      </w:pPr>
-      <w:r>
-        <w:rPr>
-          <w:rFonts w:ascii="Times New Roman" w:hAnsi="Times New Roman" w:eastAsia="Times New Roman" w:cs="Times New Roman"/>
-        </w:rPr>
-        <w:br w:type="page"/>
-      </w:r>
-    </w:p>
+    <w:bookmarkStart w:id="79" w:name="第-5-章-溶液与酸碱平衡"/>
     <w:p>
       <w:pPr>
         <w:pStyle w:val="Heading1"/>
@@ -17476,7 +17243,7 @@
       </w:r>
     </w:p>
     <w:bookmarkEnd w:id="52"/>
-    <w:bookmarkStart w:id="53" w:name="一分册测试-ch13a-10-受阻路易斯酸碱对flp"/>
+    <w:bookmarkStart w:id="56" w:name="一分册-测2-10"/>
     <w:p>
       <w:pPr>
         <w:pStyle w:val="Heading2"/>
@@ -17492,224 +17259,58 @@
         <w:rPr>
           <w:rFonts w:hint="eastAsia" w:ascii="Times New Roman" w:hAnsi="Times New Roman" w:eastAsia="SimHei" w:cs="Times New Roman"/>
         </w:rPr>
-        <w:t>一分册测试</w:t>
-      </w:r>
-      <w:r>
-        <w:rPr>
-          <w:rFonts w:hint="eastAsia" w:ascii="Times New Roman" w:hAnsi="Times New Roman" w:eastAsia="Times New Roman" w:cs="Times New Roman"/>
-        </w:rPr>
-        <w:t>-Ch13A-10-</w:t>
+        <w:t>一分册</w:t>
+      </w:r>
+      <w:r>
+        <w:rPr>
+          <w:rFonts w:hint="eastAsia" w:ascii="Times New Roman" w:hAnsi="Times New Roman" w:eastAsia="Times New Roman" w:cs="Times New Roman"/>
+        </w:rPr>
+        <w:t>-</w:t>
       </w:r>
       <w:r>
         <w:rPr>
           <w:rFonts w:hint="eastAsia" w:ascii="Times New Roman" w:hAnsi="Times New Roman" w:eastAsia="SimHei" w:cs="Times New Roman"/>
         </w:rPr>
-        <w:t>受阻路易斯酸碱对</w:t>
-      </w:r>
-      <w:r>
-        <w:rPr>
-          <w:rFonts w:hint="eastAsia" w:ascii="Times New Roman" w:hAnsi="Times New Roman" w:eastAsia="Times New Roman" w:cs="Times New Roman"/>
-        </w:rPr>
-        <w:t>FLP</w:t>
+        <w:t>测</w:t>
+      </w:r>
+      <w:r>
+        <w:rPr>
+          <w:rFonts w:hint="eastAsia" w:ascii="Times New Roman" w:hAnsi="Times New Roman" w:eastAsia="Times New Roman" w:cs="Times New Roman"/>
+        </w:rPr>
+        <w:t>2-10</w:t>
       </w:r>
     </w:p>
     <w:p>
       <w:pPr>
-        <w:pStyle w:val="FirstParagraph"/>
+        <w:pStyle w:val="Compact"/>
+        <w:numPr>
+          <w:ilvl w:val="0"/>
+          <w:numId w:val="1006"/>
+        </w:numPr>
       </w:pPr>
       <w:r>
         <w:rPr>
           <w:rFonts w:hint="eastAsia" w:ascii="Times New Roman" w:hAnsi="Times New Roman" w:eastAsia="FangSong" w:cs="Times New Roman"/>
         </w:rPr>
-        <w:t>最近</w:t>
-      </w:r>
-      <w:r>
-        <w:rPr>
-          <w:rFonts w:hint="eastAsia" w:ascii="Times New Roman" w:hAnsi="Times New Roman" w:eastAsia="Times New Roman" w:cs="Times New Roman"/>
-        </w:rPr>
-        <w:t>，</w:t>
-      </w:r>
-      <w:r>
-        <w:rPr>
-          <w:rFonts w:hint="eastAsia" w:ascii="Times New Roman" w:hAnsi="Times New Roman" w:eastAsia="FangSong" w:cs="Times New Roman"/>
-        </w:rPr>
-        <w:t>一类</w:t>
-      </w:r>
-      <w:r>
-        <w:rPr>
-          <w:rFonts w:hint="eastAsia" w:ascii="Times New Roman" w:hAnsi="Times New Roman" w:eastAsia="Times New Roman" w:cs="Times New Roman"/>
-        </w:rPr>
-        <w:t>”</w:t>
-      </w:r>
-      <w:r>
-        <w:rPr>
-          <w:rFonts w:hint="eastAsia" w:ascii="Times New Roman" w:hAnsi="Times New Roman" w:eastAsia="FangSong" w:cs="Times New Roman"/>
-        </w:rPr>
-        <w:t>受阻路易斯酸碱对</w:t>
-      </w:r>
-      <w:r>
-        <w:rPr>
-          <w:rFonts w:hint="eastAsia" w:ascii="Times New Roman" w:hAnsi="Times New Roman" w:eastAsia="Times New Roman" w:cs="Times New Roman"/>
-        </w:rPr>
-        <w:t>”（Frustrated</w:t>
-      </w:r>
-      <w:r>
-        <w:rPr>
-          <w:rFonts w:ascii="Times New Roman" w:hAnsi="Times New Roman" w:eastAsia="Times New Roman" w:cs="Times New Roman"/>
-        </w:rPr>
-        <w:t xml:space="preserve"> Lewis Pairs, </w:t>
-      </w:r>
-      <w:r>
-        <w:rPr>
-          <w:rFonts w:hint="eastAsia" w:ascii="Times New Roman" w:hAnsi="Times New Roman" w:eastAsia="Times New Roman" w:cs="Times New Roman"/>
-        </w:rPr>
-        <w:t>FLPs）</w:t>
-      </w:r>
-      <w:r>
-        <w:rPr>
-          <w:rFonts w:hint="eastAsia" w:ascii="Times New Roman" w:hAnsi="Times New Roman" w:eastAsia="FangSong" w:cs="Times New Roman"/>
-        </w:rPr>
-        <w:t>的化合物或混合物</w:t>
-      </w:r>
-      <w:r>
-        <w:rPr>
-          <w:rFonts w:hint="eastAsia" w:ascii="Times New Roman" w:hAnsi="Times New Roman" w:eastAsia="Times New Roman" w:cs="Times New Roman"/>
-        </w:rPr>
-        <w:t>，</w:t>
-      </w:r>
-      <w:r>
-        <w:rPr>
-          <w:rFonts w:hint="eastAsia" w:ascii="Times New Roman" w:hAnsi="Times New Roman" w:eastAsia="FangSong" w:cs="Times New Roman"/>
-        </w:rPr>
-        <w:t>因其独特的性质和催化领域的潜在用途</w:t>
-      </w:r>
-      <w:r>
-        <w:rPr>
-          <w:rFonts w:hint="eastAsia" w:ascii="Times New Roman" w:hAnsi="Times New Roman" w:eastAsia="Times New Roman" w:cs="Times New Roman"/>
-        </w:rPr>
-        <w:t>，</w:t>
-      </w:r>
-      <w:r>
-        <w:rPr>
-          <w:rFonts w:hint="eastAsia" w:ascii="Times New Roman" w:hAnsi="Times New Roman" w:eastAsia="FangSong" w:cs="Times New Roman"/>
-        </w:rPr>
-        <w:t>受到了人们的越来越多的关注</w:t>
-      </w:r>
-      <w:r>
-        <w:rPr>
-          <w:rFonts w:hint="eastAsia" w:ascii="Times New Roman" w:hAnsi="Times New Roman" w:eastAsia="Times New Roman" w:cs="Times New Roman"/>
-        </w:rPr>
-        <w:t>。</w:t>
-      </w:r>
-      <w:r>
-        <w:rPr>
-          <w:rFonts w:hint="eastAsia" w:ascii="Times New Roman" w:hAnsi="Times New Roman" w:eastAsia="FangSong" w:cs="Times New Roman"/>
-        </w:rPr>
-        <w:t>与传统的路易斯酸碱对不同</w:t>
-      </w:r>
-      <w:r>
-        <w:rPr>
-          <w:rFonts w:hint="eastAsia" w:ascii="Times New Roman" w:hAnsi="Times New Roman" w:eastAsia="Times New Roman" w:cs="Times New Roman"/>
-        </w:rPr>
-        <w:t>，</w:t>
-      </w:r>
-      <w:r>
-        <w:rPr>
-          <w:rFonts w:hint="eastAsia" w:ascii="Times New Roman" w:hAnsi="Times New Roman" w:eastAsia="FangSong" w:cs="Times New Roman"/>
-        </w:rPr>
-        <w:t>受阻路易斯酸碱对并不能直接形成酸碱加合物</w:t>
-      </w:r>
-      <w:r>
-        <w:rPr>
-          <w:rFonts w:hint="eastAsia" w:ascii="Times New Roman" w:hAnsi="Times New Roman" w:eastAsia="Times New Roman" w:cs="Times New Roman"/>
-        </w:rPr>
-        <w:t>，</w:t>
-      </w:r>
-      <w:r>
-        <w:rPr>
-          <w:rFonts w:hint="eastAsia" w:ascii="Times New Roman" w:hAnsi="Times New Roman" w:eastAsia="FangSong" w:cs="Times New Roman"/>
-        </w:rPr>
-        <w:t>如三环己基膦</w:t>
-      </w:r>
-      <w:r>
-        <w:rPr>
-          <w:rFonts w:hint="eastAsia" w:ascii="Times New Roman" w:hAnsi="Times New Roman" w:eastAsia="Times New Roman" w:cs="Times New Roman"/>
-        </w:rPr>
-        <w:t>（</w:t>
-      </w:r>
-      <m:oMath>
-        <m:r>
-          <m:rPr>
-            <m:sty m:val="p"/>
-          </m:rPr>
-          <m:t>P</m:t>
-        </m:r>
-        <m:r>
-          <m:rPr>
-            <m:sty m:val="p"/>
-          </m:rPr>
-          <m:t>C</m:t>
-        </m:r>
-        <m:sSub>
-          <m:e>
-            <m:r>
-              <m:rPr>
-                <m:sty m:val="p"/>
-              </m:rPr>
-              <m:t>y</m:t>
-            </m:r>
-          </m:e>
-          <m:sub>
-            <m:r>
-              <m:rPr>
-                <m:sty m:val="p"/>
-              </m:rPr>
-              <m:t>3</m:t>
-            </m:r>
-          </m:sub>
-        </m:sSub>
-      </m:oMath>
-      <w:r>
-        <w:rPr>
-          <w:rFonts w:hint="eastAsia" w:ascii="Times New Roman" w:hAnsi="Times New Roman" w:eastAsia="Times New Roman" w:cs="Times New Roman"/>
-        </w:rPr>
-        <w:t>）</w:t>
-      </w:r>
-      <w:r>
-        <w:rPr>
-          <w:rFonts w:hint="eastAsia" w:ascii="Times New Roman" w:hAnsi="Times New Roman" w:eastAsia="FangSong" w:cs="Times New Roman"/>
-        </w:rPr>
-        <w:t>和三</w:t>
-      </w:r>
-      <w:r>
-        <w:rPr>
-          <w:rFonts w:hint="eastAsia" w:ascii="Times New Roman" w:hAnsi="Times New Roman" w:eastAsia="Times New Roman" w:cs="Times New Roman"/>
-        </w:rPr>
-        <w:t>（</w:t>
-      </w:r>
-      <w:r>
-        <w:rPr>
-          <w:rFonts w:hint="eastAsia" w:ascii="Times New Roman" w:hAnsi="Times New Roman" w:eastAsia="FangSong" w:cs="Times New Roman"/>
-        </w:rPr>
-        <w:t>五氟代苯基</w:t>
-      </w:r>
-      <w:r>
-        <w:rPr>
-          <w:rFonts w:hint="eastAsia" w:ascii="Times New Roman" w:hAnsi="Times New Roman" w:eastAsia="Times New Roman" w:cs="Times New Roman"/>
-        </w:rPr>
-        <w:t>）</w:t>
-      </w:r>
-      <w:r>
-        <w:rPr>
-          <w:rFonts w:hint="eastAsia" w:ascii="Times New Roman" w:hAnsi="Times New Roman" w:eastAsia="FangSong" w:cs="Times New Roman"/>
-        </w:rPr>
-        <w:t>硼</w:t>
-      </w:r>
-      <w:r>
-        <w:rPr>
-          <w:rFonts w:hint="eastAsia" w:ascii="Times New Roman" w:hAnsi="Times New Roman" w:eastAsia="Times New Roman" w:cs="Times New Roman"/>
-        </w:rPr>
-        <w:t>（</w:t>
+        <w:t xml:space="preserve">在</w:t>
+      </w:r>
+      <w:r>
+        <w:rPr>
+          <w:rFonts w:ascii="Times New Roman" w:hAnsi="Times New Roman" w:eastAsia="Times New Roman" w:cs="Times New Roman"/>
+        </w:rPr>
+        <w:t xml:space="preserve"> 25 mL NaOH </w:t>
+      </w:r>
+      <w:r>
+        <w:rPr>
+          <w:rFonts w:hint="eastAsia" w:ascii="Times New Roman" w:hAnsi="Times New Roman" w:eastAsia="FangSong" w:cs="Times New Roman"/>
+        </w:rPr>
+        <w:t xml:space="preserve">溶液中逐滴加入</w:t>
+      </w:r>
+      <w:r>
+        <w:rPr>
+          <w:rFonts w:ascii="Times New Roman" w:hAnsi="Times New Roman" w:eastAsia="Times New Roman" w:cs="Times New Roman"/>
+        </w:rPr>
+        <w:t xml:space="preserve"> </w:t>
       </w:r>
       <m:oMath>
         <m:oMathPr>
@@ -17721,89 +17322,165 @@
           </m:ctrlPr>
         </m:oMathPr>
         <m:r>
-          <m:rPr>
-            <m:sty m:val="p"/>
-          </m:rPr>
-          <m:t>B</m:t>
-        </m:r>
-        <m:r>
-          <m:rPr>
-            <m:sty m:val="p"/>
-          </m:rPr>
-          <m:t>(</m:t>
-        </m:r>
-        <m:sSub>
+          <m:t>0.2</m:t>
+        </m:r>
+        <m:r>
+          <m:t> </m:t>
+        </m:r>
+        <m:r>
+          <m:rPr>
+            <m:sty m:val="p"/>
+          </m:rPr>
+          <m:t>m</m:t>
+        </m:r>
+        <m:r>
+          <m:rPr>
+            <m:sty m:val="p"/>
+          </m:rPr>
+          <m:t>o</m:t>
+        </m:r>
+        <m:r>
+          <m:rPr>
+            <m:sty m:val="p"/>
+          </m:rPr>
+          <m:t>l</m:t>
+        </m:r>
+        <m:r>
+          <m:rPr>
+            <m:sty m:val="p"/>
+          </m:rPr>
+          <m:t>⋅</m:t>
+        </m:r>
+        <m:sSup>
           <m:e>
             <m:r>
               <m:rPr>
                 <m:sty m:val="p"/>
               </m:rPr>
-              <m:t>C</m:t>
+              <m:t>L</m:t>
             </m:r>
           </m:e>
-          <m:sub>
-            <m:r>
-              <m:rPr>
-                <m:sty m:val="p"/>
-              </m:rPr>
-              <m:t>6</m:t>
-            </m:r>
-          </m:sub>
-        </m:sSub>
-        <m:sSub>
-          <m:e>
-            <m:r>
-              <m:rPr>
-                <m:sty m:val="p"/>
-              </m:rPr>
-              <m:t>F</m:t>
-            </m:r>
-          </m:e>
-          <m:sub>
-            <m:r>
-              <m:rPr>
-                <m:sty m:val="p"/>
-              </m:rPr>
-              <m:t>5</m:t>
-            </m:r>
-          </m:sub>
-        </m:sSub>
-        <m:sSub>
-          <m:e>
-            <m:r>
-              <m:rPr>
-                <m:sty m:val="p"/>
-              </m:rPr>
-              <m:t>)</m:t>
-            </m:r>
-          </m:e>
-          <m:sub>
-            <m:r>
-              <m:rPr>
-                <m:sty m:val="p"/>
-              </m:rPr>
-              <m:t>3</m:t>
-            </m:r>
-          </m:sub>
-        </m:sSub>
+          <m:sup>
+            <m:r>
+              <m:rPr>
+                <m:sty m:val="p"/>
+              </m:rPr>
+              <m:t>−</m:t>
+            </m:r>
+            <m:r>
+              <m:rPr>
+                <m:sty m:val="p"/>
+              </m:rPr>
+              <m:t>1</m:t>
+            </m:r>
+          </m:sup>
+        </m:sSup>
       </m:oMath>
       <w:r>
         <w:rPr>
-          <w:rFonts w:hint="eastAsia" w:ascii="Times New Roman" w:hAnsi="Times New Roman" w:eastAsia="Times New Roman" w:cs="Times New Roman"/>
-        </w:rPr>
-        <w:t>）</w:t>
-      </w:r>
-      <w:r>
-        <w:rPr>
-          <w:rFonts w:hint="eastAsia" w:ascii="Times New Roman" w:hAnsi="Times New Roman" w:eastAsia="FangSong" w:cs="Times New Roman"/>
-        </w:rPr>
-        <w:t>混合物</w:t>
-      </w:r>
-      <w:r>
-        <w:rPr>
-          <w:rFonts w:hint="eastAsia" w:ascii="Times New Roman" w:hAnsi="Times New Roman" w:eastAsia="Times New Roman" w:cs="Times New Roman"/>
-        </w:rPr>
-        <w:t>。</w:t>
+          <w:rFonts w:ascii="Times New Roman" w:hAnsi="Times New Roman" w:eastAsia="Times New Roman" w:cs="Times New Roman"/>
+        </w:rPr>
+        <w:t xml:space="preserve"> </w:t>
+      </w:r>
+      <w:r>
+        <w:rPr>
+          <w:rFonts w:hint="eastAsia" w:ascii="Times New Roman" w:hAnsi="Times New Roman" w:eastAsia="FangSong" w:cs="Times New Roman"/>
+        </w:rPr>
+        <w:t>醋酸溶液</w:t>
+      </w:r>
+      <w:r>
+        <w:rPr>
+          <w:rFonts w:hint="eastAsia" w:ascii="Times New Roman" w:hAnsi="Times New Roman" w:eastAsia="Times New Roman" w:cs="Times New Roman"/>
+        </w:rPr>
+        <w:t>，</w:t>
+      </w:r>
+      <w:r>
+        <w:rPr>
+          <w:rFonts w:hint="eastAsia" w:ascii="Times New Roman" w:hAnsi="Times New Roman" w:eastAsia="FangSong" w:cs="Times New Roman"/>
+        </w:rPr>
+        <w:t>曲线如下图所示</w:t>
+      </w:r>
+      <w:r>
+        <w:rPr>
+          <w:rFonts w:hint="eastAsia" w:ascii="Times New Roman" w:hAnsi="Times New Roman" w:eastAsia="Times New Roman" w:cs="Times New Roman"/>
+        </w:rPr>
+        <w:t>，</w:t>
+      </w:r>
+      <w:r>
+        <w:rPr>
+          <w:rFonts w:hint="eastAsia" w:ascii="Times New Roman" w:hAnsi="Times New Roman" w:eastAsia="FangSong" w:cs="Times New Roman"/>
+        </w:rPr>
+        <w:t>有关粒子浓度关系比较正确的是</w:t>
+      </w:r>
+      <w:r>
+        <w:rPr>
+          <w:rFonts w:hint="eastAsia" w:ascii="Times New Roman" w:hAnsi="Times New Roman" w:eastAsia="Times New Roman" w:cs="Times New Roman"/>
+        </w:rPr>
+        <w:t>（</w:t>
+      </w:r>
+      <w:r>
+        <w:rPr>
+          <w:rFonts w:ascii="Times New Roman" w:hAnsi="Times New Roman" w:eastAsia="Times New Roman" w:cs="Times New Roman"/>
+        </w:rPr>
+        <w:t xml:space="preserve"> </w:t>
+      </w:r>
+      <w:r>
+        <w:rPr>
+          <w:rFonts w:hint="eastAsia" w:ascii="Times New Roman" w:hAnsi="Times New Roman" w:eastAsia="Times New Roman" w:cs="Times New Roman"/>
+        </w:rPr>
+        <w:t xml:space="preserve">）。</w:t>
+      </w:r>
+    </w:p>
+    <w:p>
+      <w:pPr>
+        <w:pStyle w:val="FirstParagraph"/>
+        <w:spacing w:before="160" w:after="80"/>
+        <w:jc w:val="center"/>
+      </w:pPr>
+      <w:r>
+        <w:rPr>
+          <w:rFonts w:ascii="Times New Roman" w:hAnsi="Times New Roman" w:eastAsia="Times New Roman" w:cs="Times New Roman"/>
+        </w:rPr>
+        <w:drawing>
+          <wp:inline>
+            <wp:extent cx="3240000" cy="3039504"/>
+            <wp:effectExtent b="0" l="0" r="0" t="0"/>
+            <wp:docPr descr="" title="" id="54" name="Picture"/>
+            <a:graphic>
+              <a:graphicData uri="http://schemas.openxmlformats.org/drawingml/2006/picture">
+                <pic:pic>
+                  <pic:nvPicPr>
+                    <pic:cNvPr descr="75fc68154a551b0edc347aaf93ba83667a760f171d231210b27a298c1a628aeb.jpg" id="55" name="Picture"/>
+                    <pic:cNvPicPr>
+                      <a:picLocks noChangeArrowheads="1" noChangeAspect="1"/>
+                    </pic:cNvPicPr>
+                  </pic:nvPicPr>
+                  <pic:blipFill>
+                    <a:blip r:embed="rId53"/>
+                    <a:stretch>
+                      <a:fillRect/>
+                    </a:stretch>
+                  </pic:blipFill>
+                  <pic:spPr bwMode="auto">
+                    <a:xfrm>
+                      <a:off x="0" y="0"/>
+                      <a:ext cx="3240000" cy="3039504"/>
+                    </a:xfrm>
+                    <a:prstGeom prst="rect">
+                      <a:avLst/>
+                    </a:prstGeom>
+                    <a:noFill/>
+                    <a:ln w="9525">
+                      <a:noFill/>
+                      <a:headEnd/>
+                      <a:tailEnd/>
+                    </a:ln>
+                  </pic:spPr>
+                </pic:pic>
+              </a:graphicData>
+            </a:graphic>
+          </wp:inline>
+        </w:drawing>
       </w:r>
     </w:p>
     <w:p>
@@ -17814,158 +17491,37 @@
         <w:rPr>
           <w:rFonts w:ascii="Times New Roman" w:hAnsi="Times New Roman" w:eastAsia="Times New Roman" w:cs="Times New Roman"/>
         </w:rPr>
-        <w:t xml:space="preserve">10-1 </w:t>
-      </w:r>
-      <w:r>
-        <w:rPr>
-          <w:rFonts w:hint="eastAsia" w:ascii="Times New Roman" w:hAnsi="Times New Roman" w:eastAsia="FangSong" w:cs="Times New Roman"/>
-        </w:rPr>
-        <w:t xml:space="preserve">指出</w:t>
-      </w:r>
-      <w:r>
-        <w:rPr>
-          <w:rFonts w:ascii="Times New Roman" w:hAnsi="Times New Roman" w:eastAsia="Times New Roman" w:cs="Times New Roman"/>
-        </w:rPr>
-        <w:t xml:space="preserve"> FLPs </w:t>
-      </w:r>
-      <w:r>
-        <w:rPr>
-          <w:rFonts w:hint="eastAsia" w:ascii="Times New Roman" w:hAnsi="Times New Roman" w:eastAsia="FangSong" w:cs="Times New Roman"/>
-        </w:rPr>
-        <w:t>不能形成酸碱加合物的原因</w:t>
-      </w:r>
-      <w:r>
-        <w:rPr>
-          <w:rFonts w:hint="eastAsia" w:ascii="Times New Roman" w:hAnsi="Times New Roman" w:eastAsia="Times New Roman" w:cs="Times New Roman"/>
-        </w:rPr>
-        <w:t>。</w:t>
-      </w:r>
-    </w:p>
-    <w:p>
-      <w:pPr>
-        <w:pStyle w:val="BodyText"/>
-      </w:pPr>
-      <w:r>
-        <w:rPr>
-          <w:rFonts w:ascii="Times New Roman" w:hAnsi="Times New Roman" w:eastAsia="Times New Roman" w:cs="Times New Roman"/>
-        </w:rPr>
-        <w:t xml:space="preserve">10-2 </w:t>
-      </w:r>
-      <w:r>
-        <w:rPr>
-          <w:rFonts w:hint="eastAsia" w:ascii="Times New Roman" w:hAnsi="Times New Roman" w:eastAsia="FangSong" w:cs="Times New Roman"/>
-        </w:rPr>
-        <w:t xml:space="preserve">许多</w:t>
-      </w:r>
-      <w:r>
-        <w:rPr>
-          <w:rFonts w:ascii="Times New Roman" w:hAnsi="Times New Roman" w:eastAsia="Times New Roman" w:cs="Times New Roman"/>
-        </w:rPr>
-        <w:t xml:space="preserve"> FLPs </w:t>
-      </w:r>
-      <w:r>
-        <w:rPr>
-          <w:rFonts w:hint="eastAsia" w:ascii="Times New Roman" w:hAnsi="Times New Roman" w:eastAsia="FangSong" w:cs="Times New Roman"/>
-        </w:rPr>
-        <w:t>可以</w:t>
-      </w:r>
-      <w:r>
-        <w:rPr>
-          <w:rFonts w:hint="eastAsia" w:ascii="Times New Roman" w:hAnsi="Times New Roman" w:eastAsia="Times New Roman" w:cs="Times New Roman"/>
-        </w:rPr>
-        <w:t>”</w:t>
-      </w:r>
-      <w:r>
-        <w:rPr>
-          <w:rFonts w:hint="eastAsia" w:ascii="Times New Roman" w:hAnsi="Times New Roman" w:eastAsia="FangSong" w:cs="Times New Roman"/>
-        </w:rPr>
-        <w:t>活化氢气</w:t>
-      </w:r>
-      <w:r>
-        <w:rPr>
-          <w:rFonts w:hint="eastAsia" w:ascii="Times New Roman" w:hAnsi="Times New Roman" w:eastAsia="Times New Roman" w:cs="Times New Roman"/>
-        </w:rPr>
-        <w:t>”，</w:t>
-      </w:r>
-      <w:r>
-        <w:rPr>
-          <w:rFonts w:hint="eastAsia" w:ascii="Times New Roman" w:hAnsi="Times New Roman" w:eastAsia="FangSong" w:cs="Times New Roman"/>
-        </w:rPr>
-        <w:t>这些</w:t>
-      </w:r>
-      <w:r>
-        <w:rPr>
-          <w:rFonts w:ascii="Times New Roman" w:hAnsi="Times New Roman" w:eastAsia="Times New Roman" w:cs="Times New Roman"/>
-        </w:rPr>
-        <w:t xml:space="preserve"> FLPs </w:t>
-      </w:r>
-      <w:r>
-        <w:rPr>
-          <w:rFonts w:hint="eastAsia" w:ascii="Times New Roman" w:hAnsi="Times New Roman" w:eastAsia="FangSong" w:cs="Times New Roman"/>
-        </w:rPr>
-        <w:t>可在氢气气氛下可逆的吸附氢气生成离子型化合物</w:t>
-      </w:r>
-      <w:r>
-        <w:rPr>
-          <w:rFonts w:hint="eastAsia" w:ascii="Times New Roman" w:hAnsi="Times New Roman" w:eastAsia="Times New Roman" w:cs="Times New Roman"/>
-        </w:rPr>
-        <w:t>。</w:t>
-      </w:r>
-      <w:r>
-        <w:rPr>
-          <w:rFonts w:hint="eastAsia" w:ascii="Times New Roman" w:hAnsi="Times New Roman" w:eastAsia="FangSong" w:cs="Times New Roman"/>
-        </w:rPr>
-        <w:t>试画出</w:t>
-      </w:r>
-      <w:r>
-        <w:rPr>
-          <w:rFonts w:ascii="Times New Roman" w:hAnsi="Times New Roman" w:eastAsia="Times New Roman" w:cs="Times New Roman"/>
-        </w:rPr>
-        <w:t xml:space="preserve"> </w:t>
-      </w:r>
-      <m:oMath>
-        <m:r>
-          <m:rPr>
-            <m:sty m:val="p"/>
-          </m:rPr>
-          <m:t>P</m:t>
-        </m:r>
-        <m:r>
-          <m:rPr>
-            <m:sty m:val="p"/>
-          </m:rPr>
-          <m:t>C</m:t>
-        </m:r>
-        <m:sSub>
-          <m:e>
-            <m:r>
-              <m:rPr>
-                <m:sty m:val="p"/>
-              </m:rPr>
-              <m:t>y</m:t>
-            </m:r>
-          </m:e>
-          <m:sub>
-            <m:r>
-              <m:rPr>
-                <m:sty m:val="p"/>
-              </m:rPr>
-              <m:t>3</m:t>
-            </m:r>
-          </m:sub>
-        </m:sSub>
-      </m:oMath>
-      <w:r>
-        <w:rPr>
-          <w:rFonts w:ascii="Times New Roman" w:hAnsi="Times New Roman" w:eastAsia="Times New Roman" w:cs="Times New Roman"/>
-        </w:rPr>
-        <w:t xml:space="preserve"> </w:t>
-      </w:r>
-      <w:r>
-        <w:rPr>
-          <w:rFonts w:hint="eastAsia" w:ascii="Times New Roman" w:hAnsi="Times New Roman" w:eastAsia="FangSong" w:cs="Times New Roman"/>
-        </w:rPr>
-        <w:t xml:space="preserve">和</w:t>
+        <w:t xml:space="preserve">A. </w:t>
+      </w:r>
+      <w:r>
+        <w:rPr>
+          <w:rFonts w:hint="eastAsia" w:ascii="Times New Roman" w:hAnsi="Times New Roman" w:eastAsia="FangSong" w:cs="Times New Roman"/>
+        </w:rPr>
+        <w:t xml:space="preserve">在</w:t>
+      </w:r>
+      <w:r>
+        <w:rPr>
+          <w:rFonts w:ascii="Times New Roman" w:hAnsi="Times New Roman" w:eastAsia="Times New Roman" w:cs="Times New Roman"/>
+        </w:rPr>
+        <w:t xml:space="preserve"> A、B </w:t>
+      </w:r>
+      <w:r>
+        <w:rPr>
+          <w:rFonts w:hint="eastAsia" w:ascii="Times New Roman" w:hAnsi="Times New Roman" w:eastAsia="FangSong" w:cs="Times New Roman"/>
+        </w:rPr>
+        <w:t>间任一点</w:t>
+      </w:r>
+      <w:r>
+        <w:rPr>
+          <w:rFonts w:hint="eastAsia" w:ascii="Times New Roman" w:hAnsi="Times New Roman" w:eastAsia="Times New Roman" w:cs="Times New Roman"/>
+        </w:rPr>
+        <w:t>，</w:t>
+      </w:r>
+      <w:r>
+        <w:rPr>
+          <w:rFonts w:hint="eastAsia" w:ascii="Times New Roman" w:hAnsi="Times New Roman" w:eastAsia="FangSong" w:cs="Times New Roman"/>
+        </w:rPr>
+        <w:t>溶液中都有</w:t>
       </w:r>
       <w:r>
         <w:rPr>
@@ -17983,10 +17539,52 @@
           </m:ctrlPr>
         </m:oMathPr>
         <m:r>
-          <m:rPr>
-            <m:sty m:val="p"/>
-          </m:rPr>
-          <m:t>B</m:t>
+          <m:t>c</m:t>
+        </m:r>
+        <m:r>
+          <m:rPr>
+            <m:sty m:val="p"/>
+          </m:rPr>
+          <m:t>(</m:t>
+        </m:r>
+        <m:sSup>
+          <m:e>
+            <m:r>
+              <m:rPr>
+                <m:sty m:val="p"/>
+              </m:rPr>
+              <m:t>N</m:t>
+            </m:r>
+            <m:r>
+              <m:rPr>
+                <m:sty m:val="p"/>
+              </m:rPr>
+              <m:t>a</m:t>
+            </m:r>
+          </m:e>
+          <m:sup>
+            <m:r>
+              <m:rPr>
+                <m:sty m:val="p"/>
+              </m:rPr>
+              <m:t>+</m:t>
+            </m:r>
+          </m:sup>
+        </m:sSup>
+        <m:r>
+          <m:rPr>
+            <m:sty m:val="p"/>
+          </m:rPr>
+          <m:t>)</m:t>
+        </m:r>
+        <m:r>
+          <m:rPr>
+            <m:sty m:val="p"/>
+          </m:rPr>
+          <m:t>&gt;</m:t>
+        </m:r>
+        <m:r>
+          <m:t>c</m:t>
         </m:r>
         <m:r>
           <m:rPr>
@@ -18002,71 +17600,140 @@
               </m:rPr>
               <m:t>C</m:t>
             </m:r>
+            <m:r>
+              <m:rPr>
+                <m:sty m:val="p"/>
+              </m:rPr>
+              <m:t>H</m:t>
+            </m:r>
           </m:e>
           <m:sub>
             <m:r>
-              <m:rPr>
-                <m:sty m:val="p"/>
-              </m:rPr>
-              <m:t>6</m:t>
+              <m:t>3</m:t>
             </m:r>
           </m:sub>
         </m:sSub>
-        <m:sSub>
+        <m:sSup>
           <m:e>
             <m:r>
               <m:rPr>
                 <m:sty m:val="p"/>
               </m:rPr>
-              <m:t>F</m:t>
+              <m:t>C</m:t>
+            </m:r>
+            <m:r>
+              <m:rPr>
+                <m:sty m:val="p"/>
+              </m:rPr>
+              <m:t>O</m:t>
+            </m:r>
+            <m:r>
+              <m:rPr>
+                <m:sty m:val="p"/>
+              </m:rPr>
+              <m:t>O</m:t>
             </m:r>
           </m:e>
-          <m:sub>
-            <m:r>
-              <m:rPr>
-                <m:sty m:val="p"/>
-              </m:rPr>
-              <m:t>5</m:t>
-            </m:r>
-          </m:sub>
-        </m:sSub>
-        <m:sSub>
+          <m:sup>
+            <m:r>
+              <m:rPr>
+                <m:sty m:val="p"/>
+              </m:rPr>
+              <m:t>−</m:t>
+            </m:r>
+          </m:sup>
+        </m:sSup>
+        <m:r>
+          <m:rPr>
+            <m:sty m:val="p"/>
+          </m:rPr>
+          <m:t>)</m:t>
+        </m:r>
+        <m:r>
+          <m:rPr>
+            <m:sty m:val="p"/>
+          </m:rPr>
+          <m:t>&gt;</m:t>
+        </m:r>
+        <m:r>
+          <m:t>c</m:t>
+        </m:r>
+        <m:r>
+          <m:rPr>
+            <m:sty m:val="p"/>
+          </m:rPr>
+          <m:t>(</m:t>
+        </m:r>
+        <m:sSup>
           <m:e>
             <m:r>
               <m:rPr>
                 <m:sty m:val="p"/>
               </m:rPr>
-              <m:t>)</m:t>
+              <m:t>O</m:t>
+            </m:r>
+            <m:r>
+              <m:rPr>
+                <m:sty m:val="p"/>
+              </m:rPr>
+              <m:t>H</m:t>
             </m:r>
           </m:e>
-          <m:sub>
-            <m:r>
-              <m:rPr>
-                <m:sty m:val="p"/>
-              </m:rPr>
-              <m:t>3</m:t>
-            </m:r>
-          </m:sub>
-        </m:sSub>
+          <m:sup>
+            <m:r>
+              <m:rPr>
+                <m:sty m:val="p"/>
+              </m:rPr>
+              <m:t>−</m:t>
+            </m:r>
+          </m:sup>
+        </m:sSup>
+        <m:r>
+          <m:rPr>
+            <m:sty m:val="p"/>
+          </m:rPr>
+          <m:t>)</m:t>
+        </m:r>
+        <m:r>
+          <m:rPr>
+            <m:sty m:val="p"/>
+          </m:rPr>
+          <m:t>&gt;</m:t>
+        </m:r>
+        <m:r>
+          <m:t>c</m:t>
+        </m:r>
+        <m:r>
+          <m:rPr>
+            <m:sty m:val="p"/>
+          </m:rPr>
+          <m:t>(</m:t>
+        </m:r>
+        <m:sSup>
+          <m:e>
+            <m:r>
+              <m:rPr>
+                <m:sty m:val="p"/>
+              </m:rPr>
+              <m:t>H</m:t>
+            </m:r>
+          </m:e>
+          <m:sup>
+            <m:r>
+              <m:rPr>
+                <m:sty m:val="p"/>
+              </m:rPr>
+              <m:t>+</m:t>
+            </m:r>
+          </m:sup>
+        </m:sSup>
+        <m:r>
+          <m:rPr>
+            <m:sty m:val="p"/>
+          </m:rPr>
+          <m:t>)</m:t>
+        </m:r>
       </m:oMath>
-      <w:r>
-        <w:rPr>
-          <w:rFonts w:ascii="Times New Roman" w:hAnsi="Times New Roman" w:eastAsia="Times New Roman" w:cs="Times New Roman"/>
-        </w:rPr>
-        <w:t xml:space="preserve"> </w:t>
-      </w:r>
-      <w:r>
-        <w:rPr>
-          <w:rFonts w:hint="eastAsia" w:ascii="Times New Roman" w:hAnsi="Times New Roman" w:eastAsia="FangSong" w:cs="Times New Roman"/>
-        </w:rPr>
-        <w:t>在活化氢气时得到的离子型化合物的结构简式</w:t>
-      </w:r>
-      <w:r>
-        <w:rPr>
-          <w:rFonts w:hint="eastAsia" w:ascii="Times New Roman" w:hAnsi="Times New Roman" w:eastAsia="Times New Roman" w:cs="Times New Roman"/>
-        </w:rPr>
-        <w:t>。</w:t>
-      </w:r>
     </w:p>
     <w:p>
       <w:pPr>
@@ -18076,69 +17743,31 @@
         <w:rPr>
           <w:rFonts w:ascii="Times New Roman" w:hAnsi="Times New Roman" w:eastAsia="Times New Roman" w:cs="Times New Roman"/>
         </w:rPr>
-        <w:t xml:space="preserve">10-3 FLPs </w:t>
-      </w:r>
-      <w:r>
-        <w:rPr>
-          <w:rFonts w:hint="eastAsia" w:ascii="Times New Roman" w:hAnsi="Times New Roman" w:eastAsia="FangSong" w:cs="Times New Roman"/>
-        </w:rPr>
-        <w:t>还能与不饱和烃作用</w:t>
+        <w:t xml:space="preserve">B. </w:t>
+      </w:r>
+      <w:r>
+        <w:rPr>
+          <w:rFonts w:hint="eastAsia" w:ascii="Times New Roman" w:hAnsi="Times New Roman" w:eastAsia="FangSong" w:cs="Times New Roman"/>
+        </w:rPr>
+        <w:t xml:space="preserve">在</w:t>
+      </w:r>
+      <w:r>
+        <w:rPr>
+          <w:rFonts w:ascii="Times New Roman" w:hAnsi="Times New Roman" w:eastAsia="Times New Roman" w:cs="Times New Roman"/>
+        </w:rPr>
+        <w:t xml:space="preserve"> B </w:t>
+      </w:r>
+      <w:r>
+        <w:rPr>
+          <w:rFonts w:hint="eastAsia" w:ascii="Times New Roman" w:hAnsi="Times New Roman" w:eastAsia="FangSong" w:cs="Times New Roman"/>
+        </w:rPr>
+        <w:t>点</w:t>
       </w:r>
       <w:r>
         <w:rPr>
           <w:rFonts w:hint="eastAsia" w:ascii="Times New Roman" w:hAnsi="Times New Roman" w:eastAsia="Times New Roman" w:cs="Times New Roman"/>
         </w:rPr>
         <w:t>，</w:t>
-      </w:r>
-      <w:r>
-        <w:rPr>
-          <w:rFonts w:hint="eastAsia" w:ascii="Times New Roman" w:hAnsi="Times New Roman" w:eastAsia="FangSong" w:cs="Times New Roman"/>
-        </w:rPr>
-        <w:t>如</w:t>
-      </w:r>
-      <w:r>
-        <w:rPr>
-          <w:rFonts w:ascii="Times New Roman" w:hAnsi="Times New Roman" w:eastAsia="Times New Roman" w:cs="Times New Roman"/>
-        </w:rPr>
-        <w:t xml:space="preserve"> </w:t>
-      </w:r>
-      <m:oMath>
-        <m:r>
-          <m:rPr>
-            <m:sty m:val="p"/>
-          </m:rPr>
-          <m:t>P</m:t>
-        </m:r>
-        <m:r>
-          <m:rPr>
-            <m:sty m:val="p"/>
-          </m:rPr>
-          <m:t>C</m:t>
-        </m:r>
-        <m:sSub>
-          <m:e>
-            <m:r>
-              <m:rPr>
-                <m:sty m:val="p"/>
-              </m:rPr>
-              <m:t>y</m:t>
-            </m:r>
-          </m:e>
-          <m:sub>
-            <m:r>
-              <m:rPr>
-                <m:sty m:val="p"/>
-              </m:rPr>
-              <m:t>3</m:t>
-            </m:r>
-          </m:sub>
-        </m:sSub>
-      </m:oMath>
-      <w:r>
-        <w:rPr>
-          <w:rFonts w:ascii="Times New Roman" w:hAnsi="Times New Roman" w:eastAsia="Times New Roman" w:cs="Times New Roman"/>
-        </w:rPr>
-        <w:t xml:space="preserve">、</w:t>
       </w:r>
       <m:oMath>
         <m:oMathPr>
@@ -18150,86 +17779,20 @@
           </m:ctrlPr>
         </m:oMathPr>
         <m:r>
-          <m:rPr>
-            <m:sty m:val="p"/>
-          </m:rPr>
-          <m:t>B</m:t>
-        </m:r>
-        <m:r>
-          <m:rPr>
-            <m:sty m:val="p"/>
-          </m:rPr>
-          <m:t>(</m:t>
-        </m:r>
-        <m:sSub>
-          <m:e>
-            <m:r>
-              <m:rPr>
-                <m:sty m:val="p"/>
-              </m:rPr>
-              <m:t>C</m:t>
-            </m:r>
-          </m:e>
-          <m:sub>
-            <m:r>
-              <m:rPr>
-                <m:sty m:val="p"/>
-              </m:rPr>
-              <m:t>6</m:t>
-            </m:r>
-          </m:sub>
-        </m:sSub>
-        <m:sSub>
-          <m:e>
-            <m:r>
-              <m:rPr>
-                <m:sty m:val="p"/>
-              </m:rPr>
-              <m:t>F</m:t>
-            </m:r>
-          </m:e>
-          <m:sub>
-            <m:r>
-              <m:rPr>
-                <m:sty m:val="p"/>
-              </m:rPr>
-              <m:t>5</m:t>
-            </m:r>
-          </m:sub>
-        </m:sSub>
-        <m:sSub>
-          <m:e>
-            <m:r>
-              <m:rPr>
-                <m:sty m:val="p"/>
-              </m:rPr>
-              <m:t>)</m:t>
-            </m:r>
-          </m:e>
-          <m:sub>
-            <m:r>
-              <m:rPr>
-                <m:sty m:val="p"/>
-              </m:rPr>
-              <m:t>3</m:t>
-            </m:r>
-          </m:sub>
-        </m:sSub>
+          <m:t>a</m:t>
+        </m:r>
+        <m:r>
+          <m:rPr>
+            <m:sty m:val="p"/>
+          </m:rPr>
+          <m:t>&gt;</m:t>
+        </m:r>
+        <m:r>
+          <m:t>12.5</m:t>
+        </m:r>
       </m:oMath>
       <w:r>
         <w:rPr>
-          <w:rFonts w:ascii="Times New Roman" w:hAnsi="Times New Roman" w:eastAsia="Times New Roman" w:cs="Times New Roman"/>
-        </w:rPr>
-        <w:t xml:space="preserve"> </w:t>
-      </w:r>
-      <w:r>
-        <w:rPr>
-          <w:rFonts w:hint="eastAsia" w:ascii="Times New Roman" w:hAnsi="Times New Roman" w:eastAsia="FangSong" w:cs="Times New Roman"/>
-        </w:rPr>
-        <w:t>和乙烯化合得到一个内盐型化合物</w:t>
-      </w:r>
-      <w:r>
-        <w:rPr>
           <w:rFonts w:hint="eastAsia" w:ascii="Times New Roman" w:hAnsi="Times New Roman" w:eastAsia="Times New Roman" w:cs="Times New Roman"/>
         </w:rPr>
         <w:t>，</w:t>
@@ -18238,30 +17801,7 @@
         <w:rPr>
           <w:rFonts w:hint="eastAsia" w:ascii="Times New Roman" w:hAnsi="Times New Roman" w:eastAsia="FangSong" w:cs="Times New Roman"/>
         </w:rPr>
-        <w:t>写出该化合物的结构简式</w:t>
-      </w:r>
-      <w:r>
-        <w:rPr>
-          <w:rFonts w:hint="eastAsia" w:ascii="Times New Roman" w:hAnsi="Times New Roman" w:eastAsia="Times New Roman" w:cs="Times New Roman"/>
-        </w:rPr>
-        <w:t>。</w:t>
-      </w:r>
-    </w:p>
-    <w:p>
-      <w:pPr>
-        <w:pStyle w:val="BodyText"/>
-      </w:pPr>
-      <w:r>
-        <w:rPr>
-          <w:rFonts w:ascii="Times New Roman" w:hAnsi="Times New Roman" w:eastAsia="Times New Roman" w:cs="Times New Roman"/>
-        </w:rPr>
-        <w:t xml:space="preserve">10-4 </w:t>
-      </w:r>
-      <w:r>
-        <w:rPr>
-          <w:rFonts w:hint="eastAsia" w:ascii="Times New Roman" w:hAnsi="Times New Roman" w:eastAsia="FangSong" w:cs="Times New Roman"/>
-        </w:rPr>
-        <w:t xml:space="preserve">某研究小组将</w:t>
+        <w:t>且有</w:t>
       </w:r>
       <w:r>
         <w:rPr>
@@ -18279,10 +17819,52 @@
           </m:ctrlPr>
         </m:oMathPr>
         <m:r>
-          <m:rPr>
-            <m:sty m:val="p"/>
-          </m:rPr>
-          <m:t>B</m:t>
+          <m:t>c</m:t>
+        </m:r>
+        <m:r>
+          <m:rPr>
+            <m:sty m:val="p"/>
+          </m:rPr>
+          <m:t>(</m:t>
+        </m:r>
+        <m:sSup>
+          <m:e>
+            <m:r>
+              <m:rPr>
+                <m:sty m:val="p"/>
+              </m:rPr>
+              <m:t>N</m:t>
+            </m:r>
+            <m:r>
+              <m:rPr>
+                <m:sty m:val="p"/>
+              </m:rPr>
+              <m:t>a</m:t>
+            </m:r>
+          </m:e>
+          <m:sup>
+            <m:r>
+              <m:rPr>
+                <m:sty m:val="p"/>
+              </m:rPr>
+              <m:t>+</m:t>
+            </m:r>
+          </m:sup>
+        </m:sSup>
+        <m:r>
+          <m:rPr>
+            <m:sty m:val="p"/>
+          </m:rPr>
+          <m:t>)</m:t>
+        </m:r>
+        <m:r>
+          <m:rPr>
+            <m:sty m:val="p"/>
+          </m:rPr>
+          <m:t>=</m:t>
+        </m:r>
+        <m:r>
+          <m:t>c</m:t>
         </m:r>
         <m:r>
           <m:rPr>
@@ -18298,88 +17880,174 @@
               </m:rPr>
               <m:t>C</m:t>
             </m:r>
+            <m:r>
+              <m:rPr>
+                <m:sty m:val="p"/>
+              </m:rPr>
+              <m:t>H</m:t>
+            </m:r>
           </m:e>
           <m:sub>
             <m:r>
-              <m:rPr>
-                <m:sty m:val="p"/>
-              </m:rPr>
-              <m:t>6</m:t>
+              <m:t>3</m:t>
             </m:r>
           </m:sub>
         </m:sSub>
-        <m:sSub>
+        <m:sSup>
           <m:e>
             <m:r>
               <m:rPr>
                 <m:sty m:val="p"/>
               </m:rPr>
-              <m:t>F</m:t>
+              <m:t>C</m:t>
+            </m:r>
+            <m:r>
+              <m:rPr>
+                <m:sty m:val="p"/>
+              </m:rPr>
+              <m:t>O</m:t>
+            </m:r>
+            <m:r>
+              <m:rPr>
+                <m:sty m:val="p"/>
+              </m:rPr>
+              <m:t>O</m:t>
             </m:r>
           </m:e>
-          <m:sub>
-            <m:r>
-              <m:rPr>
-                <m:sty m:val="p"/>
-              </m:rPr>
-              <m:t>5</m:t>
-            </m:r>
-          </m:sub>
-        </m:sSub>
-        <m:sSub>
+          <m:sup>
+            <m:r>
+              <m:rPr>
+                <m:sty m:val="p"/>
+              </m:rPr>
+              <m:t>−</m:t>
+            </m:r>
+          </m:sup>
+        </m:sSup>
+        <m:r>
+          <m:rPr>
+            <m:sty m:val="p"/>
+          </m:rPr>
+          <m:t>)</m:t>
+        </m:r>
+        <m:r>
+          <m:rPr>
+            <m:sty m:val="p"/>
+          </m:rPr>
+          <m:t>=</m:t>
+        </m:r>
+        <m:r>
+          <m:t>c</m:t>
+        </m:r>
+        <m:r>
+          <m:rPr>
+            <m:sty m:val="p"/>
+          </m:rPr>
+          <m:t>(</m:t>
+        </m:r>
+        <m:sSup>
           <m:e>
             <m:r>
               <m:rPr>
                 <m:sty m:val="p"/>
               </m:rPr>
-              <m:t>)</m:t>
+              <m:t>O</m:t>
+            </m:r>
+            <m:r>
+              <m:rPr>
+                <m:sty m:val="p"/>
+              </m:rPr>
+              <m:t>H</m:t>
             </m:r>
           </m:e>
-          <m:sub>
-            <m:r>
-              <m:rPr>
-                <m:sty m:val="p"/>
-              </m:rPr>
-              <m:t>3</m:t>
-            </m:r>
-          </m:sub>
-        </m:sSub>
+          <m:sup>
+            <m:r>
+              <m:rPr>
+                <m:sty m:val="p"/>
+              </m:rPr>
+              <m:t>−</m:t>
+            </m:r>
+          </m:sup>
+        </m:sSup>
+        <m:r>
+          <m:rPr>
+            <m:sty m:val="p"/>
+          </m:rPr>
+          <m:t>)</m:t>
+        </m:r>
+        <m:r>
+          <m:rPr>
+            <m:sty m:val="p"/>
+          </m:rPr>
+          <m:t>=</m:t>
+        </m:r>
+        <m:r>
+          <m:t>c</m:t>
+        </m:r>
+        <m:r>
+          <m:rPr>
+            <m:sty m:val="p"/>
+          </m:rPr>
+          <m:t>(</m:t>
+        </m:r>
+        <m:sSup>
+          <m:e>
+            <m:r>
+              <m:rPr>
+                <m:sty m:val="p"/>
+              </m:rPr>
+              <m:t>H</m:t>
+            </m:r>
+          </m:e>
+          <m:sup>
+            <m:r>
+              <m:rPr>
+                <m:sty m:val="p"/>
+              </m:rPr>
+              <m:t>+</m:t>
+            </m:r>
+          </m:sup>
+        </m:sSup>
+        <m:r>
+          <m:rPr>
+            <m:sty m:val="p"/>
+          </m:rPr>
+          <m:t>)</m:t>
+        </m:r>
       </m:oMath>
-      <w:r>
-        <w:rPr>
-          <w:rFonts w:hint="eastAsia" w:ascii="Times New Roman" w:hAnsi="Times New Roman" w:eastAsia="Times New Roman" w:cs="Times New Roman"/>
-        </w:rPr>
-        <w:t>（</w:t>
-      </w:r>
-      <w:r>
-        <w:rPr>
-          <w:rFonts w:hint="eastAsia" w:ascii="Times New Roman" w:hAnsi="Times New Roman" w:eastAsia="FangSong" w:cs="Times New Roman"/>
-        </w:rPr>
-        <w:t>化合物</w:t>
-      </w:r>
-      <w:r>
-        <w:rPr>
-          <w:rFonts w:ascii="Times New Roman" w:hAnsi="Times New Roman" w:eastAsia="Times New Roman" w:cs="Times New Roman"/>
-        </w:rPr>
-        <w:t xml:space="preserve"> </w:t>
-      </w:r>
-      <w:r>
-        <w:rPr>
-          <w:rFonts w:hint="eastAsia" w:ascii="Times New Roman" w:hAnsi="Times New Roman" w:eastAsia="Times New Roman" w:cs="Times New Roman"/>
-        </w:rPr>
-        <w:t>1）</w:t>
-      </w:r>
-      <w:r>
-        <w:rPr>
-          <w:rFonts w:hint="eastAsia" w:ascii="Times New Roman" w:hAnsi="Times New Roman" w:eastAsia="FangSong" w:cs="Times New Roman"/>
-        </w:rPr>
-        <w:t>与</w:t>
-      </w:r>
-      <w:r>
-        <w:rPr>
-          <w:rFonts w:ascii="Times New Roman" w:hAnsi="Times New Roman" w:eastAsia="Times New Roman" w:cs="Times New Roman"/>
-        </w:rPr>
-        <w:t xml:space="preserve"> </w:t>
+    </w:p>
+    <w:p>
+      <w:pPr>
+        <w:pStyle w:val="BodyText"/>
+      </w:pPr>
+      <w:r>
+        <w:rPr>
+          <w:rFonts w:ascii="Times New Roman" w:hAnsi="Times New Roman" w:eastAsia="Times New Roman" w:cs="Times New Roman"/>
+        </w:rPr>
+        <w:t xml:space="preserve">C. </w:t>
+      </w:r>
+      <w:r>
+        <w:rPr>
+          <w:rFonts w:hint="eastAsia" w:ascii="Times New Roman" w:hAnsi="Times New Roman" w:eastAsia="FangSong" w:cs="Times New Roman"/>
+        </w:rPr>
+        <w:t xml:space="preserve">在</w:t>
+      </w:r>
+      <w:r>
+        <w:rPr>
+          <w:rFonts w:ascii="Times New Roman" w:hAnsi="Times New Roman" w:eastAsia="Times New Roman" w:cs="Times New Roman"/>
+        </w:rPr>
+        <w:t xml:space="preserve"> C </w:t>
+      </w:r>
+      <w:r>
+        <w:rPr>
+          <w:rFonts w:hint="eastAsia" w:ascii="Times New Roman" w:hAnsi="Times New Roman" w:eastAsia="FangSong" w:cs="Times New Roman"/>
+        </w:rPr>
+        <w:t>点</w:t>
+      </w:r>
+      <w:r>
+        <w:rPr>
+          <w:rFonts w:hint="eastAsia" w:ascii="Times New Roman" w:hAnsi="Times New Roman" w:eastAsia="Times New Roman" w:cs="Times New Roman"/>
+        </w:rPr>
+        <w:t>：</w:t>
       </w:r>
       <m:oMath>
         <m:oMathPr>
@@ -18391,28 +18059,13 @@
           </m:ctrlPr>
         </m:oMathPr>
         <m:r>
+          <m:t>c</m:t>
+        </m:r>
+        <m:r>
           <m:rPr>
             <m:sty m:val="p"/>
           </m:rPr>
           <m:t>(</m:t>
-        </m:r>
-        <m:r>
-          <m:rPr>
-            <m:sty m:val="p"/>
-          </m:rPr>
-          <m:t>M</m:t>
-        </m:r>
-        <m:r>
-          <m:rPr>
-            <m:sty m:val="p"/>
-          </m:rPr>
-          <m:t>e</m:t>
-        </m:r>
-        <m:r>
-          <m:rPr>
-            <m:sty m:val="p"/>
-          </m:rPr>
-          <m:t>S</m:t>
         </m:r>
         <m:sSub>
           <m:e>
@@ -18420,23 +18073,350 @@
               <m:rPr>
                 <m:sty m:val="p"/>
               </m:rPr>
-              <m:t>)</m:t>
+              <m:t>C</m:t>
+            </m:r>
+            <m:r>
+              <m:rPr>
+                <m:sty m:val="p"/>
+              </m:rPr>
+              <m:t>H</m:t>
             </m:r>
           </m:e>
           <m:sub>
             <m:r>
-              <m:rPr>
-                <m:sty m:val="p"/>
-              </m:rPr>
-              <m:t>2</m:t>
+              <m:t>3</m:t>
             </m:r>
           </m:sub>
         </m:sSub>
-        <m:r>
-          <m:rPr>
-            <m:sty m:val="p"/>
-          </m:rPr>
-          <m:t>P</m:t>
+        <m:sSup>
+          <m:e>
+            <m:r>
+              <m:rPr>
+                <m:sty m:val="p"/>
+              </m:rPr>
+              <m:t>C</m:t>
+            </m:r>
+            <m:r>
+              <m:rPr>
+                <m:sty m:val="p"/>
+              </m:rPr>
+              <m:t>O</m:t>
+            </m:r>
+            <m:r>
+              <m:rPr>
+                <m:sty m:val="p"/>
+              </m:rPr>
+              <m:t>O</m:t>
+            </m:r>
+          </m:e>
+          <m:sup>
+            <m:r>
+              <m:rPr>
+                <m:sty m:val="p"/>
+              </m:rPr>
+              <m:t>−</m:t>
+            </m:r>
+          </m:sup>
+        </m:sSup>
+        <m:r>
+          <m:rPr>
+            <m:sty m:val="p"/>
+          </m:rPr>
+          <m:t>)</m:t>
+        </m:r>
+        <m:r>
+          <m:rPr>
+            <m:sty m:val="p"/>
+          </m:rPr>
+          <m:t>&gt;</m:t>
+        </m:r>
+        <m:r>
+          <m:t>c</m:t>
+        </m:r>
+        <m:r>
+          <m:rPr>
+            <m:sty m:val="p"/>
+          </m:rPr>
+          <m:t>(</m:t>
+        </m:r>
+        <m:sSup>
+          <m:e>
+            <m:r>
+              <m:rPr>
+                <m:sty m:val="p"/>
+              </m:rPr>
+              <m:t>N</m:t>
+            </m:r>
+            <m:r>
+              <m:rPr>
+                <m:sty m:val="p"/>
+              </m:rPr>
+              <m:t>a</m:t>
+            </m:r>
+          </m:e>
+          <m:sup>
+            <m:r>
+              <m:rPr>
+                <m:sty m:val="p"/>
+              </m:rPr>
+              <m:t>+</m:t>
+            </m:r>
+          </m:sup>
+        </m:sSup>
+        <m:r>
+          <m:rPr>
+            <m:sty m:val="p"/>
+          </m:rPr>
+          <m:t>)</m:t>
+        </m:r>
+        <m:r>
+          <m:rPr>
+            <m:sty m:val="p"/>
+          </m:rPr>
+          <m:t>&gt;</m:t>
+        </m:r>
+        <m:r>
+          <m:t>c</m:t>
+        </m:r>
+        <m:r>
+          <m:rPr>
+            <m:sty m:val="p"/>
+          </m:rPr>
+          <m:t>(</m:t>
+        </m:r>
+        <m:sSup>
+          <m:e>
+            <m:r>
+              <m:rPr>
+                <m:sty m:val="p"/>
+              </m:rPr>
+              <m:t>H</m:t>
+            </m:r>
+          </m:e>
+          <m:sup>
+            <m:r>
+              <m:rPr>
+                <m:sty m:val="p"/>
+              </m:rPr>
+              <m:t>+</m:t>
+            </m:r>
+          </m:sup>
+        </m:sSup>
+        <m:r>
+          <m:rPr>
+            <m:sty m:val="p"/>
+          </m:rPr>
+          <m:t>)</m:t>
+        </m:r>
+        <m:r>
+          <m:rPr>
+            <m:sty m:val="p"/>
+          </m:rPr>
+          <m:t>&gt;</m:t>
+        </m:r>
+        <m:r>
+          <m:t>c</m:t>
+        </m:r>
+        <m:r>
+          <m:rPr>
+            <m:sty m:val="p"/>
+          </m:rPr>
+          <m:t>(</m:t>
+        </m:r>
+        <m:sSup>
+          <m:e>
+            <m:r>
+              <m:rPr>
+                <m:sty m:val="p"/>
+              </m:rPr>
+              <m:t>O</m:t>
+            </m:r>
+            <m:r>
+              <m:rPr>
+                <m:sty m:val="p"/>
+              </m:rPr>
+              <m:t>H</m:t>
+            </m:r>
+          </m:e>
+          <m:sup>
+            <m:r>
+              <m:rPr>
+                <m:sty m:val="p"/>
+              </m:rPr>
+              <m:t>−</m:t>
+            </m:r>
+          </m:sup>
+        </m:sSup>
+        <m:r>
+          <m:rPr>
+            <m:sty m:val="p"/>
+          </m:rPr>
+          <m:t>)</m:t>
+        </m:r>
+      </m:oMath>
+    </w:p>
+    <w:p>
+      <w:pPr>
+        <w:pStyle w:val="BodyText"/>
+      </w:pPr>
+      <w:r>
+        <w:rPr>
+          <w:rFonts w:ascii="Times New Roman" w:hAnsi="Times New Roman" w:eastAsia="Times New Roman" w:cs="Times New Roman"/>
+        </w:rPr>
+        <w:t xml:space="preserve">D. </w:t>
+      </w:r>
+      <w:r>
+        <w:rPr>
+          <w:rFonts w:hint="eastAsia" w:ascii="Times New Roman" w:hAnsi="Times New Roman" w:eastAsia="FangSong" w:cs="Times New Roman"/>
+        </w:rPr>
+        <w:t xml:space="preserve">在</w:t>
+      </w:r>
+      <w:r>
+        <w:rPr>
+          <w:rFonts w:ascii="Times New Roman" w:hAnsi="Times New Roman" w:eastAsia="Times New Roman" w:cs="Times New Roman"/>
+        </w:rPr>
+        <w:t xml:space="preserve"> D </w:t>
+      </w:r>
+      <w:r>
+        <w:rPr>
+          <w:rFonts w:hint="eastAsia" w:ascii="Times New Roman" w:hAnsi="Times New Roman" w:eastAsia="FangSong" w:cs="Times New Roman"/>
+        </w:rPr>
+        <w:t>点</w:t>
+      </w:r>
+      <w:r>
+        <w:rPr>
+          <w:rFonts w:hint="eastAsia" w:ascii="Times New Roman" w:hAnsi="Times New Roman" w:eastAsia="Times New Roman" w:cs="Times New Roman"/>
+        </w:rPr>
+        <w:t>：</w:t>
+      </w:r>
+      <m:oMath>
+        <m:oMathPr>
+          <m:ctrlPr>
+            <w:rPr>
+              <w:sz w:val="28"/>
+              <w:szCs w:val="28"/>
+            </w:rPr>
+          </m:ctrlPr>
+        </m:oMathPr>
+        <m:r>
+          <m:t>c</m:t>
+        </m:r>
+        <m:r>
+          <m:rPr>
+            <m:sty m:val="p"/>
+          </m:rPr>
+          <m:t>(</m:t>
+        </m:r>
+        <m:sSub>
+          <m:e>
+            <m:r>
+              <m:rPr>
+                <m:sty m:val="p"/>
+              </m:rPr>
+              <m:t>C</m:t>
+            </m:r>
+            <m:r>
+              <m:rPr>
+                <m:sty m:val="p"/>
+              </m:rPr>
+              <m:t>H</m:t>
+            </m:r>
+          </m:e>
+          <m:sub>
+            <m:r>
+              <m:t>3</m:t>
+            </m:r>
+          </m:sub>
+        </m:sSub>
+        <m:sSup>
+          <m:e>
+            <m:r>
+              <m:rPr>
+                <m:sty m:val="p"/>
+              </m:rPr>
+              <m:t>C</m:t>
+            </m:r>
+            <m:r>
+              <m:rPr>
+                <m:sty m:val="p"/>
+              </m:rPr>
+              <m:t>O</m:t>
+            </m:r>
+            <m:r>
+              <m:rPr>
+                <m:sty m:val="p"/>
+              </m:rPr>
+              <m:t>O</m:t>
+            </m:r>
+          </m:e>
+          <m:sup>
+            <m:r>
+              <m:rPr>
+                <m:sty m:val="p"/>
+              </m:rPr>
+              <m:t>−</m:t>
+            </m:r>
+          </m:sup>
+        </m:sSup>
+        <m:r>
+          <m:rPr>
+            <m:sty m:val="p"/>
+          </m:rPr>
+          <m:t>)</m:t>
+        </m:r>
+        <m:r>
+          <m:rPr>
+            <m:sty m:val="p"/>
+          </m:rPr>
+          <m:t>+</m:t>
+        </m:r>
+        <m:r>
+          <m:t>c</m:t>
+        </m:r>
+        <m:r>
+          <m:rPr>
+            <m:sty m:val="p"/>
+          </m:rPr>
+          <m:t>(</m:t>
+        </m:r>
+        <m:sSub>
+          <m:e>
+            <m:r>
+              <m:rPr>
+                <m:sty m:val="p"/>
+              </m:rPr>
+              <m:t>C</m:t>
+            </m:r>
+            <m:r>
+              <m:rPr>
+                <m:sty m:val="p"/>
+              </m:rPr>
+              <m:t>H</m:t>
+            </m:r>
+          </m:e>
+          <m:sub>
+            <m:r>
+              <m:t>3</m:t>
+            </m:r>
+          </m:sub>
+        </m:sSub>
+        <m:r>
+          <m:rPr>
+            <m:sty m:val="p"/>
+          </m:rPr>
+          <m:t>C</m:t>
+        </m:r>
+        <m:r>
+          <m:rPr>
+            <m:sty m:val="p"/>
+          </m:rPr>
+          <m:t>O</m:t>
+        </m:r>
+        <m:r>
+          <m:rPr>
+            <m:sty m:val="p"/>
+          </m:rPr>
+          <m:t>O</m:t>
         </m:r>
         <m:r>
           <m:rPr>
@@ -18444,241 +18424,61 @@
           </m:rPr>
           <m:t>H</m:t>
         </m:r>
+        <m:r>
+          <m:rPr>
+            <m:sty m:val="p"/>
+          </m:rPr>
+          <m:t>)</m:t>
+        </m:r>
+        <m:r>
+          <m:rPr>
+            <m:sty m:val="p"/>
+          </m:rPr>
+          <m:t>=</m:t>
+        </m:r>
+        <m:r>
+          <m:t>2</m:t>
+        </m:r>
+        <m:r>
+          <m:t>c</m:t>
+        </m:r>
+        <m:r>
+          <m:rPr>
+            <m:sty m:val="p"/>
+          </m:rPr>
+          <m:t>(</m:t>
+        </m:r>
+        <m:sSup>
+          <m:e>
+            <m:r>
+              <m:rPr>
+                <m:sty m:val="p"/>
+              </m:rPr>
+              <m:t>N</m:t>
+            </m:r>
+            <m:r>
+              <m:rPr>
+                <m:sty m:val="p"/>
+              </m:rPr>
+              <m:t>a</m:t>
+            </m:r>
+          </m:e>
+          <m:sup>
+            <m:r>
+              <m:rPr>
+                <m:sty m:val="p"/>
+              </m:rPr>
+              <m:t>+</m:t>
+            </m:r>
+          </m:sup>
+        </m:sSup>
+        <m:r>
+          <m:rPr>
+            <m:sty m:val="p"/>
+          </m:rPr>
+          <m:t>)</m:t>
+        </m:r>
       </m:oMath>
-      <w:r>
-        <w:rPr>
-          <w:rFonts w:hint="eastAsia" w:ascii="Times New Roman" w:hAnsi="Times New Roman" w:eastAsia="Times New Roman" w:cs="Times New Roman"/>
-        </w:rPr>
-        <w:t>（</w:t>
-      </w:r>
-      <w:r>
-        <w:rPr>
-          <w:rFonts w:hint="eastAsia" w:ascii="Times New Roman" w:hAnsi="Times New Roman" w:eastAsia="FangSong" w:cs="Times New Roman"/>
-        </w:rPr>
-        <w:t>化合物</w:t>
-      </w:r>
-      <w:r>
-        <w:rPr>
-          <w:rFonts w:ascii="Times New Roman" w:hAnsi="Times New Roman" w:eastAsia="Times New Roman" w:cs="Times New Roman"/>
-        </w:rPr>
-        <w:t xml:space="preserve"> </w:t>
-      </w:r>
-      <w:r>
-        <w:rPr>
-          <w:rFonts w:hint="eastAsia" w:ascii="Times New Roman" w:hAnsi="Times New Roman" w:eastAsia="Times New Roman" w:cs="Times New Roman"/>
-        </w:rPr>
-        <w:t>2）</w:t>
-      </w:r>
-      <w:r>
-        <w:rPr>
-          <w:rFonts w:hint="eastAsia" w:ascii="Times New Roman" w:hAnsi="Times New Roman" w:eastAsia="FangSong" w:cs="Times New Roman"/>
-        </w:rPr>
-        <w:t>混合</w:t>
-      </w:r>
-      <w:r>
-        <w:rPr>
-          <w:rFonts w:hint="eastAsia" w:ascii="Times New Roman" w:hAnsi="Times New Roman" w:eastAsia="Times New Roman" w:cs="Times New Roman"/>
-        </w:rPr>
-        <w:t>，</w:t>
-      </w:r>
-      <w:r>
-        <w:rPr>
-          <w:rFonts w:hint="eastAsia" w:ascii="Times New Roman" w:hAnsi="Times New Roman" w:eastAsia="FangSong" w:cs="Times New Roman"/>
-        </w:rPr>
-        <w:t>发生了亲核取代反应</w:t>
-      </w:r>
-      <w:r>
-        <w:rPr>
-          <w:rFonts w:hint="eastAsia" w:ascii="Times New Roman" w:hAnsi="Times New Roman" w:eastAsia="Times New Roman" w:cs="Times New Roman"/>
-        </w:rPr>
-        <w:t>，</w:t>
-      </w:r>
-      <w:r>
-        <w:rPr>
-          <w:rFonts w:hint="eastAsia" w:ascii="Times New Roman" w:hAnsi="Times New Roman" w:eastAsia="FangSong" w:cs="Times New Roman"/>
-        </w:rPr>
-        <w:t>生成内盐型化合物</w:t>
-      </w:r>
-      <w:r>
-        <w:rPr>
-          <w:rFonts w:ascii="Times New Roman" w:hAnsi="Times New Roman" w:eastAsia="Times New Roman" w:cs="Times New Roman"/>
-        </w:rPr>
-        <w:t xml:space="preserve"> </w:t>
-      </w:r>
-      <w:r>
-        <w:rPr>
-          <w:rFonts w:hint="eastAsia" w:ascii="Times New Roman" w:hAnsi="Times New Roman" w:eastAsia="Times New Roman" w:cs="Times New Roman"/>
-        </w:rPr>
-        <w:t>3，</w:t>
-      </w:r>
-      <w:r>
-        <w:rPr>
-          <w:rFonts w:hint="eastAsia" w:ascii="Times New Roman" w:hAnsi="Times New Roman" w:eastAsia="FangSong" w:cs="Times New Roman"/>
-        </w:rPr>
-        <w:t>化合物</w:t>
-      </w:r>
-      <w:r>
-        <w:rPr>
-          <w:rFonts w:ascii="Times New Roman" w:hAnsi="Times New Roman" w:eastAsia="Times New Roman" w:cs="Times New Roman"/>
-        </w:rPr>
-        <w:t xml:space="preserve"> 3 </w:t>
-      </w:r>
-      <w:r>
-        <w:rPr>
-          <w:rFonts w:hint="eastAsia" w:ascii="Times New Roman" w:hAnsi="Times New Roman" w:eastAsia="FangSong" w:cs="Times New Roman"/>
-        </w:rPr>
-        <w:t>与二甲基氯硅烷反应</w:t>
-      </w:r>
-      <w:r>
-        <w:rPr>
-          <w:rFonts w:hint="eastAsia" w:ascii="Times New Roman" w:hAnsi="Times New Roman" w:eastAsia="Times New Roman" w:cs="Times New Roman"/>
-        </w:rPr>
-        <w:t>，</w:t>
-      </w:r>
-      <w:r>
-        <w:rPr>
-          <w:rFonts w:hint="eastAsia" w:ascii="Times New Roman" w:hAnsi="Times New Roman" w:eastAsia="FangSong" w:cs="Times New Roman"/>
-        </w:rPr>
-        <w:t>得到内盐型化合物</w:t>
-      </w:r>
-      <w:r>
-        <w:rPr>
-          <w:rFonts w:ascii="Times New Roman" w:hAnsi="Times New Roman" w:eastAsia="Times New Roman" w:cs="Times New Roman"/>
-        </w:rPr>
-        <w:t xml:space="preserve"> </w:t>
-      </w:r>
-      <w:r>
-        <w:rPr>
-          <w:rFonts w:hint="eastAsia" w:ascii="Times New Roman" w:hAnsi="Times New Roman" w:eastAsia="Times New Roman" w:cs="Times New Roman"/>
-        </w:rPr>
-        <w:t>4，</w:t>
-      </w:r>
-      <w:r>
-        <w:rPr>
-          <w:rFonts w:hint="eastAsia" w:ascii="Times New Roman" w:hAnsi="Times New Roman" w:eastAsia="FangSong" w:cs="Times New Roman"/>
-        </w:rPr>
-        <w:t>化合物</w:t>
-      </w:r>
-      <w:r>
-        <w:rPr>
-          <w:rFonts w:ascii="Times New Roman" w:hAnsi="Times New Roman" w:eastAsia="Times New Roman" w:cs="Times New Roman"/>
-        </w:rPr>
-        <w:t xml:space="preserve"> 4 </w:t>
-      </w:r>
-      <w:r>
-        <w:rPr>
-          <w:rFonts w:hint="eastAsia" w:ascii="Times New Roman" w:hAnsi="Times New Roman" w:eastAsia="FangSong" w:cs="Times New Roman"/>
-        </w:rPr>
-        <w:t xml:space="preserve">加热至</w:t>
-      </w:r>
-      <w:r>
-        <w:rPr>
-          <w:rFonts w:ascii="Times New Roman" w:hAnsi="Times New Roman" w:eastAsia="Times New Roman" w:cs="Times New Roman"/>
-        </w:rPr>
-        <w:t xml:space="preserve"> 100 ℃ </w:t>
-      </w:r>
-      <w:r>
-        <w:rPr>
-          <w:rFonts w:hint="eastAsia" w:ascii="Times New Roman" w:hAnsi="Times New Roman" w:eastAsia="FangSong" w:cs="Times New Roman"/>
-        </w:rPr>
-        <w:t xml:space="preserve">生成一个</w:t>
-      </w:r>
-      <w:r>
-        <w:rPr>
-          <w:rFonts w:ascii="Times New Roman" w:hAnsi="Times New Roman" w:eastAsia="Times New Roman" w:cs="Times New Roman"/>
-        </w:rPr>
-        <w:t xml:space="preserve"> FLP </w:t>
-      </w:r>
-      <w:r>
-        <w:rPr>
-          <w:rFonts w:hint="eastAsia" w:ascii="Times New Roman" w:hAnsi="Times New Roman" w:eastAsia="FangSong" w:cs="Times New Roman"/>
-        </w:rPr>
-        <w:t xml:space="preserve">化合物</w:t>
-      </w:r>
-      <w:r>
-        <w:rPr>
-          <w:rFonts w:ascii="Times New Roman" w:hAnsi="Times New Roman" w:eastAsia="Times New Roman" w:cs="Times New Roman"/>
-        </w:rPr>
-        <w:t xml:space="preserve"> </w:t>
-      </w:r>
-      <w:r>
-        <w:rPr>
-          <w:rFonts w:hint="eastAsia" w:ascii="Times New Roman" w:hAnsi="Times New Roman" w:eastAsia="Times New Roman" w:cs="Times New Roman"/>
-        </w:rPr>
-        <w:t>5，</w:t>
-      </w:r>
-      <w:r>
-        <w:rPr>
-          <w:rFonts w:hint="eastAsia" w:ascii="Times New Roman" w:hAnsi="Times New Roman" w:eastAsia="FangSong" w:cs="Times New Roman"/>
-        </w:rPr>
-        <w:t>化合物</w:t>
-      </w:r>
-      <w:r>
-        <w:rPr>
-          <w:rFonts w:ascii="Times New Roman" w:hAnsi="Times New Roman" w:eastAsia="Times New Roman" w:cs="Times New Roman"/>
-        </w:rPr>
-        <w:t xml:space="preserve"> 5 </w:t>
-      </w:r>
-      <w:r>
-        <w:rPr>
-          <w:rFonts w:hint="eastAsia" w:ascii="Times New Roman" w:hAnsi="Times New Roman" w:eastAsia="FangSong" w:cs="Times New Roman"/>
-        </w:rPr>
-        <w:t>能够在室温下</w:t>
-      </w:r>
-      <w:r>
-        <w:rPr>
-          <w:rFonts w:hint="eastAsia" w:ascii="Times New Roman" w:hAnsi="Times New Roman" w:eastAsia="Times New Roman" w:cs="Times New Roman"/>
-        </w:rPr>
-        <w:t>”</w:t>
-      </w:r>
-      <w:r>
-        <w:rPr>
-          <w:rFonts w:hint="eastAsia" w:ascii="Times New Roman" w:hAnsi="Times New Roman" w:eastAsia="FangSong" w:cs="Times New Roman"/>
-        </w:rPr>
-        <w:t>活化氢气</w:t>
-      </w:r>
-      <w:r>
-        <w:rPr>
-          <w:rFonts w:hint="eastAsia" w:ascii="Times New Roman" w:hAnsi="Times New Roman" w:eastAsia="Times New Roman" w:cs="Times New Roman"/>
-        </w:rPr>
-        <w:t>”，</w:t>
-      </w:r>
-      <w:r>
-        <w:rPr>
-          <w:rFonts w:hint="eastAsia" w:ascii="Times New Roman" w:hAnsi="Times New Roman" w:eastAsia="FangSong" w:cs="Times New Roman"/>
-        </w:rPr>
-        <w:t>这是非金属可逆活化氢气的首次报道</w:t>
-      </w:r>
-      <w:r>
-        <w:rPr>
-          <w:rFonts w:hint="eastAsia" w:ascii="Times New Roman" w:hAnsi="Times New Roman" w:eastAsia="Times New Roman" w:cs="Times New Roman"/>
-        </w:rPr>
-        <w:t>。</w:t>
-      </w:r>
-      <w:r>
-        <w:rPr>
-          <w:rFonts w:hint="eastAsia" w:ascii="Times New Roman" w:hAnsi="Times New Roman" w:eastAsia="FangSong" w:cs="Times New Roman"/>
-        </w:rPr>
-        <w:t>给出化合物</w:t>
-      </w:r>
-      <w:r>
-        <w:rPr>
-          <w:rFonts w:ascii="Times New Roman" w:hAnsi="Times New Roman" w:eastAsia="Times New Roman" w:cs="Times New Roman"/>
-        </w:rPr>
-        <w:t xml:space="preserve"> 3、4、5 </w:t>
-      </w:r>
-      <w:r>
-        <w:rPr>
-          <w:rFonts w:hint="eastAsia" w:ascii="Times New Roman" w:hAnsi="Times New Roman" w:eastAsia="FangSong" w:cs="Times New Roman"/>
-        </w:rPr>
-        <w:t>的结构简式</w:t>
-      </w:r>
-      <w:r>
-        <w:rPr>
-          <w:rFonts w:hint="eastAsia" w:ascii="Times New Roman" w:hAnsi="Times New Roman" w:eastAsia="Times New Roman" w:cs="Times New Roman"/>
-        </w:rPr>
-        <w:t>。</w:t>
-      </w:r>
     </w:p>
     <w:p>
       <w:pPr>
@@ -18690,8 +18490,8 @@
         </w:pict>
       </w:r>
     </w:p>
-    <w:bookmarkEnd w:id="53"/>
-    <w:bookmarkStart w:id="60" w:name="化学能力测试-ch5b-5-cocl2湿度计与cfse"/>
+    <w:bookmarkEnd w:id="56"/>
+    <w:bookmarkStart w:id="60" w:name="一分册-测3-5"/>
     <w:p>
       <w:pPr>
         <w:pStyle w:val="Heading2"/>
@@ -18702,6 +18502,5156 @@
           <w:rFonts w:ascii="Times New Roman" w:hAnsi="Times New Roman" w:eastAsia="Times New Roman" w:cs="Times New Roman"/>
         </w:rPr>
         <w:t xml:space="preserve">5.22 </w:t>
+      </w:r>
+      <w:r>
+        <w:rPr>
+          <w:rFonts w:hint="eastAsia" w:ascii="Times New Roman" w:hAnsi="Times New Roman" w:eastAsia="SimHei" w:cs="Times New Roman"/>
+        </w:rPr>
+        <w:t>一分册</w:t>
+      </w:r>
+      <w:r>
+        <w:rPr>
+          <w:rFonts w:hint="eastAsia" w:ascii="Times New Roman" w:hAnsi="Times New Roman" w:eastAsia="Times New Roman" w:cs="Times New Roman"/>
+        </w:rPr>
+        <w:t>-</w:t>
+      </w:r>
+      <w:r>
+        <w:rPr>
+          <w:rFonts w:hint="eastAsia" w:ascii="Times New Roman" w:hAnsi="Times New Roman" w:eastAsia="SimHei" w:cs="Times New Roman"/>
+        </w:rPr>
+        <w:t>测</w:t>
+      </w:r>
+      <w:r>
+        <w:rPr>
+          <w:rFonts w:hint="eastAsia" w:ascii="Times New Roman" w:hAnsi="Times New Roman" w:eastAsia="Times New Roman" w:cs="Times New Roman"/>
+        </w:rPr>
+        <w:t>3-5</w:t>
+      </w:r>
+    </w:p>
+    <w:p>
+      <w:pPr>
+        <w:pStyle w:val="Compact"/>
+        <w:numPr>
+          <w:ilvl w:val="0"/>
+          <w:numId w:val="1007"/>
+        </w:numPr>
+      </w:pPr>
+      <w:r>
+        <w:rPr>
+          <w:rFonts w:hint="eastAsia" w:ascii="Times New Roman" w:hAnsi="Times New Roman" w:eastAsia="FangSong" w:cs="Times New Roman"/>
+        </w:rPr>
+        <w:t>室温下</w:t>
+      </w:r>
+      <w:r>
+        <w:rPr>
+          <w:rFonts w:hint="eastAsia" w:ascii="Times New Roman" w:hAnsi="Times New Roman" w:eastAsia="Times New Roman" w:cs="Times New Roman"/>
+        </w:rPr>
+        <w:t>，</w:t>
+      </w:r>
+      <w:r>
+        <w:rPr>
+          <w:rFonts w:hint="eastAsia" w:ascii="Times New Roman" w:hAnsi="Times New Roman" w:eastAsia="FangSong" w:cs="Times New Roman"/>
+        </w:rPr>
+        <w:t>将</w:t>
+      </w:r>
+      <w:r>
+        <w:rPr>
+          <w:rFonts w:ascii="Times New Roman" w:hAnsi="Times New Roman" w:eastAsia="Times New Roman" w:cs="Times New Roman"/>
+        </w:rPr>
+        <w:t xml:space="preserve"> </w:t>
+      </w:r>
+      <m:oMath>
+        <m:oMathPr>
+          <m:ctrlPr>
+            <w:rPr>
+              <w:sz w:val="28"/>
+              <w:szCs w:val="28"/>
+            </w:rPr>
+          </m:ctrlPr>
+        </m:oMathPr>
+        <m:r>
+          <m:t>1.000</m:t>
+        </m:r>
+        <m:r>
+          <m:t> </m:t>
+        </m:r>
+        <m:r>
+          <m:rPr>
+            <m:sty m:val="p"/>
+          </m:rPr>
+          <m:t>m</m:t>
+        </m:r>
+        <m:r>
+          <m:rPr>
+            <m:sty m:val="p"/>
+          </m:rPr>
+          <m:t>o</m:t>
+        </m:r>
+        <m:r>
+          <m:rPr>
+            <m:sty m:val="p"/>
+          </m:rPr>
+          <m:t>l</m:t>
+        </m:r>
+        <m:r>
+          <m:rPr>
+            <m:sty m:val="p"/>
+          </m:rPr>
+          <m:t>⋅</m:t>
+        </m:r>
+        <m:sSup>
+          <m:e>
+            <m:r>
+              <m:rPr>
+                <m:sty m:val="p"/>
+              </m:rPr>
+              <m:t>L</m:t>
+            </m:r>
+          </m:e>
+          <m:sup>
+            <m:r>
+              <m:rPr>
+                <m:sty m:val="p"/>
+              </m:rPr>
+              <m:t>−</m:t>
+            </m:r>
+            <m:r>
+              <m:rPr>
+                <m:sty m:val="p"/>
+              </m:rPr>
+              <m:t>1</m:t>
+            </m:r>
+          </m:sup>
+        </m:sSup>
+      </m:oMath>
+      <w:r>
+        <w:rPr>
+          <w:rFonts w:ascii="Times New Roman" w:hAnsi="Times New Roman" w:eastAsia="Times New Roman" w:cs="Times New Roman"/>
+        </w:rPr>
+        <w:t xml:space="preserve"> </w:t>
+      </w:r>
+      <w:r>
+        <w:rPr>
+          <w:rFonts w:hint="eastAsia" w:ascii="Times New Roman" w:hAnsi="Times New Roman" w:eastAsia="FangSong" w:cs="Times New Roman"/>
+        </w:rPr>
+        <w:t xml:space="preserve">盐酸滴入</w:t>
+      </w:r>
+      <w:r>
+        <w:rPr>
+          <w:rFonts w:ascii="Times New Roman" w:hAnsi="Times New Roman" w:eastAsia="Times New Roman" w:cs="Times New Roman"/>
+        </w:rPr>
+        <w:t xml:space="preserve"> </w:t>
+      </w:r>
+      <m:oMath>
+        <m:oMathPr>
+          <m:ctrlPr>
+            <w:rPr>
+              <w:sz w:val="28"/>
+              <w:szCs w:val="28"/>
+            </w:rPr>
+          </m:ctrlPr>
+        </m:oMathPr>
+        <m:r>
+          <m:t>20.00</m:t>
+        </m:r>
+        <m:r>
+          <m:t> </m:t>
+        </m:r>
+        <m:r>
+          <m:rPr>
+            <m:sty m:val="p"/>
+          </m:rPr>
+          <m:t>m</m:t>
+        </m:r>
+        <m:r>
+          <m:rPr>
+            <m:sty m:val="p"/>
+          </m:rPr>
+          <m:t>L</m:t>
+        </m:r>
+        <m:r>
+          <m:t> </m:t>
+        </m:r>
+        <m:r>
+          <m:t>1.000</m:t>
+        </m:r>
+        <m:r>
+          <m:t> </m:t>
+        </m:r>
+        <m:r>
+          <m:rPr>
+            <m:sty m:val="p"/>
+          </m:rPr>
+          <m:t>m</m:t>
+        </m:r>
+        <m:r>
+          <m:rPr>
+            <m:sty m:val="p"/>
+          </m:rPr>
+          <m:t>o</m:t>
+        </m:r>
+        <m:r>
+          <m:rPr>
+            <m:sty m:val="p"/>
+          </m:rPr>
+          <m:t>l</m:t>
+        </m:r>
+        <m:r>
+          <m:rPr>
+            <m:sty m:val="p"/>
+          </m:rPr>
+          <m:t>⋅</m:t>
+        </m:r>
+        <m:sSup>
+          <m:e>
+            <m:r>
+              <m:rPr>
+                <m:sty m:val="p"/>
+              </m:rPr>
+              <m:t>L</m:t>
+            </m:r>
+          </m:e>
+          <m:sup>
+            <m:r>
+              <m:rPr>
+                <m:sty m:val="p"/>
+              </m:rPr>
+              <m:t>−</m:t>
+            </m:r>
+            <m:r>
+              <m:rPr>
+                <m:sty m:val="p"/>
+              </m:rPr>
+              <m:t>1</m:t>
+            </m:r>
+          </m:sup>
+        </m:sSup>
+      </m:oMath>
+      <w:r>
+        <w:rPr>
+          <w:rFonts w:ascii="Times New Roman" w:hAnsi="Times New Roman" w:eastAsia="Times New Roman" w:cs="Times New Roman"/>
+        </w:rPr>
+        <w:t xml:space="preserve"> </w:t>
+      </w:r>
+      <w:r>
+        <w:rPr>
+          <w:rFonts w:hint="eastAsia" w:ascii="Times New Roman" w:hAnsi="Times New Roman" w:eastAsia="FangSong" w:cs="Times New Roman"/>
+        </w:rPr>
+        <w:t>氨水中</w:t>
+      </w:r>
+      <w:r>
+        <w:rPr>
+          <w:rFonts w:hint="eastAsia" w:ascii="Times New Roman" w:hAnsi="Times New Roman" w:eastAsia="Times New Roman" w:cs="Times New Roman"/>
+        </w:rPr>
+        <w:t>，</w:t>
+      </w:r>
+      <w:r>
+        <w:rPr>
+          <w:rFonts w:hint="eastAsia" w:ascii="Times New Roman" w:hAnsi="Times New Roman" w:eastAsia="FangSong" w:cs="Times New Roman"/>
+        </w:rPr>
+        <w:t>溶液</w:t>
+      </w:r>
+      <w:r>
+        <w:rPr>
+          <w:rFonts w:ascii="Times New Roman" w:hAnsi="Times New Roman" w:eastAsia="Times New Roman" w:cs="Times New Roman"/>
+        </w:rPr>
+        <w:t xml:space="preserve"> pH </w:t>
+      </w:r>
+      <w:r>
+        <w:rPr>
+          <w:rFonts w:hint="eastAsia" w:ascii="Times New Roman" w:hAnsi="Times New Roman" w:eastAsia="FangSong" w:cs="Times New Roman"/>
+        </w:rPr>
+        <w:t>和温度随加入盐酸体积变化曲线如右图所示</w:t>
+      </w:r>
+      <w:r>
+        <w:rPr>
+          <w:rFonts w:hint="eastAsia" w:ascii="Times New Roman" w:hAnsi="Times New Roman" w:eastAsia="Times New Roman" w:cs="Times New Roman"/>
+        </w:rPr>
+        <w:t>。</w:t>
+      </w:r>
+      <w:r>
+        <w:rPr>
+          <w:rFonts w:hint="eastAsia" w:ascii="Times New Roman" w:hAnsi="Times New Roman" w:eastAsia="FangSong" w:cs="Times New Roman"/>
+        </w:rPr>
+        <w:t>下列有关说法正确的是</w:t>
+      </w:r>
+      <w:r>
+        <w:rPr>
+          <w:rFonts w:hint="eastAsia" w:ascii="Times New Roman" w:hAnsi="Times New Roman" w:eastAsia="Times New Roman" w:cs="Times New Roman"/>
+        </w:rPr>
+        <w:t>（</w:t>
+      </w:r>
+      <w:r>
+        <w:rPr>
+          <w:rFonts w:ascii="Times New Roman" w:hAnsi="Times New Roman" w:eastAsia="Times New Roman" w:cs="Times New Roman"/>
+        </w:rPr>
+        <w:t xml:space="preserve"> </w:t>
+      </w:r>
+      <w:r>
+        <w:rPr>
+          <w:rFonts w:hint="eastAsia" w:ascii="Times New Roman" w:hAnsi="Times New Roman" w:eastAsia="Times New Roman" w:cs="Times New Roman"/>
+        </w:rPr>
+        <w:t xml:space="preserve">）。</w:t>
+      </w:r>
+    </w:p>
+    <w:p>
+      <w:pPr>
+        <w:pStyle w:val="FirstParagraph"/>
+      </w:pPr>
+      <w:r>
+        <w:rPr>
+          <w:rFonts w:ascii="Times New Roman" w:hAnsi="Times New Roman" w:eastAsia="Times New Roman" w:cs="Times New Roman"/>
+        </w:rPr>
+        <w:t xml:space="preserve">A. a </w:t>
+      </w:r>
+      <w:r>
+        <w:rPr>
+          <w:rFonts w:hint="eastAsia" w:ascii="Times New Roman" w:hAnsi="Times New Roman" w:eastAsia="FangSong" w:cs="Times New Roman"/>
+        </w:rPr>
+        <w:t xml:space="preserve">点由水电离出的</w:t>
+      </w:r>
+      <w:r>
+        <w:rPr>
+          <w:rFonts w:ascii="Times New Roman" w:hAnsi="Times New Roman" w:eastAsia="Times New Roman" w:cs="Times New Roman"/>
+        </w:rPr>
+        <w:t xml:space="preserve"> </w:t>
+      </w:r>
+      <m:oMath>
+        <m:oMathPr>
+          <m:ctrlPr>
+            <w:rPr>
+              <w:sz w:val="28"/>
+              <w:szCs w:val="28"/>
+            </w:rPr>
+          </m:ctrlPr>
+        </m:oMathPr>
+        <m:r>
+          <m:t>c</m:t>
+        </m:r>
+        <m:r>
+          <m:rPr>
+            <m:sty m:val="p"/>
+          </m:rPr>
+          <m:t>(</m:t>
+        </m:r>
+        <m:sSup>
+          <m:e>
+            <m:r>
+              <m:rPr>
+                <m:sty m:val="p"/>
+              </m:rPr>
+              <m:t>H</m:t>
+            </m:r>
+          </m:e>
+          <m:sup>
+            <m:r>
+              <m:rPr>
+                <m:sty m:val="p"/>
+              </m:rPr>
+              <m:t>+</m:t>
+            </m:r>
+          </m:sup>
+        </m:sSup>
+        <m:r>
+          <m:rPr>
+            <m:sty m:val="p"/>
+          </m:rPr>
+          <m:t>)</m:t>
+        </m:r>
+        <m:r>
+          <m:rPr>
+            <m:sty m:val="p"/>
+          </m:rPr>
+          <m:t>=</m:t>
+        </m:r>
+        <m:r>
+          <m:t>1.0</m:t>
+        </m:r>
+        <m:r>
+          <m:rPr>
+            <m:sty m:val="p"/>
+          </m:rPr>
+          <m:t>×</m:t>
+        </m:r>
+        <m:sSup>
+          <m:e>
+            <m:r>
+              <m:t>10</m:t>
+            </m:r>
+          </m:e>
+          <m:sup>
+            <m:r>
+              <m:rPr>
+                <m:sty m:val="p"/>
+              </m:rPr>
+              <m:t>−</m:t>
+            </m:r>
+            <m:r>
+              <m:t>14</m:t>
+            </m:r>
+          </m:sup>
+        </m:sSup>
+        <m:r>
+          <m:t> </m:t>
+        </m:r>
+        <m:r>
+          <m:rPr>
+            <m:sty m:val="p"/>
+          </m:rPr>
+          <m:t>m</m:t>
+        </m:r>
+        <m:r>
+          <m:rPr>
+            <m:sty m:val="p"/>
+          </m:rPr>
+          <m:t>o</m:t>
+        </m:r>
+        <m:r>
+          <m:rPr>
+            <m:sty m:val="p"/>
+          </m:rPr>
+          <m:t>l</m:t>
+        </m:r>
+        <m:r>
+          <m:rPr>
+            <m:sty m:val="p"/>
+          </m:rPr>
+          <m:t>⋅</m:t>
+        </m:r>
+        <m:sSup>
+          <m:e>
+            <m:r>
+              <m:rPr>
+                <m:sty m:val="p"/>
+              </m:rPr>
+              <m:t>L</m:t>
+            </m:r>
+          </m:e>
+          <m:sup>
+            <m:r>
+              <m:rPr>
+                <m:sty m:val="p"/>
+              </m:rPr>
+              <m:t>−</m:t>
+            </m:r>
+            <m:r>
+              <m:rPr>
+                <m:sty m:val="p"/>
+              </m:rPr>
+              <m:t>1</m:t>
+            </m:r>
+          </m:sup>
+        </m:sSup>
+      </m:oMath>
+    </w:p>
+    <w:p>
+      <w:pPr>
+        <w:pStyle w:val="BodyText"/>
+      </w:pPr>
+      <w:r>
+        <w:rPr>
+          <w:rFonts w:ascii="Times New Roman" w:hAnsi="Times New Roman" w:eastAsia="Times New Roman" w:cs="Times New Roman"/>
+        </w:rPr>
+        <w:t xml:space="preserve">B. b </w:t>
+      </w:r>
+      <w:r>
+        <w:rPr>
+          <w:rFonts w:hint="eastAsia" w:ascii="Times New Roman" w:hAnsi="Times New Roman" w:eastAsia="FangSong" w:cs="Times New Roman"/>
+        </w:rPr>
+        <w:t>点</w:t>
+      </w:r>
+      <w:r>
+        <w:rPr>
+          <w:rFonts w:hint="eastAsia" w:ascii="Times New Roman" w:hAnsi="Times New Roman" w:eastAsia="Times New Roman" w:cs="Times New Roman"/>
+        </w:rPr>
+        <w:t>：</w:t>
+      </w:r>
+      <m:oMath>
+        <m:oMathPr>
+          <m:ctrlPr>
+            <w:rPr>
+              <w:sz w:val="28"/>
+              <w:szCs w:val="28"/>
+            </w:rPr>
+          </m:ctrlPr>
+        </m:oMathPr>
+        <m:r>
+          <m:t>c</m:t>
+        </m:r>
+        <m:r>
+          <m:rPr>
+            <m:sty m:val="p"/>
+          </m:rPr>
+          <m:t>(</m:t>
+        </m:r>
+        <m:sSubSup>
+          <m:e>
+            <m:r>
+              <m:rPr>
+                <m:sty m:val="p"/>
+              </m:rPr>
+              <m:t>N</m:t>
+            </m:r>
+            <m:r>
+              <m:rPr>
+                <m:sty m:val="p"/>
+              </m:rPr>
+              <m:t>H</m:t>
+            </m:r>
+          </m:e>
+          <m:sub>
+            <m:r>
+              <m:t>4</m:t>
+            </m:r>
+          </m:sub>
+          <m:sup>
+            <m:r>
+              <m:rPr>
+                <m:sty m:val="p"/>
+              </m:rPr>
+              <m:t>+</m:t>
+            </m:r>
+          </m:sup>
+        </m:sSubSup>
+        <m:r>
+          <m:rPr>
+            <m:sty m:val="p"/>
+          </m:rPr>
+          <m:t>)</m:t>
+        </m:r>
+        <m:r>
+          <m:rPr>
+            <m:sty m:val="p"/>
+          </m:rPr>
+          <m:t>+</m:t>
+        </m:r>
+        <m:r>
+          <m:t>c</m:t>
+        </m:r>
+        <m:r>
+          <m:rPr>
+            <m:sty m:val="p"/>
+          </m:rPr>
+          <m:t>(</m:t>
+        </m:r>
+        <m:sSub>
+          <m:e>
+            <m:r>
+              <m:rPr>
+                <m:sty m:val="p"/>
+              </m:rPr>
+              <m:t>N</m:t>
+            </m:r>
+            <m:r>
+              <m:rPr>
+                <m:sty m:val="p"/>
+              </m:rPr>
+              <m:t>H</m:t>
+            </m:r>
+          </m:e>
+          <m:sub>
+            <m:r>
+              <m:t>3</m:t>
+            </m:r>
+          </m:sub>
+        </m:sSub>
+        <m:r>
+          <m:rPr>
+            <m:sty m:val="p"/>
+          </m:rPr>
+          <m:t>⋅</m:t>
+        </m:r>
+        <m:sSub>
+          <m:e>
+            <m:r>
+              <m:rPr>
+                <m:sty m:val="p"/>
+              </m:rPr>
+              <m:t>H</m:t>
+            </m:r>
+          </m:e>
+          <m:sub>
+            <m:r>
+              <m:t>2</m:t>
+            </m:r>
+          </m:sub>
+        </m:sSub>
+        <m:r>
+          <m:rPr>
+            <m:sty m:val="p"/>
+          </m:rPr>
+          <m:t>O</m:t>
+        </m:r>
+        <m:r>
+          <m:rPr>
+            <m:sty m:val="p"/>
+          </m:rPr>
+          <m:t>)</m:t>
+        </m:r>
+        <m:r>
+          <m:rPr>
+            <m:sty m:val="p"/>
+          </m:rPr>
+          <m:t>=</m:t>
+        </m:r>
+        <m:r>
+          <m:t>c</m:t>
+        </m:r>
+        <m:r>
+          <m:rPr>
+            <m:sty m:val="p"/>
+          </m:rPr>
+          <m:t>(</m:t>
+        </m:r>
+        <m:sSup>
+          <m:e>
+            <m:r>
+              <m:rPr>
+                <m:sty m:val="p"/>
+              </m:rPr>
+              <m:t>C</m:t>
+            </m:r>
+            <m:r>
+              <m:rPr>
+                <m:sty m:val="p"/>
+              </m:rPr>
+              <m:t>l</m:t>
+            </m:r>
+          </m:e>
+          <m:sup>
+            <m:r>
+              <m:rPr>
+                <m:sty m:val="p"/>
+              </m:rPr>
+              <m:t>−</m:t>
+            </m:r>
+          </m:sup>
+        </m:sSup>
+        <m:r>
+          <m:rPr>
+            <m:sty m:val="p"/>
+          </m:rPr>
+          <m:t>)</m:t>
+        </m:r>
+      </m:oMath>
+    </w:p>
+    <w:p>
+      <w:pPr>
+        <w:pStyle w:val="BodyText"/>
+      </w:pPr>
+      <w:r>
+        <w:rPr>
+          <w:rFonts w:ascii="Times New Roman" w:hAnsi="Times New Roman" w:eastAsia="Times New Roman" w:cs="Times New Roman"/>
+        </w:rPr>
+        <w:t xml:space="preserve">C. c </w:t>
+      </w:r>
+      <w:r>
+        <w:rPr>
+          <w:rFonts w:hint="eastAsia" w:ascii="Times New Roman" w:hAnsi="Times New Roman" w:eastAsia="FangSong" w:cs="Times New Roman"/>
+        </w:rPr>
+        <w:t>点</w:t>
+      </w:r>
+      <w:r>
+        <w:rPr>
+          <w:rFonts w:hint="eastAsia" w:ascii="Times New Roman" w:hAnsi="Times New Roman" w:eastAsia="Times New Roman" w:cs="Times New Roman"/>
+        </w:rPr>
+        <w:t>：</w:t>
+      </w:r>
+      <m:oMath>
+        <m:oMathPr>
+          <m:ctrlPr>
+            <w:rPr>
+              <w:sz w:val="28"/>
+              <w:szCs w:val="28"/>
+            </w:rPr>
+          </m:ctrlPr>
+        </m:oMathPr>
+        <m:r>
+          <m:t>c</m:t>
+        </m:r>
+        <m:r>
+          <m:rPr>
+            <m:sty m:val="p"/>
+          </m:rPr>
+          <m:t>(</m:t>
+        </m:r>
+        <m:sSup>
+          <m:e>
+            <m:r>
+              <m:rPr>
+                <m:sty m:val="p"/>
+              </m:rPr>
+              <m:t>C</m:t>
+            </m:r>
+            <m:r>
+              <m:rPr>
+                <m:sty m:val="p"/>
+              </m:rPr>
+              <m:t>l</m:t>
+            </m:r>
+          </m:e>
+          <m:sup>
+            <m:r>
+              <m:rPr>
+                <m:sty m:val="p"/>
+              </m:rPr>
+              <m:t>−</m:t>
+            </m:r>
+          </m:sup>
+        </m:sSup>
+        <m:r>
+          <m:rPr>
+            <m:sty m:val="p"/>
+          </m:rPr>
+          <m:t>)</m:t>
+        </m:r>
+        <m:r>
+          <m:rPr>
+            <m:sty m:val="p"/>
+          </m:rPr>
+          <m:t>=</m:t>
+        </m:r>
+        <m:r>
+          <m:t>c</m:t>
+        </m:r>
+        <m:r>
+          <m:rPr>
+            <m:sty m:val="p"/>
+          </m:rPr>
+          <m:t>(</m:t>
+        </m:r>
+        <m:sSubSup>
+          <m:e>
+            <m:r>
+              <m:rPr>
+                <m:sty m:val="p"/>
+              </m:rPr>
+              <m:t>N</m:t>
+            </m:r>
+            <m:r>
+              <m:rPr>
+                <m:sty m:val="p"/>
+              </m:rPr>
+              <m:t>H</m:t>
+            </m:r>
+          </m:e>
+          <m:sub>
+            <m:r>
+              <m:t>4</m:t>
+            </m:r>
+          </m:sub>
+          <m:sup>
+            <m:r>
+              <m:rPr>
+                <m:sty m:val="p"/>
+              </m:rPr>
+              <m:t>+</m:t>
+            </m:r>
+          </m:sup>
+        </m:sSubSup>
+        <m:r>
+          <m:rPr>
+            <m:sty m:val="p"/>
+          </m:rPr>
+          <m:t>)</m:t>
+        </m:r>
+      </m:oMath>
+    </w:p>
+    <w:p>
+      <w:pPr>
+        <w:pStyle w:val="BodyText"/>
+      </w:pPr>
+      <w:r>
+        <w:rPr>
+          <w:rFonts w:ascii="Times New Roman" w:hAnsi="Times New Roman" w:eastAsia="Times New Roman" w:cs="Times New Roman"/>
+        </w:rPr>
+        <w:t xml:space="preserve">D. d </w:t>
+      </w:r>
+      <w:r>
+        <w:rPr>
+          <w:rFonts w:hint="eastAsia" w:ascii="Times New Roman" w:hAnsi="Times New Roman" w:eastAsia="FangSong" w:cs="Times New Roman"/>
+        </w:rPr>
+        <w:t>点后</w:t>
+      </w:r>
+      <w:r>
+        <w:rPr>
+          <w:rFonts w:hint="eastAsia" w:ascii="Times New Roman" w:hAnsi="Times New Roman" w:eastAsia="Times New Roman" w:cs="Times New Roman"/>
+        </w:rPr>
+        <w:t>，</w:t>
+      </w:r>
+      <w:r>
+        <w:rPr>
+          <w:rFonts w:hint="eastAsia" w:ascii="Times New Roman" w:hAnsi="Times New Roman" w:eastAsia="FangSong" w:cs="Times New Roman"/>
+        </w:rPr>
+        <w:t>溶液温度略下降的主要原因是</w:t>
+      </w:r>
+      <w:r>
+        <w:rPr>
+          <w:rFonts w:ascii="Times New Roman" w:hAnsi="Times New Roman" w:eastAsia="Times New Roman" w:cs="Times New Roman"/>
+        </w:rPr>
+        <w:t xml:space="preserve"> </w:t>
+      </w:r>
+      <m:oMath>
+        <m:oMathPr>
+          <m:ctrlPr>
+            <w:rPr>
+              <w:sz w:val="28"/>
+              <w:szCs w:val="28"/>
+            </w:rPr>
+          </m:ctrlPr>
+        </m:oMathPr>
+        <m:r>
+          <m:rPr>
+            <m:sty m:val="p"/>
+          </m:rPr>
+          <m:t>N</m:t>
+        </m:r>
+        <m:sSub>
+          <m:e>
+            <m:r>
+              <m:rPr>
+                <m:sty m:val="p"/>
+              </m:rPr>
+              <m:t>H</m:t>
+            </m:r>
+          </m:e>
+          <m:sub>
+            <m:r>
+              <m:rPr>
+                <m:sty m:val="p"/>
+              </m:rPr>
+              <m:t>3</m:t>
+            </m:r>
+          </m:sub>
+        </m:sSub>
+        <m:r>
+          <m:rPr>
+            <m:sty m:val="p"/>
+          </m:rPr>
+          <m:t>⋅</m:t>
+        </m:r>
+        <m:sSub>
+          <m:e>
+            <m:r>
+              <m:rPr>
+                <m:sty m:val="p"/>
+              </m:rPr>
+              <m:t>H</m:t>
+            </m:r>
+          </m:e>
+          <m:sub>
+            <m:r>
+              <m:rPr>
+                <m:sty m:val="p"/>
+              </m:rPr>
+              <m:t>2</m:t>
+            </m:r>
+          </m:sub>
+        </m:sSub>
+        <m:r>
+          <m:rPr>
+            <m:sty m:val="p"/>
+          </m:rPr>
+          <m:t>O</m:t>
+        </m:r>
+      </m:oMath>
+    </w:p>
+    <w:p>
+      <w:pPr>
+        <w:pStyle w:val="BodyText"/>
+        <w:spacing w:before="160" w:after="80"/>
+        <w:jc w:val="center"/>
+      </w:pPr>
+      <w:r>
+        <w:rPr>
+          <w:rFonts w:ascii="Times New Roman" w:hAnsi="Times New Roman" w:eastAsia="Times New Roman" w:cs="Times New Roman"/>
+        </w:rPr>
+        <w:drawing>
+          <wp:inline>
+            <wp:extent cx="3600000" cy="2353845"/>
+            <wp:effectExtent b="0" l="0" r="0" t="0"/>
+            <wp:docPr descr="" title="" id="58" name="Picture"/>
+            <a:graphic>
+              <a:graphicData uri="http://schemas.openxmlformats.org/drawingml/2006/picture">
+                <pic:pic>
+                  <pic:nvPicPr>
+                    <pic:cNvPr descr="500d3f3f42abee1072b3fc009a3eb067286415df42f9b9c1a3aa0b97db1011d1.jpg" id="59" name="Picture"/>
+                    <pic:cNvPicPr>
+                      <a:picLocks noChangeArrowheads="1" noChangeAspect="1"/>
+                    </pic:cNvPicPr>
+                  </pic:nvPicPr>
+                  <pic:blipFill>
+                    <a:blip r:embed="rId57"/>
+                    <a:stretch>
+                      <a:fillRect/>
+                    </a:stretch>
+                  </pic:blipFill>
+                  <pic:spPr bwMode="auto">
+                    <a:xfrm>
+                      <a:off x="0" y="0"/>
+                      <a:ext cx="3600000" cy="2353845"/>
+                    </a:xfrm>
+                    <a:prstGeom prst="rect">
+                      <a:avLst/>
+                    </a:prstGeom>
+                    <a:noFill/>
+                    <a:ln w="9525">
+                      <a:noFill/>
+                      <a:headEnd/>
+                      <a:tailEnd/>
+                    </a:ln>
+                  </pic:spPr>
+                </pic:pic>
+              </a:graphicData>
+            </a:graphic>
+          </wp:inline>
+        </w:drawing>
+      </w:r>
+    </w:p>
+    <w:p>
+      <w:pPr>
+        <w:pStyle w:val="BlockText"/>
+      </w:pPr>
+      <w:r>
+        <w:rPr>
+          <w:rFonts w:hint="eastAsia" w:ascii="Times New Roman" w:hAnsi="Times New Roman" w:eastAsia="FangSong" w:cs="Times New Roman"/>
+          <w:b/>
+          <w:bCs/>
+        </w:rPr>
+        <w:t xml:space="preserve">校勘注</w:t>
+      </w:r>
+      <w:r>
+        <w:rPr>
+          <w:rFonts w:hint="eastAsia" w:ascii="Times New Roman" w:hAnsi="Times New Roman" w:eastAsia="Times New Roman" w:cs="Times New Roman"/>
+        </w:rPr>
+        <w:t>：</w:t>
+      </w:r>
+      <w:r>
+        <w:rPr>
+          <w:rFonts w:hint="eastAsia" w:ascii="Times New Roman" w:hAnsi="Times New Roman" w:eastAsia="FangSong" w:cs="Times New Roman"/>
+        </w:rPr>
+        <w:t>题面</w:t>
+      </w:r>
+      <w:r>
+        <w:rPr>
+          <w:rFonts w:ascii="Times New Roman" w:hAnsi="Times New Roman" w:eastAsia="Times New Roman" w:cs="Times New Roman"/>
+        </w:rPr>
+        <w:t xml:space="preserve"> D </w:t>
+      </w:r>
+      <w:r>
+        <w:rPr>
+          <w:rFonts w:hint="eastAsia" w:ascii="Times New Roman" w:hAnsi="Times New Roman" w:eastAsia="FangSong" w:cs="Times New Roman"/>
+        </w:rPr>
+        <w:t xml:space="preserve">选项原书</w:t>
+      </w:r>
+      <w:r>
+        <w:rPr>
+          <w:rFonts w:ascii="Times New Roman" w:hAnsi="Times New Roman" w:eastAsia="Times New Roman" w:cs="Times New Roman"/>
+        </w:rPr>
+        <w:t xml:space="preserve"> OCR </w:t>
+      </w:r>
+      <w:r>
+        <w:rPr>
+          <w:rFonts w:hint="eastAsia" w:ascii="Times New Roman" w:hAnsi="Times New Roman" w:eastAsia="FangSong" w:cs="Times New Roman"/>
+        </w:rPr>
+        <w:t>断裂</w:t>
+      </w:r>
+      <w:r>
+        <w:rPr>
+          <w:rFonts w:hint="eastAsia" w:ascii="Times New Roman" w:hAnsi="Times New Roman" w:eastAsia="Times New Roman" w:cs="Times New Roman"/>
+        </w:rPr>
+        <w:t>（</w:t>
+      </w:r>
+      <w:r>
+        <w:rPr>
+          <w:rFonts w:hint="eastAsia" w:ascii="Times New Roman" w:hAnsi="Times New Roman" w:eastAsia="Times New Roman" w:cs="Times New Roman"/>
+        </w:rPr>
+        <w:t>“</w:t>
+      </w:r>
+      <w:r>
+        <w:rPr>
+          <w:rFonts w:hint="eastAsia" w:ascii="Times New Roman" w:hAnsi="Times New Roman" w:eastAsia="FangSong" w:cs="Times New Roman"/>
+        </w:rPr>
+        <w:t>主要原因是</w:t>
+      </w:r>
+      <w:r>
+        <w:rPr>
+          <w:rFonts w:ascii="Times New Roman" w:hAnsi="Times New Roman" w:eastAsia="Times New Roman" w:cs="Times New Roman"/>
+        </w:rPr>
+        <w:t xml:space="preserve"> NH</w:t>
+      </w:r>
+      <w:r>
+        <w:rPr>
+          <w:rFonts w:ascii="Times New Roman" w:hAnsi="Times New Roman" w:eastAsia="Times New Roman" w:cs="Times New Roman"/>
+          <w:vertAlign w:val="subscript"/>
+        </w:rPr>
+        <w:t>3</w:t>
+      </w:r>
+      <w:r>
+        <w:rPr>
+          <w:rFonts w:ascii="Times New Roman" w:hAnsi="Times New Roman" w:eastAsia="Times New Roman" w:cs="Times New Roman"/>
+        </w:rPr>
+        <w:t>”</w:t>
+      </w:r>
+      <w:r>
+        <w:rPr>
+          <w:rFonts w:hint="eastAsia" w:ascii="Times New Roman" w:hAnsi="Times New Roman" w:eastAsia="FangSong" w:cs="Times New Roman"/>
+        </w:rPr>
+        <w:t xml:space="preserve">后接图片化残句</w:t>
+      </w:r>
+      <w:r>
+        <w:rPr>
+          <w:rFonts w:ascii="Times New Roman" w:hAnsi="Times New Roman" w:eastAsia="Times New Roman" w:cs="Times New Roman"/>
+        </w:rPr>
+        <w:t xml:space="preserve"> </w:t>
+      </w:r>
+      <m:oMath>
+        <m:oMathPr>
+          <m:ctrlPr>
+            <w:rPr>
+              <w:sz w:val="28"/>
+              <w:szCs w:val="28"/>
+            </w:rPr>
+          </m:ctrlPr>
+        </m:oMathPr>
+        <m:r>
+          <m:rPr>
+            <m:sty m:val="p"/>
+          </m:rPr>
+          <m:t>N</m:t>
+        </m:r>
+        <m:sSub>
+          <m:e>
+            <m:r>
+              <m:rPr>
+                <m:sty m:val="p"/>
+              </m:rPr>
+              <m:t>H</m:t>
+            </m:r>
+          </m:e>
+          <m:sub>
+            <m:r>
+              <m:rPr>
+                <m:sty m:val="p"/>
+              </m:rPr>
+              <m:t>3</m:t>
+            </m:r>
+          </m:sub>
+        </m:sSub>
+        <m:r>
+          <m:rPr>
+            <m:sty m:val="p"/>
+          </m:rPr>
+          <m:t>⋅</m:t>
+        </m:r>
+        <m:sSub>
+          <m:e>
+            <m:r>
+              <m:rPr>
+                <m:sty m:val="p"/>
+              </m:rPr>
+              <m:t>H</m:t>
+            </m:r>
+          </m:e>
+          <m:sub>
+            <m:r>
+              <m:rPr>
+                <m:sty m:val="p"/>
+              </m:rPr>
+              <m:t>2</m:t>
+            </m:r>
+          </m:sub>
+        </m:sSub>
+        <m:r>
+          <m:rPr>
+            <m:sty m:val="p"/>
+          </m:rPr>
+          <m:t>O</m:t>
+        </m:r>
+      </m:oMath>
+      <w:r>
+        <w:rPr>
+          <w:rFonts w:hint="eastAsia" w:ascii="Times New Roman" w:hAnsi="Times New Roman" w:eastAsia="Times New Roman" w:cs="Times New Roman"/>
+        </w:rPr>
+        <w:t>），</w:t>
+      </w:r>
+      <w:r>
+        <w:rPr>
+          <w:rFonts w:hint="eastAsia" w:ascii="Times New Roman" w:hAnsi="Times New Roman" w:eastAsia="FangSong" w:cs="Times New Roman"/>
+        </w:rPr>
+        <w:t>按答案区</w:t>
+      </w:r>
+      <w:r>
+        <w:rPr>
+          <w:rFonts w:hint="eastAsia" w:ascii="Times New Roman" w:hAnsi="Times New Roman" w:eastAsia="Times New Roman" w:cs="Times New Roman"/>
+        </w:rPr>
+        <w:t>”</w:t>
+      </w:r>
+      <w:r>
+        <w:rPr>
+          <w:rFonts w:hint="eastAsia" w:ascii="Times New Roman" w:hAnsi="Times New Roman" w:eastAsia="FangSong" w:cs="Times New Roman"/>
+        </w:rPr>
+        <w:t>再加盐酸温度降低只能是加入盐酸的温度低于溶液温度</w:t>
+      </w:r>
+      <w:r>
+        <w:rPr>
+          <w:rFonts w:hint="eastAsia" w:ascii="Times New Roman" w:hAnsi="Times New Roman" w:eastAsia="Times New Roman" w:cs="Times New Roman"/>
+        </w:rPr>
+        <w:t>”</w:t>
+      </w:r>
+      <w:r>
+        <w:rPr>
+          <w:rFonts w:hint="eastAsia" w:ascii="Times New Roman" w:hAnsi="Times New Roman" w:eastAsia="FangSong" w:cs="Times New Roman"/>
+        </w:rPr>
+        <w:t>补全语义为</w:t>
+      </w:r>
+      <w:r>
+        <w:rPr>
+          <w:rFonts w:hint="eastAsia" w:ascii="Times New Roman" w:hAnsi="Times New Roman" w:eastAsia="Times New Roman" w:cs="Times New Roman"/>
+        </w:rPr>
+        <w:t>”</w:t>
+      </w:r>
+      <w:r>
+        <w:rPr>
+          <w:rFonts w:hint="eastAsia" w:ascii="Times New Roman" w:hAnsi="Times New Roman" w:eastAsia="FangSong" w:cs="Times New Roman"/>
+        </w:rPr>
+        <w:t>加入的盐酸温度低于溶液温度</w:t>
+      </w:r>
+      <w:r>
+        <w:rPr>
+          <w:rFonts w:hint="eastAsia" w:ascii="Times New Roman" w:hAnsi="Times New Roman" w:eastAsia="Times New Roman" w:cs="Times New Roman"/>
+        </w:rPr>
+        <w:t>（</w:t>
+      </w:r>
+      <w:r>
+        <w:rPr>
+          <w:rFonts w:hint="eastAsia" w:ascii="Times New Roman" w:hAnsi="Times New Roman" w:eastAsia="FangSong" w:cs="Times New Roman"/>
+        </w:rPr>
+        <w:t>且稀释散热</w:t>
+      </w:r>
+      <w:r>
+        <w:rPr>
+          <w:rFonts w:hint="eastAsia" w:ascii="Times New Roman" w:hAnsi="Times New Roman" w:eastAsia="Times New Roman" w:cs="Times New Roman"/>
+        </w:rPr>
+        <w:t>）“，</w:t>
+      </w:r>
+      <w:r>
+        <w:rPr>
+          <w:rFonts w:hint="eastAsia" w:ascii="Times New Roman" w:hAnsi="Times New Roman" w:eastAsia="FangSong" w:cs="Times New Roman"/>
+        </w:rPr>
+        <w:t>照录存疑</w:t>
+      </w:r>
+      <w:r>
+        <w:rPr>
+          <w:rFonts w:hint="eastAsia" w:ascii="Times New Roman" w:hAnsi="Times New Roman" w:eastAsia="Times New Roman" w:cs="Times New Roman"/>
+        </w:rPr>
+        <w:t>。</w:t>
+      </w:r>
+    </w:p>
+    <w:p>
+      <w:pPr>
+        <w:spacing w:before="160" w:after="80"/>
+      </w:pPr>
+      <w:r>
+        <w:pict>
+          <v:rect style="width:0;height:1.5pt" o:hralign="center" o:hrstd="t" o:hr="t"/>
+        </w:pict>
+      </w:r>
+    </w:p>
+    <w:bookmarkEnd w:id="60"/>
+    <w:bookmarkStart w:id="64" w:name="一分册-测4-7"/>
+    <w:p>
+      <w:pPr>
+        <w:pStyle w:val="Heading2"/>
+        <w:spacing w:before="280" w:after="120"/>
+      </w:pPr>
+      <w:r>
+        <w:rPr>
+          <w:rFonts w:ascii="Times New Roman" w:hAnsi="Times New Roman" w:eastAsia="Times New Roman" w:cs="Times New Roman"/>
+        </w:rPr>
+        <w:t xml:space="preserve">5.23 </w:t>
+      </w:r>
+      <w:r>
+        <w:rPr>
+          <w:rFonts w:hint="eastAsia" w:ascii="Times New Roman" w:hAnsi="Times New Roman" w:eastAsia="SimHei" w:cs="Times New Roman"/>
+        </w:rPr>
+        <w:t>一分册</w:t>
+      </w:r>
+      <w:r>
+        <w:rPr>
+          <w:rFonts w:hint="eastAsia" w:ascii="Times New Roman" w:hAnsi="Times New Roman" w:eastAsia="Times New Roman" w:cs="Times New Roman"/>
+        </w:rPr>
+        <w:t>-</w:t>
+      </w:r>
+      <w:r>
+        <w:rPr>
+          <w:rFonts w:hint="eastAsia" w:ascii="Times New Roman" w:hAnsi="Times New Roman" w:eastAsia="SimHei" w:cs="Times New Roman"/>
+        </w:rPr>
+        <w:t>测</w:t>
+      </w:r>
+      <w:r>
+        <w:rPr>
+          <w:rFonts w:hint="eastAsia" w:ascii="Times New Roman" w:hAnsi="Times New Roman" w:eastAsia="Times New Roman" w:cs="Times New Roman"/>
+        </w:rPr>
+        <w:t>4-7</w:t>
+      </w:r>
+    </w:p>
+    <w:p>
+      <w:pPr>
+        <w:pStyle w:val="Compact"/>
+        <w:numPr>
+          <w:ilvl w:val="0"/>
+          <w:numId w:val="1008"/>
+        </w:numPr>
+      </w:pPr>
+      <w:r>
+        <w:rPr>
+          <w:rFonts w:hint="eastAsia" w:ascii="Times New Roman" w:hAnsi="Times New Roman" w:eastAsia="FangSong" w:cs="Times New Roman"/>
+        </w:rPr>
+        <w:t xml:space="preserve">已知</w:t>
+      </w:r>
+      <w:r>
+        <w:rPr>
+          <w:rFonts w:ascii="Times New Roman" w:hAnsi="Times New Roman" w:eastAsia="Times New Roman" w:cs="Times New Roman"/>
+        </w:rPr>
+        <w:t xml:space="preserve"> </w:t>
+      </w:r>
+      <m:oMath>
+        <m:sSup>
+          <m:e>
+            <m:r>
+              <m:t>25</m:t>
+            </m:r>
+          </m:e>
+          <m:sup>
+            <m:r>
+              <m:rPr>
+                <m:sty m:val="p"/>
+              </m:rPr>
+              <m:t>∘</m:t>
+            </m:r>
+          </m:sup>
+        </m:sSup>
+        <m:r>
+          <m:rPr>
+            <m:sty m:val="p"/>
+          </m:rPr>
+          <m:t>C</m:t>
+        </m:r>
+      </m:oMath>
+      <w:r>
+        <w:rPr>
+          <w:rFonts w:ascii="Times New Roman" w:hAnsi="Times New Roman" w:eastAsia="Times New Roman" w:cs="Times New Roman"/>
+        </w:rPr>
+        <w:t xml:space="preserve"> </w:t>
+      </w:r>
+      <w:r>
+        <w:rPr>
+          <w:rFonts w:hint="eastAsia" w:ascii="Times New Roman" w:hAnsi="Times New Roman" w:eastAsia="FangSong" w:cs="Times New Roman"/>
+        </w:rPr>
+        <w:t>时</w:t>
+      </w:r>
+      <w:r>
+        <w:rPr>
+          <w:rFonts w:hint="eastAsia" w:ascii="Times New Roman" w:hAnsi="Times New Roman" w:eastAsia="Times New Roman" w:cs="Times New Roman"/>
+        </w:rPr>
+        <w:t>，CaSO</w:t>
+      </w:r>
+      <w:r>
+        <w:rPr>
+          <w:rFonts w:hint="eastAsia" w:ascii="Times New Roman" w:hAnsi="Times New Roman" w:eastAsia="Times New Roman" w:cs="Times New Roman"/>
+          <w:vertAlign w:val="subscript"/>
+        </w:rPr>
+        <w:t>4</w:t>
+      </w:r>
+      <w:r>
+        <w:rPr>
+          <w:rFonts w:ascii="Times New Roman" w:hAnsi="Times New Roman" w:eastAsia="Times New Roman" w:cs="Times New Roman"/>
+        </w:rPr>
+        <w:t xml:space="preserve"> </w:t>
+      </w:r>
+      <w:r>
+        <w:rPr>
+          <w:rFonts w:hint="eastAsia" w:ascii="Times New Roman" w:hAnsi="Times New Roman" w:eastAsia="FangSong" w:cs="Times New Roman"/>
+        </w:rPr>
+        <w:t>在水中沉淀溶解平衡曲线如图所示</w:t>
+      </w:r>
+      <w:r>
+        <w:rPr>
+          <w:rFonts w:hint="eastAsia" w:ascii="Times New Roman" w:hAnsi="Times New Roman" w:eastAsia="Times New Roman" w:cs="Times New Roman"/>
+        </w:rPr>
+        <w:t>。</w:t>
+      </w:r>
+      <w:r>
+        <w:rPr>
+          <w:rFonts w:hint="eastAsia" w:ascii="Times New Roman" w:hAnsi="Times New Roman" w:eastAsia="FangSong" w:cs="Times New Roman"/>
+        </w:rPr>
+        <w:t>向</w:t>
+      </w:r>
+      <w:r>
+        <w:rPr>
+          <w:rFonts w:ascii="Times New Roman" w:hAnsi="Times New Roman" w:eastAsia="Times New Roman" w:cs="Times New Roman"/>
+        </w:rPr>
+        <w:t xml:space="preserve"> 100 mL </w:t>
+      </w:r>
+      <w:r>
+        <w:rPr>
+          <w:rFonts w:hint="eastAsia" w:ascii="Times New Roman" w:hAnsi="Times New Roman" w:eastAsia="FangSong" w:cs="Times New Roman"/>
+        </w:rPr>
+        <w:t xml:space="preserve">该条件下的</w:t>
+      </w:r>
+      <w:r>
+        <w:rPr>
+          <w:rFonts w:ascii="Times New Roman" w:hAnsi="Times New Roman" w:eastAsia="Times New Roman" w:cs="Times New Roman"/>
+        </w:rPr>
+        <w:t xml:space="preserve"> CaSO</w:t>
+      </w:r>
+      <w:r>
+        <w:rPr>
+          <w:rFonts w:ascii="Times New Roman" w:hAnsi="Times New Roman" w:eastAsia="Times New Roman" w:cs="Times New Roman"/>
+          <w:vertAlign w:val="subscript"/>
+        </w:rPr>
+        <w:t>4</w:t>
+      </w:r>
+      <w:r>
+        <w:rPr>
+          <w:rFonts w:ascii="Times New Roman" w:hAnsi="Times New Roman" w:eastAsia="Times New Roman" w:cs="Times New Roman"/>
+        </w:rPr>
+        <w:t xml:space="preserve"> </w:t>
+      </w:r>
+      <w:r>
+        <w:rPr>
+          <w:rFonts w:hint="eastAsia" w:ascii="Times New Roman" w:hAnsi="Times New Roman" w:eastAsia="FangSong" w:cs="Times New Roman"/>
+        </w:rPr>
+        <w:t>饱和溶液中</w:t>
+      </w:r>
+      <w:r>
+        <w:rPr>
+          <w:rFonts w:hint="eastAsia" w:ascii="Times New Roman" w:hAnsi="Times New Roman" w:eastAsia="Times New Roman" w:cs="Times New Roman"/>
+        </w:rPr>
+        <w:t>，</w:t>
+      </w:r>
+      <w:r>
+        <w:rPr>
+          <w:rFonts w:hint="eastAsia" w:ascii="Times New Roman" w:hAnsi="Times New Roman" w:eastAsia="FangSong" w:cs="Times New Roman"/>
+        </w:rPr>
+        <w:t>加入</w:t>
+      </w:r>
+      <w:r>
+        <w:rPr>
+          <w:rFonts w:ascii="Times New Roman" w:hAnsi="Times New Roman" w:eastAsia="Times New Roman" w:cs="Times New Roman"/>
+        </w:rPr>
+        <w:t xml:space="preserve"> 400 mL</w:t>
+      </w:r>
+      <w:r>
+        <w:rPr>
+          <w:rFonts w:ascii="Times New Roman" w:hAnsi="Times New Roman" w:eastAsia="Times New Roman" w:cs="Times New Roman"/>
+        </w:rPr>
+        <w:t xml:space="preserve"> </w:t>
+      </w:r>
+      <m:oMath>
+        <m:oMathPr>
+          <m:ctrlPr>
+            <w:rPr>
+              <w:sz w:val="28"/>
+              <w:szCs w:val="28"/>
+            </w:rPr>
+          </m:ctrlPr>
+        </m:oMathPr>
+        <m:r>
+          <m:t>0.01</m:t>
+        </m:r>
+        <m:r>
+          <m:t> </m:t>
+        </m:r>
+        <m:r>
+          <m:rPr>
+            <m:sty m:val="p"/>
+          </m:rPr>
+          <m:t>m</m:t>
+        </m:r>
+        <m:r>
+          <m:rPr>
+            <m:sty m:val="p"/>
+          </m:rPr>
+          <m:t>o</m:t>
+        </m:r>
+        <m:r>
+          <m:rPr>
+            <m:sty m:val="p"/>
+          </m:rPr>
+          <m:t>l</m:t>
+        </m:r>
+        <m:r>
+          <m:rPr>
+            <m:sty m:val="p"/>
+          </m:rPr>
+          <m:t>⋅</m:t>
+        </m:r>
+        <m:sSup>
+          <m:e>
+            <m:r>
+              <m:rPr>
+                <m:sty m:val="p"/>
+              </m:rPr>
+              <m:t>L</m:t>
+            </m:r>
+          </m:e>
+          <m:sup>
+            <m:r>
+              <m:rPr>
+                <m:sty m:val="p"/>
+              </m:rPr>
+              <m:t>−</m:t>
+            </m:r>
+            <m:r>
+              <m:rPr>
+                <m:sty m:val="p"/>
+              </m:rPr>
+              <m:t>1</m:t>
+            </m:r>
+          </m:sup>
+        </m:sSup>
+      </m:oMath>
+      <w:r>
+        <w:rPr>
+          <w:rFonts w:ascii="Times New Roman" w:hAnsi="Times New Roman" w:eastAsia="Times New Roman" w:cs="Times New Roman"/>
+        </w:rPr>
+        <w:t xml:space="preserve"> </w:t>
+      </w:r>
+      <w:r>
+        <w:rPr>
+          <w:rFonts w:hint="eastAsia" w:ascii="Times New Roman" w:hAnsi="Times New Roman" w:eastAsia="FangSong" w:cs="Times New Roman"/>
+        </w:rPr>
+        <w:t xml:space="preserve">的</w:t>
+      </w:r>
+      <w:r>
+        <w:rPr>
+          <w:rFonts w:ascii="Times New Roman" w:hAnsi="Times New Roman" w:eastAsia="Times New Roman" w:cs="Times New Roman"/>
+        </w:rPr>
+        <w:t xml:space="preserve"> </w:t>
+      </w:r>
+      <m:oMath>
+        <m:oMathPr>
+          <m:ctrlPr>
+            <w:rPr>
+              <w:sz w:val="28"/>
+              <w:szCs w:val="28"/>
+            </w:rPr>
+          </m:ctrlPr>
+        </m:oMathPr>
+        <m:r>
+          <m:t>N</m:t>
+        </m:r>
+        <m:sSub>
+          <m:e>
+            <m:r>
+              <m:t>a</m:t>
+            </m:r>
+          </m:e>
+          <m:sub>
+            <m:r>
+              <m:t>2</m:t>
+            </m:r>
+          </m:sub>
+        </m:sSub>
+        <m:r>
+          <m:t>S</m:t>
+        </m:r>
+        <m:sSub>
+          <m:e>
+            <m:r>
+              <m:t>O</m:t>
+            </m:r>
+          </m:e>
+          <m:sub>
+            <m:r>
+              <m:t>4</m:t>
+            </m:r>
+          </m:sub>
+        </m:sSub>
+      </m:oMath>
+      <w:r>
+        <w:rPr>
+          <w:rFonts w:ascii="Times New Roman" w:hAnsi="Times New Roman" w:eastAsia="Times New Roman" w:cs="Times New Roman"/>
+        </w:rPr>
+        <w:t xml:space="preserve"> </w:t>
+      </w:r>
+      <w:r>
+        <w:rPr>
+          <w:rFonts w:hint="eastAsia" w:ascii="Times New Roman" w:hAnsi="Times New Roman" w:eastAsia="FangSong" w:cs="Times New Roman"/>
+        </w:rPr>
+        <w:t>溶液</w:t>
+      </w:r>
+      <w:r>
+        <w:rPr>
+          <w:rFonts w:hint="eastAsia" w:ascii="Times New Roman" w:hAnsi="Times New Roman" w:eastAsia="Times New Roman" w:cs="Times New Roman"/>
+        </w:rPr>
+        <w:t>，</w:t>
+      </w:r>
+      <w:r>
+        <w:rPr>
+          <w:rFonts w:hint="eastAsia" w:ascii="Times New Roman" w:hAnsi="Times New Roman" w:eastAsia="FangSong" w:cs="Times New Roman"/>
+        </w:rPr>
+        <w:t>针对此过程的下列叙述正确的是</w:t>
+      </w:r>
+      <w:r>
+        <w:rPr>
+          <w:rFonts w:hint="eastAsia" w:ascii="Times New Roman" w:hAnsi="Times New Roman" w:eastAsia="Times New Roman" w:cs="Times New Roman"/>
+        </w:rPr>
+        <w:t>（</w:t>
+      </w:r>
+      <w:r>
+        <w:rPr>
+          <w:rFonts w:ascii="Times New Roman" w:hAnsi="Times New Roman" w:eastAsia="Times New Roman" w:cs="Times New Roman"/>
+        </w:rPr>
+        <w:t xml:space="preserve"> </w:t>
+      </w:r>
+      <w:r>
+        <w:rPr>
+          <w:rFonts w:hint="eastAsia" w:ascii="Times New Roman" w:hAnsi="Times New Roman" w:eastAsia="Times New Roman" w:cs="Times New Roman"/>
+        </w:rPr>
+        <w:t xml:space="preserve">）。</w:t>
+      </w:r>
+    </w:p>
+    <w:p>
+      <w:pPr>
+        <w:pStyle w:val="FirstParagraph"/>
+      </w:pPr>
+      <w:r>
+        <w:rPr>
+          <w:rFonts w:ascii="Times New Roman" w:hAnsi="Times New Roman" w:eastAsia="Times New Roman" w:cs="Times New Roman"/>
+        </w:rPr>
+        <w:t xml:space="preserve">A. </w:t>
+      </w:r>
+      <w:r>
+        <w:rPr>
+          <w:rFonts w:hint="eastAsia" w:ascii="Times New Roman" w:hAnsi="Times New Roman" w:eastAsia="FangSong" w:cs="Times New Roman"/>
+        </w:rPr>
+        <w:t xml:space="preserve">溶液中析出</w:t>
+      </w:r>
+      <w:r>
+        <w:rPr>
+          <w:rFonts w:ascii="Times New Roman" w:hAnsi="Times New Roman" w:eastAsia="Times New Roman" w:cs="Times New Roman"/>
+        </w:rPr>
+        <w:t xml:space="preserve"> CaSO</w:t>
+      </w:r>
+      <w:r>
+        <w:rPr>
+          <w:rFonts w:ascii="Times New Roman" w:hAnsi="Times New Roman" w:eastAsia="Times New Roman" w:cs="Times New Roman"/>
+          <w:vertAlign w:val="subscript"/>
+        </w:rPr>
+        <w:t>4</w:t>
+      </w:r>
+      <w:r>
+        <w:rPr>
+          <w:rFonts w:ascii="Times New Roman" w:hAnsi="Times New Roman" w:eastAsia="Times New Roman" w:cs="Times New Roman"/>
+        </w:rPr>
+        <w:t xml:space="preserve"> </w:t>
+      </w:r>
+      <w:r>
+        <w:rPr>
+          <w:rFonts w:hint="eastAsia" w:ascii="Times New Roman" w:hAnsi="Times New Roman" w:eastAsia="FangSong" w:cs="Times New Roman"/>
+        </w:rPr>
+        <w:t>固体沉淀</w:t>
+      </w:r>
+      <w:r>
+        <w:rPr>
+          <w:rFonts w:hint="eastAsia" w:ascii="Times New Roman" w:hAnsi="Times New Roman" w:eastAsia="Times New Roman" w:cs="Times New Roman"/>
+        </w:rPr>
+        <w:t>，</w:t>
+      </w:r>
+      <w:r>
+        <w:rPr>
+          <w:rFonts w:hint="eastAsia" w:ascii="Times New Roman" w:hAnsi="Times New Roman" w:eastAsia="FangSong" w:cs="Times New Roman"/>
+        </w:rPr>
+        <w:t>最终溶液中</w:t>
+      </w:r>
+      <w:r>
+        <w:rPr>
+          <w:rFonts w:ascii="Times New Roman" w:hAnsi="Times New Roman" w:eastAsia="Times New Roman" w:cs="Times New Roman"/>
+        </w:rPr>
+        <w:t xml:space="preserve"> </w:t>
+      </w:r>
+      <m:oMath>
+        <m:oMathPr>
+          <m:ctrlPr>
+            <w:rPr>
+              <w:sz w:val="28"/>
+              <w:szCs w:val="28"/>
+            </w:rPr>
+          </m:ctrlPr>
+        </m:oMathPr>
+        <m:r>
+          <m:t>c</m:t>
+        </m:r>
+        <m:r>
+          <m:rPr>
+            <m:sty m:val="p"/>
+          </m:rPr>
+          <m:t>(</m:t>
+        </m:r>
+        <m:sSubSup>
+          <m:e>
+            <m:r>
+              <m:rPr>
+                <m:sty m:val="p"/>
+              </m:rPr>
+              <m:t>S</m:t>
+            </m:r>
+            <m:r>
+              <m:rPr>
+                <m:sty m:val="p"/>
+              </m:rPr>
+              <m:t>O</m:t>
+            </m:r>
+          </m:e>
+          <m:sub>
+            <m:r>
+              <m:t>4</m:t>
+            </m:r>
+          </m:sub>
+          <m:sup>
+            <m:r>
+              <m:t>2</m:t>
+            </m:r>
+            <m:r>
+              <m:rPr>
+                <m:sty m:val="p"/>
+              </m:rPr>
+              <m:t>−</m:t>
+            </m:r>
+          </m:sup>
+        </m:sSubSup>
+        <m:r>
+          <m:rPr>
+            <m:sty m:val="p"/>
+          </m:rPr>
+          <m:t>)</m:t>
+        </m:r>
+      </m:oMath>
+      <w:r>
+        <w:rPr>
+          <w:rFonts w:ascii="Times New Roman" w:hAnsi="Times New Roman" w:eastAsia="Times New Roman" w:cs="Times New Roman"/>
+        </w:rPr>
+        <w:t xml:space="preserve"> </w:t>
+      </w:r>
+      <w:r>
+        <w:rPr>
+          <w:rFonts w:hint="eastAsia" w:ascii="Times New Roman" w:hAnsi="Times New Roman" w:eastAsia="FangSong" w:cs="Times New Roman"/>
+        </w:rPr>
+        <w:t xml:space="preserve">较原来大</w:t>
+      </w:r>
+    </w:p>
+    <w:p>
+      <w:pPr>
+        <w:pStyle w:val="BodyText"/>
+      </w:pPr>
+      <w:r>
+        <w:rPr>
+          <w:rFonts w:ascii="Times New Roman" w:hAnsi="Times New Roman" w:eastAsia="Times New Roman" w:cs="Times New Roman"/>
+        </w:rPr>
+        <w:t xml:space="preserve">B. </w:t>
+      </w:r>
+      <w:r>
+        <w:rPr>
+          <w:rFonts w:hint="eastAsia" w:ascii="Times New Roman" w:hAnsi="Times New Roman" w:eastAsia="FangSong" w:cs="Times New Roman"/>
+        </w:rPr>
+        <w:t>溶液中无沉淀析出</w:t>
+      </w:r>
+      <w:r>
+        <w:rPr>
+          <w:rFonts w:hint="eastAsia" w:ascii="Times New Roman" w:hAnsi="Times New Roman" w:eastAsia="Times New Roman" w:cs="Times New Roman"/>
+        </w:rPr>
+        <w:t>，</w:t>
+      </w:r>
+      <w:r>
+        <w:rPr>
+          <w:rFonts w:hint="eastAsia" w:ascii="Times New Roman" w:hAnsi="Times New Roman" w:eastAsia="FangSong" w:cs="Times New Roman"/>
+        </w:rPr>
+        <w:t>溶液中</w:t>
+      </w:r>
+      <w:r>
+        <w:rPr>
+          <w:rFonts w:ascii="Times New Roman" w:hAnsi="Times New Roman" w:eastAsia="Times New Roman" w:cs="Times New Roman"/>
+        </w:rPr>
+        <w:t xml:space="preserve"> </w:t>
+      </w:r>
+      <m:oMath>
+        <m:oMathPr>
+          <m:ctrlPr>
+            <w:rPr>
+              <w:sz w:val="28"/>
+              <w:szCs w:val="28"/>
+            </w:rPr>
+          </m:ctrlPr>
+        </m:oMathPr>
+        <m:r>
+          <m:t>c</m:t>
+        </m:r>
+        <m:r>
+          <m:rPr>
+            <m:sty m:val="p"/>
+          </m:rPr>
+          <m:t>(</m:t>
+        </m:r>
+        <m:sSup>
+          <m:e>
+            <m:r>
+              <m:rPr>
+                <m:sty m:val="p"/>
+              </m:rPr>
+              <m:t>C</m:t>
+            </m:r>
+            <m:r>
+              <m:rPr>
+                <m:sty m:val="p"/>
+              </m:rPr>
+              <m:t>a</m:t>
+            </m:r>
+          </m:e>
+          <m:sup>
+            <m:r>
+              <m:t>2</m:t>
+            </m:r>
+            <m:r>
+              <m:rPr>
+                <m:sty m:val="p"/>
+              </m:rPr>
+              <m:t>+</m:t>
+            </m:r>
+          </m:sup>
+        </m:sSup>
+        <m:r>
+          <m:rPr>
+            <m:sty m:val="p"/>
+          </m:rPr>
+          <m:t>)</m:t>
+        </m:r>
+      </m:oMath>
+      <w:r>
+        <w:rPr>
+          <w:rFonts w:ascii="Times New Roman" w:hAnsi="Times New Roman" w:eastAsia="Times New Roman" w:cs="Times New Roman"/>
+        </w:rPr>
+        <w:t xml:space="preserve">、</w:t>
+      </w:r>
+      <m:oMath>
+        <m:oMathPr>
+          <m:ctrlPr>
+            <w:rPr>
+              <w:sz w:val="28"/>
+              <w:szCs w:val="28"/>
+            </w:rPr>
+          </m:ctrlPr>
+        </m:oMathPr>
+        <m:r>
+          <m:t>c</m:t>
+        </m:r>
+        <m:r>
+          <m:rPr>
+            <m:sty m:val="p"/>
+          </m:rPr>
+          <m:t>(</m:t>
+        </m:r>
+        <m:sSubSup>
+          <m:e>
+            <m:r>
+              <m:rPr>
+                <m:sty m:val="p"/>
+              </m:rPr>
+              <m:t>S</m:t>
+            </m:r>
+            <m:r>
+              <m:rPr>
+                <m:sty m:val="p"/>
+              </m:rPr>
+              <m:t>O</m:t>
+            </m:r>
+          </m:e>
+          <m:sub>
+            <m:r>
+              <m:t>4</m:t>
+            </m:r>
+          </m:sub>
+          <m:sup>
+            <m:r>
+              <m:t>2</m:t>
+            </m:r>
+            <m:r>
+              <m:rPr>
+                <m:sty m:val="p"/>
+              </m:rPr>
+              <m:t>−</m:t>
+            </m:r>
+          </m:sup>
+        </m:sSubSup>
+        <m:r>
+          <m:rPr>
+            <m:sty m:val="p"/>
+          </m:rPr>
+          <m:t>)</m:t>
+        </m:r>
+      </m:oMath>
+      <w:r>
+        <w:rPr>
+          <w:rFonts w:ascii="Times New Roman" w:hAnsi="Times New Roman" w:eastAsia="Times New Roman" w:cs="Times New Roman"/>
+        </w:rPr>
+        <w:t xml:space="preserve"> </w:t>
+      </w:r>
+      <w:r>
+        <w:rPr>
+          <w:rFonts w:hint="eastAsia" w:ascii="Times New Roman" w:hAnsi="Times New Roman" w:eastAsia="FangSong" w:cs="Times New Roman"/>
+        </w:rPr>
+        <w:t xml:space="preserve">都变小</w:t>
+      </w:r>
+    </w:p>
+    <w:p>
+      <w:pPr>
+        <w:pStyle w:val="BodyText"/>
+      </w:pPr>
+      <w:r>
+        <w:rPr>
+          <w:rFonts w:ascii="Times New Roman" w:hAnsi="Times New Roman" w:eastAsia="Times New Roman" w:cs="Times New Roman"/>
+        </w:rPr>
+        <w:t xml:space="preserve">C. </w:t>
+      </w:r>
+      <w:r>
+        <w:rPr>
+          <w:rFonts w:hint="eastAsia" w:ascii="Times New Roman" w:hAnsi="Times New Roman" w:eastAsia="FangSong" w:cs="Times New Roman"/>
+        </w:rPr>
+        <w:t xml:space="preserve">溶液中析出</w:t>
+      </w:r>
+      <w:r>
+        <w:rPr>
+          <w:rFonts w:ascii="Times New Roman" w:hAnsi="Times New Roman" w:eastAsia="Times New Roman" w:cs="Times New Roman"/>
+        </w:rPr>
+        <w:t xml:space="preserve"> </w:t>
+      </w:r>
+      <m:oMath>
+        <m:sSub>
+          <m:e>
+            <m:r>
+              <m:rPr>
+                <m:sty m:val="p"/>
+              </m:rPr>
+              <m:t>C</m:t>
+            </m:r>
+            <m:r>
+              <m:rPr>
+                <m:sty m:val="p"/>
+              </m:rPr>
+              <m:t>a</m:t>
+            </m:r>
+            <m:r>
+              <m:rPr>
+                <m:sty m:val="p"/>
+              </m:rPr>
+              <m:t>S</m:t>
+            </m:r>
+            <m:r>
+              <m:rPr>
+                <m:sty m:val="p"/>
+              </m:rPr>
+              <m:t>O</m:t>
+            </m:r>
+          </m:e>
+          <m:sub>
+            <m:r>
+              <m:t>4</m:t>
+            </m:r>
+          </m:sub>
+        </m:sSub>
+      </m:oMath>
+      <w:r>
+        <w:rPr>
+          <w:rFonts w:ascii="Times New Roman" w:hAnsi="Times New Roman" w:eastAsia="Times New Roman" w:cs="Times New Roman"/>
+        </w:rPr>
+        <w:t xml:space="preserve"> </w:t>
+      </w:r>
+      <w:r>
+        <w:rPr>
+          <w:rFonts w:hint="eastAsia" w:ascii="Times New Roman" w:hAnsi="Times New Roman" w:eastAsia="FangSong" w:cs="Times New Roman"/>
+        </w:rPr>
+        <w:t>固体沉淀</w:t>
+      </w:r>
+      <w:r>
+        <w:rPr>
+          <w:rFonts w:hint="eastAsia" w:ascii="Times New Roman" w:hAnsi="Times New Roman" w:eastAsia="Times New Roman" w:cs="Times New Roman"/>
+        </w:rPr>
+        <w:t>，</w:t>
+      </w:r>
+      <w:r>
+        <w:rPr>
+          <w:rFonts w:hint="eastAsia" w:ascii="Times New Roman" w:hAnsi="Times New Roman" w:eastAsia="FangSong" w:cs="Times New Roman"/>
+        </w:rPr>
+        <w:t>溶液中</w:t>
+      </w:r>
+      <w:r>
+        <w:rPr>
+          <w:rFonts w:ascii="Times New Roman" w:hAnsi="Times New Roman" w:eastAsia="Times New Roman" w:cs="Times New Roman"/>
+        </w:rPr>
+        <w:t xml:space="preserve"> </w:t>
+      </w:r>
+      <m:oMath>
+        <m:oMathPr>
+          <m:ctrlPr>
+            <w:rPr>
+              <w:sz w:val="28"/>
+              <w:szCs w:val="28"/>
+            </w:rPr>
+          </m:ctrlPr>
+        </m:oMathPr>
+        <m:r>
+          <m:t>c</m:t>
+        </m:r>
+        <m:r>
+          <m:rPr>
+            <m:sty m:val="p"/>
+          </m:rPr>
+          <m:t>(</m:t>
+        </m:r>
+        <m:sSup>
+          <m:e>
+            <m:r>
+              <m:rPr>
+                <m:sty m:val="p"/>
+              </m:rPr>
+              <m:t>C</m:t>
+            </m:r>
+            <m:r>
+              <m:rPr>
+                <m:sty m:val="p"/>
+              </m:rPr>
+              <m:t>a</m:t>
+            </m:r>
+          </m:e>
+          <m:sup>
+            <m:r>
+              <m:t>2</m:t>
+            </m:r>
+            <m:r>
+              <m:rPr>
+                <m:sty m:val="p"/>
+              </m:rPr>
+              <m:t>+</m:t>
+            </m:r>
+          </m:sup>
+        </m:sSup>
+        <m:r>
+          <m:rPr>
+            <m:sty m:val="p"/>
+          </m:rPr>
+          <m:t>)</m:t>
+        </m:r>
+      </m:oMath>
+      <w:r>
+        <w:rPr>
+          <w:rFonts w:ascii="Times New Roman" w:hAnsi="Times New Roman" w:eastAsia="Times New Roman" w:cs="Times New Roman"/>
+        </w:rPr>
+        <w:t xml:space="preserve">、</w:t>
+      </w:r>
+      <m:oMath>
+        <m:oMathPr>
+          <m:ctrlPr>
+            <w:rPr>
+              <w:sz w:val="28"/>
+              <w:szCs w:val="28"/>
+            </w:rPr>
+          </m:ctrlPr>
+        </m:oMathPr>
+        <m:r>
+          <m:t>c</m:t>
+        </m:r>
+        <m:r>
+          <m:rPr>
+            <m:sty m:val="p"/>
+          </m:rPr>
+          <m:t>(</m:t>
+        </m:r>
+        <m:sSubSup>
+          <m:e>
+            <m:r>
+              <m:rPr>
+                <m:sty m:val="p"/>
+              </m:rPr>
+              <m:t>S</m:t>
+            </m:r>
+            <m:r>
+              <m:rPr>
+                <m:sty m:val="p"/>
+              </m:rPr>
+              <m:t>O</m:t>
+            </m:r>
+          </m:e>
+          <m:sub>
+            <m:r>
+              <m:t>4</m:t>
+            </m:r>
+          </m:sub>
+          <m:sup>
+            <m:r>
+              <m:t>2</m:t>
+            </m:r>
+            <m:r>
+              <m:rPr>
+                <m:sty m:val="p"/>
+              </m:rPr>
+              <m:t>−</m:t>
+            </m:r>
+          </m:sup>
+        </m:sSubSup>
+        <m:r>
+          <m:rPr>
+            <m:sty m:val="p"/>
+          </m:rPr>
+          <m:t>)</m:t>
+        </m:r>
+      </m:oMath>
+      <w:r>
+        <w:rPr>
+          <w:rFonts w:ascii="Times New Roman" w:hAnsi="Times New Roman" w:eastAsia="Times New Roman" w:cs="Times New Roman"/>
+        </w:rPr>
+        <w:t xml:space="preserve"> </w:t>
+      </w:r>
+      <w:r>
+        <w:rPr>
+          <w:rFonts w:hint="eastAsia" w:ascii="Times New Roman" w:hAnsi="Times New Roman" w:eastAsia="FangSong" w:cs="Times New Roman"/>
+        </w:rPr>
+        <w:t xml:space="preserve">都变小</w:t>
+      </w:r>
+    </w:p>
+    <w:p>
+      <w:pPr>
+        <w:pStyle w:val="BodyText"/>
+      </w:pPr>
+      <w:r>
+        <w:rPr>
+          <w:rFonts w:ascii="Times New Roman" w:hAnsi="Times New Roman" w:eastAsia="Times New Roman" w:cs="Times New Roman"/>
+        </w:rPr>
+        <w:t xml:space="preserve">D. </w:t>
+      </w:r>
+      <w:r>
+        <w:rPr>
+          <w:rFonts w:hint="eastAsia" w:ascii="Times New Roman" w:hAnsi="Times New Roman" w:eastAsia="FangSong" w:cs="Times New Roman"/>
+        </w:rPr>
+        <w:t>溶液中无沉淀析出</w:t>
+      </w:r>
+      <w:r>
+        <w:rPr>
+          <w:rFonts w:hint="eastAsia" w:ascii="Times New Roman" w:hAnsi="Times New Roman" w:eastAsia="Times New Roman" w:cs="Times New Roman"/>
+        </w:rPr>
+        <w:t>，</w:t>
+      </w:r>
+      <w:r>
+        <w:rPr>
+          <w:rFonts w:hint="eastAsia" w:ascii="Times New Roman" w:hAnsi="Times New Roman" w:eastAsia="FangSong" w:cs="Times New Roman"/>
+        </w:rPr>
+        <w:t>但最终溶液中</w:t>
+      </w:r>
+      <w:r>
+        <w:rPr>
+          <w:rFonts w:ascii="Times New Roman" w:hAnsi="Times New Roman" w:eastAsia="Times New Roman" w:cs="Times New Roman"/>
+        </w:rPr>
+        <w:t xml:space="preserve"> </w:t>
+      </w:r>
+      <m:oMath>
+        <m:oMathPr>
+          <m:ctrlPr>
+            <w:rPr>
+              <w:sz w:val="28"/>
+              <w:szCs w:val="28"/>
+            </w:rPr>
+          </m:ctrlPr>
+        </m:oMathPr>
+        <m:r>
+          <m:t>c</m:t>
+        </m:r>
+        <m:r>
+          <m:rPr>
+            <m:sty m:val="p"/>
+          </m:rPr>
+          <m:t>(</m:t>
+        </m:r>
+        <m:sSubSup>
+          <m:e>
+            <m:r>
+              <m:rPr>
+                <m:sty m:val="p"/>
+              </m:rPr>
+              <m:t>S</m:t>
+            </m:r>
+            <m:r>
+              <m:rPr>
+                <m:sty m:val="p"/>
+              </m:rPr>
+              <m:t>O</m:t>
+            </m:r>
+          </m:e>
+          <m:sub>
+            <m:r>
+              <m:t>4</m:t>
+            </m:r>
+          </m:sub>
+          <m:sup>
+            <m:r>
+              <m:t>2</m:t>
+            </m:r>
+            <m:r>
+              <m:rPr>
+                <m:sty m:val="p"/>
+              </m:rPr>
+              <m:t>−</m:t>
+            </m:r>
+          </m:sup>
+        </m:sSubSup>
+        <m:r>
+          <m:rPr>
+            <m:sty m:val="p"/>
+          </m:rPr>
+          <m:t>)</m:t>
+        </m:r>
+      </m:oMath>
+      <w:r>
+        <w:rPr>
+          <w:rFonts w:ascii="Times New Roman" w:hAnsi="Times New Roman" w:eastAsia="Times New Roman" w:cs="Times New Roman"/>
+        </w:rPr>
+        <w:t xml:space="preserve"> </w:t>
+      </w:r>
+      <w:r>
+        <w:rPr>
+          <w:rFonts w:hint="eastAsia" w:ascii="Times New Roman" w:hAnsi="Times New Roman" w:eastAsia="FangSong" w:cs="Times New Roman"/>
+        </w:rPr>
+        <w:t xml:space="preserve">较原来大</w:t>
+      </w:r>
+    </w:p>
+    <w:p>
+      <w:pPr>
+        <w:pStyle w:val="BodyText"/>
+        <w:spacing w:before="160" w:after="80"/>
+        <w:jc w:val="center"/>
+      </w:pPr>
+      <w:r>
+        <w:rPr>
+          <w:rFonts w:ascii="Times New Roman" w:hAnsi="Times New Roman" w:eastAsia="Times New Roman" w:cs="Times New Roman"/>
+        </w:rPr>
+        <w:drawing>
+          <wp:inline>
+            <wp:extent cx="3600000" cy="2068749"/>
+            <wp:effectExtent b="0" l="0" r="0" t="0"/>
+            <wp:docPr descr="" title="" id="62" name="Picture"/>
+            <a:graphic>
+              <a:graphicData uri="http://schemas.openxmlformats.org/drawingml/2006/picture">
+                <pic:pic>
+                  <pic:nvPicPr>
+                    <pic:cNvPr descr="e5f6533710ba521473b9fe152fdebb93579c9b7336e62cfb358535fd88733598.jpg" id="63" name="Picture"/>
+                    <pic:cNvPicPr>
+                      <a:picLocks noChangeArrowheads="1" noChangeAspect="1"/>
+                    </pic:cNvPicPr>
+                  </pic:nvPicPr>
+                  <pic:blipFill>
+                    <a:blip r:embed="rId61"/>
+                    <a:stretch>
+                      <a:fillRect/>
+                    </a:stretch>
+                  </pic:blipFill>
+                  <pic:spPr bwMode="auto">
+                    <a:xfrm>
+                      <a:off x="0" y="0"/>
+                      <a:ext cx="3600000" cy="2068749"/>
+                    </a:xfrm>
+                    <a:prstGeom prst="rect">
+                      <a:avLst/>
+                    </a:prstGeom>
+                    <a:noFill/>
+                    <a:ln w="9525">
+                      <a:noFill/>
+                      <a:headEnd/>
+                      <a:tailEnd/>
+                    </a:ln>
+                  </pic:spPr>
+                </pic:pic>
+              </a:graphicData>
+            </a:graphic>
+          </wp:inline>
+        </w:drawing>
+      </w:r>
+    </w:p>
+    <w:p>
+      <w:pPr>
+        <w:spacing w:before="160" w:after="80"/>
+      </w:pPr>
+      <w:r>
+        <w:pict>
+          <v:rect style="width:0;height:1.5pt" o:hralign="center" o:hrstd="t" o:hr="t"/>
+        </w:pict>
+      </w:r>
+    </w:p>
+    <w:bookmarkEnd w:id="64"/>
+    <w:bookmarkStart w:id="68" w:name="一分册-测4-14"/>
+    <w:p>
+      <w:pPr>
+        <w:pStyle w:val="Heading2"/>
+        <w:spacing w:before="280" w:after="120"/>
+      </w:pPr>
+      <w:r>
+        <w:rPr>
+          <w:rFonts w:ascii="Times New Roman" w:hAnsi="Times New Roman" w:eastAsia="Times New Roman" w:cs="Times New Roman"/>
+        </w:rPr>
+        <w:t xml:space="preserve">5.24 </w:t>
+      </w:r>
+      <w:r>
+        <w:rPr>
+          <w:rFonts w:hint="eastAsia" w:ascii="Times New Roman" w:hAnsi="Times New Roman" w:eastAsia="SimHei" w:cs="Times New Roman"/>
+        </w:rPr>
+        <w:t>一分册</w:t>
+      </w:r>
+      <w:r>
+        <w:rPr>
+          <w:rFonts w:hint="eastAsia" w:ascii="Times New Roman" w:hAnsi="Times New Roman" w:eastAsia="Times New Roman" w:cs="Times New Roman"/>
+        </w:rPr>
+        <w:t>-</w:t>
+      </w:r>
+      <w:r>
+        <w:rPr>
+          <w:rFonts w:hint="eastAsia" w:ascii="Times New Roman" w:hAnsi="Times New Roman" w:eastAsia="SimHei" w:cs="Times New Roman"/>
+        </w:rPr>
+        <w:t>测</w:t>
+      </w:r>
+      <w:r>
+        <w:rPr>
+          <w:rFonts w:hint="eastAsia" w:ascii="Times New Roman" w:hAnsi="Times New Roman" w:eastAsia="Times New Roman" w:cs="Times New Roman"/>
+        </w:rPr>
+        <w:t>4-14</w:t>
+      </w:r>
+    </w:p>
+    <w:p>
+      <w:pPr>
+        <w:pStyle w:val="Compact"/>
+        <w:numPr>
+          <w:ilvl w:val="0"/>
+          <w:numId w:val="1009"/>
+        </w:numPr>
+      </w:pPr>
+      <w:r>
+        <w:rPr>
+          <w:rFonts w:hint="eastAsia" w:ascii="Times New Roman" w:hAnsi="Times New Roman" w:eastAsia="FangSong" w:cs="Times New Roman"/>
+        </w:rPr>
+        <w:t xml:space="preserve">在</w:t>
+      </w:r>
+      <w:r>
+        <w:rPr>
+          <w:rFonts w:ascii="Times New Roman" w:hAnsi="Times New Roman" w:eastAsia="Times New Roman" w:cs="Times New Roman"/>
+        </w:rPr>
+        <w:t xml:space="preserve"> </w:t>
+      </w:r>
+      <m:oMath>
+        <m:r>
+          <m:t>a</m:t>
+        </m:r>
+        <m:r>
+          <m:t> </m:t>
+        </m:r>
+        <m:r>
+          <m:rPr>
+            <m:sty m:val="p"/>
+          </m:rPr>
+          <m:t>m</m:t>
+        </m:r>
+        <m:r>
+          <m:rPr>
+            <m:sty m:val="p"/>
+          </m:rPr>
+          <m:t>L</m:t>
+        </m:r>
+      </m:oMath>
+      <w:r>
+        <w:rPr>
+          <w:rFonts w:ascii="Times New Roman" w:hAnsi="Times New Roman" w:eastAsia="Times New Roman" w:cs="Times New Roman"/>
+        </w:rPr>
+        <w:t xml:space="preserve"> </w:t>
+      </w:r>
+      <w:r>
+        <w:rPr>
+          <w:rFonts w:hint="eastAsia" w:ascii="Times New Roman" w:hAnsi="Times New Roman" w:eastAsia="FangSong" w:cs="Times New Roman"/>
+        </w:rPr>
+        <w:t xml:space="preserve">醋酸溶液中滴加</w:t>
+      </w:r>
+      <w:r>
+        <w:rPr>
+          <w:rFonts w:ascii="Times New Roman" w:hAnsi="Times New Roman" w:eastAsia="Times New Roman" w:cs="Times New Roman"/>
+        </w:rPr>
+        <w:t xml:space="preserve"> </w:t>
+      </w:r>
+      <m:oMath>
+        <m:oMathPr>
+          <m:ctrlPr>
+            <w:rPr>
+              <w:sz w:val="28"/>
+              <w:szCs w:val="28"/>
+            </w:rPr>
+          </m:ctrlPr>
+        </m:oMathPr>
+        <m:r>
+          <m:t>0.01</m:t>
+        </m:r>
+        <m:r>
+          <m:t> </m:t>
+        </m:r>
+        <m:r>
+          <m:rPr>
+            <m:sty m:val="p"/>
+          </m:rPr>
+          <m:t>m</m:t>
+        </m:r>
+        <m:r>
+          <m:rPr>
+            <m:sty m:val="p"/>
+          </m:rPr>
+          <m:t>o</m:t>
+        </m:r>
+        <m:r>
+          <m:rPr>
+            <m:sty m:val="p"/>
+          </m:rPr>
+          <m:t>l</m:t>
+        </m:r>
+        <m:r>
+          <m:rPr>
+            <m:sty m:val="p"/>
+          </m:rPr>
+          <m:t>⋅</m:t>
+        </m:r>
+        <m:sSup>
+          <m:e>
+            <m:r>
+              <m:rPr>
+                <m:sty m:val="p"/>
+              </m:rPr>
+              <m:t>L</m:t>
+            </m:r>
+          </m:e>
+          <m:sup>
+            <m:r>
+              <m:rPr>
+                <m:sty m:val="p"/>
+              </m:rPr>
+              <m:t>−</m:t>
+            </m:r>
+            <m:r>
+              <m:rPr>
+                <m:sty m:val="p"/>
+              </m:rPr>
+              <m:t>1</m:t>
+            </m:r>
+          </m:sup>
+        </m:sSup>
+      </m:oMath>
+      <w:r>
+        <w:rPr>
+          <w:rFonts w:ascii="Times New Roman" w:hAnsi="Times New Roman" w:eastAsia="Times New Roman" w:cs="Times New Roman"/>
+        </w:rPr>
+        <w:t xml:space="preserve"> </w:t>
+      </w:r>
+      <w:r>
+        <w:rPr>
+          <w:rFonts w:hint="eastAsia" w:ascii="Times New Roman" w:hAnsi="Times New Roman" w:eastAsia="FangSong" w:cs="Times New Roman"/>
+        </w:rPr>
+        <w:t>的氢氧化钠溶液</w:t>
+      </w:r>
+      <w:r>
+        <w:rPr>
+          <w:rFonts w:hint="eastAsia" w:ascii="Times New Roman" w:hAnsi="Times New Roman" w:eastAsia="Times New Roman" w:cs="Times New Roman"/>
+        </w:rPr>
+        <w:t>，</w:t>
+      </w:r>
+      <w:r>
+        <w:rPr>
+          <w:rFonts w:hint="eastAsia" w:ascii="Times New Roman" w:hAnsi="Times New Roman" w:eastAsia="FangSong" w:cs="Times New Roman"/>
+        </w:rPr>
+        <w:t>滴定曲线如图所示</w:t>
+      </w:r>
+      <w:r>
+        <w:rPr>
+          <w:rFonts w:hint="eastAsia" w:ascii="Times New Roman" w:hAnsi="Times New Roman" w:eastAsia="Times New Roman" w:cs="Times New Roman"/>
+        </w:rPr>
+        <w:t>。</w:t>
+      </w:r>
+    </w:p>
+    <w:p>
+      <w:pPr>
+        <w:pStyle w:val="FirstParagraph"/>
+        <w:spacing w:before="160" w:after="80"/>
+        <w:jc w:val="center"/>
+      </w:pPr>
+      <w:r>
+        <w:rPr>
+          <w:rFonts w:ascii="Times New Roman" w:hAnsi="Times New Roman" w:eastAsia="Times New Roman" w:cs="Times New Roman"/>
+        </w:rPr>
+        <w:drawing>
+          <wp:inline>
+            <wp:extent cx="3240000" cy="2610708"/>
+            <wp:effectExtent b="0" l="0" r="0" t="0"/>
+            <wp:docPr descr="" title="" id="66" name="Picture"/>
+            <a:graphic>
+              <a:graphicData uri="http://schemas.openxmlformats.org/drawingml/2006/picture">
+                <pic:pic>
+                  <pic:nvPicPr>
+                    <pic:cNvPr descr="12a65c7c64877cdd847bd64270bac0282fa5ebd2e38f1c2c13f884db916cbdcb.jpg" id="67" name="Picture"/>
+                    <pic:cNvPicPr>
+                      <a:picLocks noChangeArrowheads="1" noChangeAspect="1"/>
+                    </pic:cNvPicPr>
+                  </pic:nvPicPr>
+                  <pic:blipFill>
+                    <a:blip r:embed="rId65"/>
+                    <a:stretch>
+                      <a:fillRect/>
+                    </a:stretch>
+                  </pic:blipFill>
+                  <pic:spPr bwMode="auto">
+                    <a:xfrm>
+                      <a:off x="0" y="0"/>
+                      <a:ext cx="3240000" cy="2610708"/>
+                    </a:xfrm>
+                    <a:prstGeom prst="rect">
+                      <a:avLst/>
+                    </a:prstGeom>
+                    <a:noFill/>
+                    <a:ln w="9525">
+                      <a:noFill/>
+                      <a:headEnd/>
+                      <a:tailEnd/>
+                    </a:ln>
+                  </pic:spPr>
+                </pic:pic>
+              </a:graphicData>
+            </a:graphic>
+          </wp:inline>
+        </w:drawing>
+      </w:r>
+    </w:p>
+    <w:p>
+      <w:pPr>
+        <w:numPr>
+          <w:ilvl w:val="0"/>
+          <w:numId w:val="1010"/>
+        </w:numPr>
+      </w:pPr>
+      <w:r>
+        <w:rPr>
+          <w:rFonts w:hint="eastAsia" w:ascii="Times New Roman" w:hAnsi="Times New Roman" w:eastAsia="FangSong" w:cs="Times New Roman"/>
+        </w:rPr>
+        <w:t>醋酸溶液浓度</w:t>
+      </w:r>
+      <w:r>
+        <w:rPr>
+          <w:rFonts w:hint="eastAsia" w:ascii="Times New Roman" w:hAnsi="Times New Roman" w:eastAsia="Times New Roman" w:cs="Times New Roman"/>
+        </w:rPr>
+        <w:t>_</w:t>
+      </w:r>
+      <w:r>
+        <w:rPr>
+          <w:rFonts w:hint="eastAsia" w:ascii="Times New Roman" w:hAnsi="Times New Roman" w:eastAsia="Times New Roman" w:cs="Times New Roman"/>
+          <w:b/>
+          <w:bCs/>
+          <w:i/>
+          <w:iCs/>
+        </w:rPr>
+        <w:t>（</w:t>
+      </w:r>
+      <w:r>
+        <w:rPr>
+          <w:rFonts w:hint="eastAsia" w:ascii="Times New Roman" w:hAnsi="Times New Roman" w:eastAsia="FangSong" w:cs="Times New Roman"/>
+          <w:b/>
+          <w:bCs/>
+          <w:i/>
+          <w:iCs/>
+        </w:rPr>
+        <w:t>填</w:t>
+      </w:r>
+      <w:r>
+        <w:rPr>
+          <w:rFonts w:hint="eastAsia" w:ascii="Times New Roman" w:hAnsi="Times New Roman" w:eastAsia="Times New Roman" w:cs="Times New Roman"/>
+          <w:b/>
+          <w:bCs/>
+          <w:i/>
+          <w:iCs/>
+        </w:rPr>
+        <w:t>”</w:t>
+      </w:r>
+      <w:r>
+        <w:rPr>
+          <w:rFonts w:hint="eastAsia" w:ascii="Times New Roman" w:hAnsi="Times New Roman" w:eastAsia="FangSong" w:cs="Times New Roman"/>
+          <w:b/>
+          <w:bCs/>
+          <w:i/>
+          <w:iCs/>
+        </w:rPr>
+        <w:t>大于</w:t>
+      </w:r>
+      <w:r>
+        <w:rPr>
+          <w:rFonts w:hint="eastAsia" w:ascii="Times New Roman" w:hAnsi="Times New Roman" w:eastAsia="Times New Roman" w:cs="Times New Roman"/>
+          <w:b/>
+          <w:bCs/>
+          <w:i/>
+          <w:iCs/>
+        </w:rPr>
+        <w:t>”、</w:t>
+      </w:r>
+      <w:r>
+        <w:rPr>
+          <w:rFonts w:hint="eastAsia" w:ascii="Times New Roman" w:hAnsi="Times New Roman" w:eastAsia="Times New Roman" w:cs="Times New Roman"/>
+          <w:b/>
+          <w:bCs/>
+          <w:i/>
+          <w:iCs/>
+        </w:rPr>
+        <w:t>“</w:t>
+      </w:r>
+      <w:r>
+        <w:rPr>
+          <w:rFonts w:hint="eastAsia" w:ascii="Times New Roman" w:hAnsi="Times New Roman" w:eastAsia="FangSong" w:cs="Times New Roman"/>
+          <w:b/>
+          <w:bCs/>
+          <w:i/>
+          <w:iCs/>
+        </w:rPr>
+        <w:t>小于</w:t>
+      </w:r>
+      <w:r>
+        <w:rPr>
+          <w:rFonts w:hint="eastAsia" w:ascii="Times New Roman" w:hAnsi="Times New Roman" w:eastAsia="Times New Roman" w:cs="Times New Roman"/>
+          <w:b/>
+          <w:bCs/>
+          <w:i/>
+          <w:iCs/>
+        </w:rPr>
+        <w:t>”</w:t>
+      </w:r>
+      <w:r>
+        <w:rPr>
+          <w:rFonts w:hint="eastAsia" w:ascii="Times New Roman" w:hAnsi="Times New Roman" w:eastAsia="FangSong" w:cs="Times New Roman"/>
+          <w:b/>
+          <w:bCs/>
+          <w:i/>
+          <w:iCs/>
+        </w:rPr>
+        <w:t>或</w:t>
+      </w:r>
+      <w:r>
+        <w:rPr>
+          <w:rFonts w:hint="eastAsia" w:ascii="Times New Roman" w:hAnsi="Times New Roman" w:eastAsia="Times New Roman" w:cs="Times New Roman"/>
+          <w:b/>
+          <w:bCs/>
+          <w:i/>
+          <w:iCs/>
+        </w:rPr>
+        <w:t>”</w:t>
+      </w:r>
+      <w:r>
+        <w:rPr>
+          <w:rFonts w:hint="eastAsia" w:ascii="Times New Roman" w:hAnsi="Times New Roman" w:eastAsia="FangSong" w:cs="Times New Roman"/>
+          <w:b/>
+          <w:bCs/>
+          <w:i/>
+          <w:iCs/>
+        </w:rPr>
+        <w:t>等于</w:t>
+      </w:r>
+      <w:r>
+        <w:rPr>
+          <w:rFonts w:hint="eastAsia" w:ascii="Times New Roman" w:hAnsi="Times New Roman" w:eastAsia="Times New Roman" w:cs="Times New Roman"/>
+          <w:b/>
+          <w:bCs/>
+          <w:i/>
+          <w:iCs/>
+        </w:rPr>
+        <w:t>”）0.01</w:t>
+      </w:r>
+      <w:r>
+        <w:rPr>
+          <w:rFonts w:ascii="Times New Roman" w:hAnsi="Times New Roman" w:eastAsia="Times New Roman" w:cs="Times New Roman"/>
+          <w:b/>
+          <w:bCs/>
+          <w:i/>
+          <w:iCs/>
+        </w:rPr>
+        <w:t xml:space="preserve"> </w:t>
+      </w:r>
+      <w:r>
+        <w:rPr>
+          <w:rFonts w:hint="eastAsia" w:ascii="Times New Roman" w:hAnsi="Times New Roman" w:eastAsia="Times New Roman" w:cs="Times New Roman"/>
+          <w:b/>
+          <w:bCs/>
+          <w:i/>
+          <w:iCs/>
+        </w:rPr>
+        <w:t>mol·L</w:t>
+      </w:r>
+      <w:r>
+        <w:rPr>
+          <w:rFonts w:hint="eastAsia" w:ascii="Times New Roman" w:hAnsi="Times New Roman" w:eastAsia="Times New Roman" w:cs="Times New Roman"/>
+          <w:b/>
+          <w:bCs/>
+          <w:i/>
+          <w:iCs/>
+          <w:vertAlign w:val="superscript"/>
+        </w:rPr>
+        <w:t>-1</w:t>
+      </w:r>
+      <w:r>
+        <w:rPr>
+          <w:rFonts w:hint="eastAsia" w:ascii="Times New Roman" w:hAnsi="Times New Roman" w:eastAsia="Times New Roman" w:cs="Times New Roman"/>
+          <w:b/>
+          <w:bCs/>
+          <w:i/>
+          <w:iCs/>
+        </w:rPr>
+        <w:t>，</w:t>
+      </w:r>
+      <w:r>
+        <w:rPr>
+          <w:rFonts w:hint="eastAsia" w:ascii="Times New Roman" w:hAnsi="Times New Roman" w:eastAsia="FangSong" w:cs="Times New Roman"/>
+          <w:b/>
+          <w:bCs/>
+          <w:i/>
+          <w:iCs/>
+        </w:rPr>
+        <w:t>理由是</w:t>
+      </w:r>
+      <w:r>
+        <w:rPr>
+          <w:rFonts w:hint="eastAsia" w:ascii="Times New Roman" w:hAnsi="Times New Roman" w:eastAsia="Times New Roman" w:cs="Times New Roman"/>
+        </w:rPr>
+        <w:t xml:space="preserve">_；</w:t>
+      </w:r>
+    </w:p>
+    <w:p>
+      <w:pPr>
+        <w:numPr>
+          <w:ilvl w:val="0"/>
+          <w:numId w:val="1010"/>
+        </w:numPr>
+      </w:pPr>
+      <w:r>
+        <w:rPr>
+          <w:rFonts w:ascii="Times New Roman" w:hAnsi="Times New Roman" w:eastAsia="Times New Roman" w:cs="Times New Roman"/>
+        </w:rPr>
+        <w:t xml:space="preserve">b </w:t>
+      </w:r>
+      <w:r>
+        <w:rPr>
+          <w:rFonts w:hint="eastAsia" w:ascii="Times New Roman" w:hAnsi="Times New Roman" w:eastAsia="FangSong" w:cs="Times New Roman"/>
+        </w:rPr>
+        <w:t>点</w:t>
+      </w:r>
+      <w:r>
+        <w:rPr>
+          <w:rFonts w:hint="eastAsia" w:ascii="Times New Roman" w:hAnsi="Times New Roman" w:eastAsia="Times New Roman" w:cs="Times New Roman"/>
+        </w:rPr>
+        <w:t>，</w:t>
+      </w:r>
+      <m:oMath>
+        <m:oMathPr>
+          <m:ctrlPr>
+            <w:rPr>
+              <w:sz w:val="28"/>
+              <w:szCs w:val="28"/>
+            </w:rPr>
+          </m:ctrlPr>
+        </m:oMathPr>
+        <m:r>
+          <m:t>c</m:t>
+        </m:r>
+        <m:r>
+          <m:rPr>
+            <m:sty m:val="p"/>
+          </m:rPr>
+          <m:t>(</m:t>
+        </m:r>
+        <m:sSup>
+          <m:e>
+            <m:r>
+              <m:rPr>
+                <m:sty m:val="p"/>
+              </m:rPr>
+              <m:t>N</m:t>
+            </m:r>
+            <m:r>
+              <m:rPr>
+                <m:sty m:val="p"/>
+              </m:rPr>
+              <m:t>a</m:t>
+            </m:r>
+          </m:e>
+          <m:sup>
+            <m:r>
+              <m:rPr>
+                <m:sty m:val="p"/>
+              </m:rPr>
+              <m:t>+</m:t>
+            </m:r>
+          </m:sup>
+        </m:sSup>
+        <m:r>
+          <m:rPr>
+            <m:sty m:val="p"/>
+          </m:rPr>
+          <m:t>)</m:t>
+        </m:r>
+      </m:oMath>
+      <w:r>
+        <w:rPr>
+          <w:rFonts w:hint="eastAsia" w:ascii="Times New Roman" w:hAnsi="Times New Roman" w:eastAsia="Times New Roman" w:cs="Times New Roman"/>
+        </w:rPr>
+        <w:t>____（</w:t>
+      </w:r>
+      <w:r>
+        <w:rPr>
+          <w:rFonts w:hint="eastAsia" w:ascii="Times New Roman" w:hAnsi="Times New Roman" w:eastAsia="FangSong" w:cs="Times New Roman"/>
+        </w:rPr>
+        <w:t>填</w:t>
+      </w:r>
+      <w:r>
+        <w:rPr>
+          <w:rFonts w:hint="eastAsia" w:ascii="Times New Roman" w:hAnsi="Times New Roman" w:eastAsia="Times New Roman" w:cs="Times New Roman"/>
+        </w:rPr>
+        <w:t>”&gt;</w:t>
+      </w:r>
+      <w:r>
+        <w:rPr>
+          <w:rFonts w:ascii="Times New Roman" w:hAnsi="Times New Roman" w:eastAsia="Times New Roman" w:cs="Times New Roman"/>
+        </w:rPr>
+        <w:t xml:space="preserve">“、”</w:t>
+      </w:r>
+      <w:r>
+        <w:rPr>
+          <w:rFonts w:ascii="Times New Roman" w:hAnsi="Times New Roman" w:eastAsia="Times New Roman" w:cs="Times New Roman"/>
+        </w:rPr>
+        <w:t xml:space="preserve">&lt;</w:t>
+      </w:r>
+      <w:r>
+        <w:rPr>
+          <w:rFonts w:hint="eastAsia" w:ascii="Times New Roman" w:hAnsi="Times New Roman" w:eastAsia="Times New Roman" w:cs="Times New Roman"/>
+        </w:rPr>
+        <w:t>“</w:t>
+      </w:r>
+      <w:r>
+        <w:rPr>
+          <w:rFonts w:hint="eastAsia" w:ascii="Times New Roman" w:hAnsi="Times New Roman" w:eastAsia="FangSong" w:cs="Times New Roman"/>
+        </w:rPr>
+        <w:t>或</w:t>
+      </w:r>
+      <w:r>
+        <w:rPr>
+          <w:rFonts w:hint="eastAsia" w:ascii="Times New Roman" w:hAnsi="Times New Roman" w:eastAsia="Times New Roman" w:cs="Times New Roman"/>
+        </w:rPr>
+        <w:t>”</w:t>
+      </w:r>
+      <w:r>
+        <w:rPr>
+          <w:rFonts w:hint="eastAsia" w:ascii="Times New Roman" w:hAnsi="Times New Roman" w:eastAsia="Times New Roman" w:cs="Times New Roman"/>
+        </w:rPr>
+        <w:t xml:space="preserve">=“）</w:t>
+      </w:r>
+      <m:oMath>
+        <m:oMathPr>
+          <m:ctrlPr>
+            <w:rPr>
+              <w:sz w:val="28"/>
+              <w:szCs w:val="28"/>
+            </w:rPr>
+          </m:ctrlPr>
+        </m:oMathPr>
+        <m:r>
+          <m:t>c</m:t>
+        </m:r>
+        <m:r>
+          <m:rPr>
+            <m:sty m:val="p"/>
+          </m:rPr>
+          <m:t>(</m:t>
+        </m:r>
+        <m:sSub>
+          <m:e>
+            <m:r>
+              <m:rPr>
+                <m:sty m:val="p"/>
+              </m:rPr>
+              <m:t>C</m:t>
+            </m:r>
+            <m:r>
+              <m:rPr>
+                <m:sty m:val="p"/>
+              </m:rPr>
+              <m:t>H</m:t>
+            </m:r>
+          </m:e>
+          <m:sub>
+            <m:r>
+              <m:t>3</m:t>
+            </m:r>
+          </m:sub>
+        </m:sSub>
+        <m:sSup>
+          <m:e>
+            <m:r>
+              <m:rPr>
+                <m:sty m:val="p"/>
+              </m:rPr>
+              <m:t>C</m:t>
+            </m:r>
+            <m:r>
+              <m:rPr>
+                <m:sty m:val="p"/>
+              </m:rPr>
+              <m:t>O</m:t>
+            </m:r>
+            <m:r>
+              <m:rPr>
+                <m:sty m:val="p"/>
+              </m:rPr>
+              <m:t>O</m:t>
+            </m:r>
+          </m:e>
+          <m:sup>
+            <m:r>
+              <m:rPr>
+                <m:sty m:val="p"/>
+              </m:rPr>
+              <m:t>−</m:t>
+            </m:r>
+          </m:sup>
+        </m:sSup>
+        <m:r>
+          <m:rPr>
+            <m:sty m:val="p"/>
+          </m:rPr>
+          <m:t>)</m:t>
+        </m:r>
+      </m:oMath>
+      <w:r>
+        <w:rPr>
+          <w:rFonts w:hint="eastAsia" w:ascii="Times New Roman" w:hAnsi="Times New Roman" w:eastAsia="Times New Roman" w:cs="Times New Roman"/>
+        </w:rPr>
+        <w:t xml:space="preserve">；</w:t>
+      </w:r>
+    </w:p>
+    <w:p>
+      <w:pPr>
+        <w:numPr>
+          <w:ilvl w:val="0"/>
+          <w:numId w:val="1010"/>
+        </w:numPr>
+      </w:pPr>
+      <w:r>
+        <w:rPr>
+          <w:rFonts w:hint="eastAsia" w:ascii="Times New Roman" w:hAnsi="Times New Roman" w:eastAsia="FangSong" w:cs="Times New Roman"/>
+        </w:rPr>
+        <w:t>当醋酸与氢氧化钠溶液恰好完全中和时</w:t>
+      </w:r>
+      <w:r>
+        <w:rPr>
+          <w:rFonts w:hint="eastAsia" w:ascii="Times New Roman" w:hAnsi="Times New Roman" w:eastAsia="Times New Roman" w:cs="Times New Roman"/>
+        </w:rPr>
+        <w:t>，</w:t>
+      </w:r>
+      <w:r>
+        <w:rPr>
+          <w:rFonts w:hint="eastAsia" w:ascii="Times New Roman" w:hAnsi="Times New Roman" w:eastAsia="FangSong" w:cs="Times New Roman"/>
+        </w:rPr>
+        <w:t>曲线上对应的点</w:t>
+      </w:r>
+      <w:r>
+        <w:rPr>
+          <w:rFonts w:ascii="Times New Roman" w:hAnsi="Times New Roman" w:eastAsia="Times New Roman" w:cs="Times New Roman"/>
+        </w:rPr>
+        <w:t xml:space="preserve"> Q </w:t>
+      </w:r>
+      <w:r>
+        <w:rPr>
+          <w:rFonts w:hint="eastAsia" w:ascii="Times New Roman" w:hAnsi="Times New Roman" w:eastAsia="FangSong" w:cs="Times New Roman"/>
+        </w:rPr>
+        <w:t>应在</w:t>
+      </w:r>
+      <w:r>
+        <w:rPr>
+          <w:rFonts w:hint="eastAsia" w:ascii="Times New Roman" w:hAnsi="Times New Roman" w:eastAsia="Times New Roman" w:cs="Times New Roman"/>
+        </w:rPr>
+        <w:t>____；</w:t>
+      </w:r>
+    </w:p>
+    <w:p>
+      <w:pPr>
+        <w:pStyle w:val="FirstParagraph"/>
+      </w:pPr>
+      <w:r>
+        <w:rPr>
+          <w:rFonts w:ascii="Times New Roman" w:hAnsi="Times New Roman" w:eastAsia="Times New Roman" w:cs="Times New Roman"/>
+        </w:rPr>
+        <w:t xml:space="preserve">A. 2 </w:t>
+      </w:r>
+      <w:r>
+        <w:rPr>
+          <w:rFonts w:hint="eastAsia" w:ascii="Times New Roman" w:hAnsi="Times New Roman" w:eastAsia="FangSong" w:cs="Times New Roman"/>
+        </w:rPr>
+        <w:t xml:space="preserve">与</w:t>
+      </w:r>
+      <w:r>
+        <w:rPr>
+          <w:rFonts w:ascii="Times New Roman" w:hAnsi="Times New Roman" w:eastAsia="Times New Roman" w:cs="Times New Roman"/>
+        </w:rPr>
+        <w:t xml:space="preserve"> a </w:t>
+      </w:r>
+      <w:r>
+        <w:rPr>
+          <w:rFonts w:hint="eastAsia" w:ascii="Times New Roman" w:hAnsi="Times New Roman" w:eastAsia="FangSong" w:cs="Times New Roman"/>
+        </w:rPr>
+        <w:t xml:space="preserve">之间</w:t>
+      </w:r>
+      <w:r>
+        <w:rPr>
+          <w:rFonts w:ascii="Times New Roman" w:hAnsi="Times New Roman" w:eastAsia="Times New Roman" w:cs="Times New Roman"/>
+        </w:rPr>
+        <w:t xml:space="preserve">　B. a </w:t>
+      </w:r>
+      <w:r>
+        <w:rPr>
+          <w:rFonts w:hint="eastAsia" w:ascii="Times New Roman" w:hAnsi="Times New Roman" w:eastAsia="FangSong" w:cs="Times New Roman"/>
+        </w:rPr>
+        <w:t xml:space="preserve">与</w:t>
+      </w:r>
+      <w:r>
+        <w:rPr>
+          <w:rFonts w:ascii="Times New Roman" w:hAnsi="Times New Roman" w:eastAsia="Times New Roman" w:cs="Times New Roman"/>
+        </w:rPr>
+        <w:t xml:space="preserve"> b </w:t>
+      </w:r>
+      <w:r>
+        <w:rPr>
+          <w:rFonts w:hint="eastAsia" w:ascii="Times New Roman" w:hAnsi="Times New Roman" w:eastAsia="FangSong" w:cs="Times New Roman"/>
+        </w:rPr>
+        <w:t xml:space="preserve">之间</w:t>
+      </w:r>
+      <w:r>
+        <w:rPr>
+          <w:rFonts w:ascii="Times New Roman" w:hAnsi="Times New Roman" w:eastAsia="Times New Roman" w:cs="Times New Roman"/>
+        </w:rPr>
+        <w:t xml:space="preserve">　C. b </w:t>
+      </w:r>
+      <w:r>
+        <w:rPr>
+          <w:rFonts w:hint="eastAsia" w:ascii="Times New Roman" w:hAnsi="Times New Roman" w:eastAsia="FangSong" w:cs="Times New Roman"/>
+        </w:rPr>
+        <w:t xml:space="preserve">与</w:t>
+      </w:r>
+      <w:r>
+        <w:rPr>
+          <w:rFonts w:ascii="Times New Roman" w:hAnsi="Times New Roman" w:eastAsia="Times New Roman" w:cs="Times New Roman"/>
+        </w:rPr>
+        <w:t xml:space="preserve"> c </w:t>
+      </w:r>
+      <w:r>
+        <w:rPr>
+          <w:rFonts w:hint="eastAsia" w:ascii="Times New Roman" w:hAnsi="Times New Roman" w:eastAsia="FangSong" w:cs="Times New Roman"/>
+        </w:rPr>
+        <w:t xml:space="preserve">之间</w:t>
+      </w:r>
+      <w:r>
+        <w:rPr>
+          <w:rFonts w:ascii="Times New Roman" w:hAnsi="Times New Roman" w:eastAsia="Times New Roman" w:cs="Times New Roman"/>
+        </w:rPr>
+        <w:t xml:space="preserve">　D. a </w:t>
+      </w:r>
+      <w:r>
+        <w:rPr>
+          <w:rFonts w:hint="eastAsia" w:ascii="Times New Roman" w:hAnsi="Times New Roman" w:eastAsia="FangSong" w:cs="Times New Roman"/>
+        </w:rPr>
+        <w:t xml:space="preserve">与</w:t>
+      </w:r>
+      <w:r>
+        <w:rPr>
+          <w:rFonts w:ascii="Times New Roman" w:hAnsi="Times New Roman" w:eastAsia="Times New Roman" w:cs="Times New Roman"/>
+        </w:rPr>
+        <w:t xml:space="preserve"> c </w:t>
+      </w:r>
+      <w:r>
+        <w:rPr>
+          <w:rFonts w:hint="eastAsia" w:ascii="Times New Roman" w:hAnsi="Times New Roman" w:eastAsia="FangSong" w:cs="Times New Roman"/>
+        </w:rPr>
+        <w:t xml:space="preserve">之间</w:t>
+      </w:r>
+    </w:p>
+    <w:p>
+      <w:pPr>
+        <w:pStyle w:val="Compact"/>
+        <w:numPr>
+          <w:ilvl w:val="0"/>
+          <w:numId w:val="1011"/>
+        </w:numPr>
+      </w:pPr>
+      <w:r>
+        <w:rPr>
+          <w:rFonts w:hint="eastAsia" w:ascii="Times New Roman" w:hAnsi="Times New Roman" w:eastAsia="FangSong" w:cs="Times New Roman"/>
+        </w:rPr>
+        <w:t>下列关系式一定正确的是</w:t>
+      </w:r>
+      <w:r>
+        <w:rPr>
+          <w:rFonts w:hint="eastAsia" w:ascii="Times New Roman" w:hAnsi="Times New Roman" w:eastAsia="Times New Roman" w:cs="Times New Roman"/>
+        </w:rPr>
+        <w:t>____。</w:t>
+      </w:r>
+    </w:p>
+    <w:p>
+      <w:pPr>
+        <w:pStyle w:val="FirstParagraph"/>
+      </w:pPr>
+      <w:r>
+        <w:rPr>
+          <w:rFonts w:ascii="Times New Roman" w:hAnsi="Times New Roman" w:eastAsia="Times New Roman" w:cs="Times New Roman"/>
+        </w:rPr>
+        <w:t xml:space="preserve">A. a </w:t>
+      </w:r>
+      <w:r>
+        <w:rPr>
+          <w:rFonts w:hint="eastAsia" w:ascii="Times New Roman" w:hAnsi="Times New Roman" w:eastAsia="FangSong" w:cs="Times New Roman"/>
+        </w:rPr>
+        <w:t>点</w:t>
+      </w:r>
+      <w:r>
+        <w:rPr>
+          <w:rFonts w:hint="eastAsia" w:ascii="Times New Roman" w:hAnsi="Times New Roman" w:eastAsia="Times New Roman" w:cs="Times New Roman"/>
+        </w:rPr>
+        <w:t>，</w:t>
+      </w:r>
+      <m:oMath>
+        <m:oMathPr>
+          <m:ctrlPr>
+            <w:rPr>
+              <w:sz w:val="28"/>
+              <w:szCs w:val="28"/>
+            </w:rPr>
+          </m:ctrlPr>
+        </m:oMathPr>
+        <m:r>
+          <m:t>c</m:t>
+        </m:r>
+        <m:r>
+          <m:rPr>
+            <m:sty m:val="p"/>
+          </m:rPr>
+          <m:t>(</m:t>
+        </m:r>
+        <m:sSup>
+          <m:e>
+            <m:r>
+              <m:rPr>
+                <m:sty m:val="p"/>
+              </m:rPr>
+              <m:t>H</m:t>
+            </m:r>
+          </m:e>
+          <m:sup>
+            <m:r>
+              <m:rPr>
+                <m:sty m:val="p"/>
+              </m:rPr>
+              <m:t>+</m:t>
+            </m:r>
+          </m:sup>
+        </m:sSup>
+        <m:r>
+          <m:rPr>
+            <m:sty m:val="p"/>
+          </m:rPr>
+          <m:t>)</m:t>
+        </m:r>
+        <m:r>
+          <m:rPr>
+            <m:sty m:val="p"/>
+          </m:rPr>
+          <m:t>&gt;</m:t>
+        </m:r>
+        <m:r>
+          <m:t>c</m:t>
+        </m:r>
+        <m:r>
+          <m:rPr>
+            <m:sty m:val="p"/>
+          </m:rPr>
+          <m:t>(</m:t>
+        </m:r>
+        <m:sSup>
+          <m:e>
+            <m:r>
+              <m:rPr>
+                <m:sty m:val="p"/>
+              </m:rPr>
+              <m:t>O</m:t>
+            </m:r>
+            <m:r>
+              <m:rPr>
+                <m:sty m:val="p"/>
+              </m:rPr>
+              <m:t>H</m:t>
+            </m:r>
+          </m:e>
+          <m:sup>
+            <m:r>
+              <m:rPr>
+                <m:sty m:val="p"/>
+              </m:rPr>
+              <m:t>−</m:t>
+            </m:r>
+          </m:sup>
+        </m:sSup>
+        <m:r>
+          <m:rPr>
+            <m:sty m:val="p"/>
+          </m:rPr>
+          <m:t>)</m:t>
+        </m:r>
+        <m:r>
+          <m:rPr>
+            <m:sty m:val="p"/>
+          </m:rPr>
+          <m:t>&gt;</m:t>
+        </m:r>
+        <m:r>
+          <m:t>c</m:t>
+        </m:r>
+        <m:r>
+          <m:rPr>
+            <m:sty m:val="p"/>
+          </m:rPr>
+          <m:t>(</m:t>
+        </m:r>
+        <m:sSub>
+          <m:e>
+            <m:r>
+              <m:rPr>
+                <m:sty m:val="p"/>
+              </m:rPr>
+              <m:t>C</m:t>
+            </m:r>
+            <m:r>
+              <m:rPr>
+                <m:sty m:val="p"/>
+              </m:rPr>
+              <m:t>H</m:t>
+            </m:r>
+          </m:e>
+          <m:sub>
+            <m:r>
+              <m:t>3</m:t>
+            </m:r>
+          </m:sub>
+        </m:sSub>
+        <m:sSup>
+          <m:e>
+            <m:r>
+              <m:rPr>
+                <m:sty m:val="p"/>
+              </m:rPr>
+              <m:t>C</m:t>
+            </m:r>
+            <m:r>
+              <m:rPr>
+                <m:sty m:val="p"/>
+              </m:rPr>
+              <m:t>O</m:t>
+            </m:r>
+            <m:r>
+              <m:rPr>
+                <m:sty m:val="p"/>
+              </m:rPr>
+              <m:t>O</m:t>
+            </m:r>
+          </m:e>
+          <m:sup>
+            <m:r>
+              <m:rPr>
+                <m:sty m:val="p"/>
+              </m:rPr>
+              <m:t>−</m:t>
+            </m:r>
+          </m:sup>
+        </m:sSup>
+        <m:r>
+          <m:rPr>
+            <m:sty m:val="p"/>
+          </m:rPr>
+          <m:t>)</m:t>
+        </m:r>
+        <m:r>
+          <m:rPr>
+            <m:sty m:val="p"/>
+          </m:rPr>
+          <m:t>&gt;</m:t>
+        </m:r>
+        <m:r>
+          <m:t>c</m:t>
+        </m:r>
+        <m:r>
+          <m:rPr>
+            <m:sty m:val="p"/>
+          </m:rPr>
+          <m:t>(</m:t>
+        </m:r>
+        <m:sSup>
+          <m:e>
+            <m:r>
+              <m:rPr>
+                <m:sty m:val="p"/>
+              </m:rPr>
+              <m:t>N</m:t>
+            </m:r>
+            <m:r>
+              <m:rPr>
+                <m:sty m:val="p"/>
+              </m:rPr>
+              <m:t>a</m:t>
+            </m:r>
+          </m:e>
+          <m:sup>
+            <m:r>
+              <m:rPr>
+                <m:sty m:val="p"/>
+              </m:rPr>
+              <m:t>+</m:t>
+            </m:r>
+          </m:sup>
+        </m:sSup>
+        <m:r>
+          <m:rPr>
+            <m:sty m:val="p"/>
+          </m:rPr>
+          <m:t>)</m:t>
+        </m:r>
+      </m:oMath>
+    </w:p>
+    <w:p>
+      <w:pPr>
+        <w:pStyle w:val="BodyText"/>
+      </w:pPr>
+      <w:r>
+        <w:rPr>
+          <w:rFonts w:ascii="Times New Roman" w:hAnsi="Times New Roman" w:eastAsia="Times New Roman" w:cs="Times New Roman"/>
+        </w:rPr>
+        <w:t xml:space="preserve">B. a </w:t>
+      </w:r>
+      <w:r>
+        <w:rPr>
+          <w:rFonts w:hint="eastAsia" w:ascii="Times New Roman" w:hAnsi="Times New Roman" w:eastAsia="FangSong" w:cs="Times New Roman"/>
+        </w:rPr>
+        <w:t>点</w:t>
+      </w:r>
+      <w:r>
+        <w:rPr>
+          <w:rFonts w:hint="eastAsia" w:ascii="Times New Roman" w:hAnsi="Times New Roman" w:eastAsia="Times New Roman" w:cs="Times New Roman"/>
+        </w:rPr>
+        <w:t>，</w:t>
+      </w:r>
+      <m:oMath>
+        <m:oMathPr>
+          <m:ctrlPr>
+            <w:rPr>
+              <w:sz w:val="28"/>
+              <w:szCs w:val="28"/>
+            </w:rPr>
+          </m:ctrlPr>
+        </m:oMathPr>
+        <m:r>
+          <m:t>c</m:t>
+        </m:r>
+        <m:r>
+          <m:rPr>
+            <m:sty m:val="p"/>
+          </m:rPr>
+          <m:t>(</m:t>
+        </m:r>
+        <m:sSup>
+          <m:e>
+            <m:r>
+              <m:rPr>
+                <m:sty m:val="p"/>
+              </m:rPr>
+              <m:t>N</m:t>
+            </m:r>
+            <m:r>
+              <m:rPr>
+                <m:sty m:val="p"/>
+              </m:rPr>
+              <m:t>a</m:t>
+            </m:r>
+          </m:e>
+          <m:sup>
+            <m:r>
+              <m:rPr>
+                <m:sty m:val="p"/>
+              </m:rPr>
+              <m:t>+</m:t>
+            </m:r>
+          </m:sup>
+        </m:sSup>
+        <m:r>
+          <m:rPr>
+            <m:sty m:val="p"/>
+          </m:rPr>
+          <m:t>)</m:t>
+        </m:r>
+        <m:r>
+          <m:rPr>
+            <m:sty m:val="p"/>
+          </m:rPr>
+          <m:t>&gt;</m:t>
+        </m:r>
+        <m:r>
+          <m:t>c</m:t>
+        </m:r>
+        <m:r>
+          <m:rPr>
+            <m:sty m:val="p"/>
+          </m:rPr>
+          <m:t>(</m:t>
+        </m:r>
+        <m:sSub>
+          <m:e>
+            <m:r>
+              <m:rPr>
+                <m:sty m:val="p"/>
+              </m:rPr>
+              <m:t>C</m:t>
+            </m:r>
+            <m:r>
+              <m:rPr>
+                <m:sty m:val="p"/>
+              </m:rPr>
+              <m:t>H</m:t>
+            </m:r>
+          </m:e>
+          <m:sub>
+            <m:r>
+              <m:t>3</m:t>
+            </m:r>
+          </m:sub>
+        </m:sSub>
+        <m:sSup>
+          <m:e>
+            <m:r>
+              <m:rPr>
+                <m:sty m:val="p"/>
+              </m:rPr>
+              <m:t>C</m:t>
+            </m:r>
+            <m:r>
+              <m:rPr>
+                <m:sty m:val="p"/>
+              </m:rPr>
+              <m:t>O</m:t>
+            </m:r>
+            <m:r>
+              <m:rPr>
+                <m:sty m:val="p"/>
+              </m:rPr>
+              <m:t>O</m:t>
+            </m:r>
+          </m:e>
+          <m:sup>
+            <m:r>
+              <m:rPr>
+                <m:sty m:val="p"/>
+              </m:rPr>
+              <m:t>−</m:t>
+            </m:r>
+          </m:sup>
+        </m:sSup>
+        <m:r>
+          <m:rPr>
+            <m:sty m:val="p"/>
+          </m:rPr>
+          <m:t>)</m:t>
+        </m:r>
+        <m:r>
+          <m:rPr>
+            <m:sty m:val="p"/>
+          </m:rPr>
+          <m:t>&gt;</m:t>
+        </m:r>
+        <m:r>
+          <m:t>c</m:t>
+        </m:r>
+        <m:r>
+          <m:rPr>
+            <m:sty m:val="p"/>
+          </m:rPr>
+          <m:t>(</m:t>
+        </m:r>
+        <m:sSup>
+          <m:e>
+            <m:r>
+              <m:rPr>
+                <m:sty m:val="p"/>
+              </m:rPr>
+              <m:t>H</m:t>
+            </m:r>
+          </m:e>
+          <m:sup>
+            <m:r>
+              <m:rPr>
+                <m:sty m:val="p"/>
+              </m:rPr>
+              <m:t>+</m:t>
+            </m:r>
+          </m:sup>
+        </m:sSup>
+        <m:r>
+          <m:rPr>
+            <m:sty m:val="p"/>
+          </m:rPr>
+          <m:t>)</m:t>
+        </m:r>
+        <m:r>
+          <m:rPr>
+            <m:sty m:val="p"/>
+          </m:rPr>
+          <m:t>&gt;</m:t>
+        </m:r>
+        <m:r>
+          <m:t>c</m:t>
+        </m:r>
+        <m:r>
+          <m:rPr>
+            <m:sty m:val="p"/>
+          </m:rPr>
+          <m:t>(</m:t>
+        </m:r>
+        <m:sSup>
+          <m:e>
+            <m:r>
+              <m:rPr>
+                <m:sty m:val="p"/>
+              </m:rPr>
+              <m:t>O</m:t>
+            </m:r>
+            <m:r>
+              <m:rPr>
+                <m:sty m:val="p"/>
+              </m:rPr>
+              <m:t>H</m:t>
+            </m:r>
+          </m:e>
+          <m:sup>
+            <m:r>
+              <m:rPr>
+                <m:sty m:val="p"/>
+              </m:rPr>
+              <m:t>−</m:t>
+            </m:r>
+          </m:sup>
+        </m:sSup>
+        <m:r>
+          <m:rPr>
+            <m:sty m:val="p"/>
+          </m:rPr>
+          <m:t>)</m:t>
+        </m:r>
+      </m:oMath>
+    </w:p>
+    <w:p>
+      <w:pPr>
+        <w:pStyle w:val="BodyText"/>
+      </w:pPr>
+      <w:r>
+        <w:rPr>
+          <w:rFonts w:ascii="Times New Roman" w:hAnsi="Times New Roman" w:eastAsia="Times New Roman" w:cs="Times New Roman"/>
+        </w:rPr>
+        <w:t xml:space="preserve">C. c </w:t>
+      </w:r>
+      <w:r>
+        <w:rPr>
+          <w:rFonts w:hint="eastAsia" w:ascii="Times New Roman" w:hAnsi="Times New Roman" w:eastAsia="FangSong" w:cs="Times New Roman"/>
+        </w:rPr>
+        <w:t>点</w:t>
+      </w:r>
+      <w:r>
+        <w:rPr>
+          <w:rFonts w:hint="eastAsia" w:ascii="Times New Roman" w:hAnsi="Times New Roman" w:eastAsia="Times New Roman" w:cs="Times New Roman"/>
+        </w:rPr>
+        <w:t>，</w:t>
+      </w:r>
+      <m:oMath>
+        <m:oMathPr>
+          <m:ctrlPr>
+            <w:rPr>
+              <w:sz w:val="28"/>
+              <w:szCs w:val="28"/>
+            </w:rPr>
+          </m:ctrlPr>
+        </m:oMathPr>
+        <m:r>
+          <m:t>c</m:t>
+        </m:r>
+        <m:r>
+          <m:rPr>
+            <m:sty m:val="p"/>
+          </m:rPr>
+          <m:t>(</m:t>
+        </m:r>
+        <m:sSup>
+          <m:e>
+            <m:r>
+              <m:rPr>
+                <m:sty m:val="p"/>
+              </m:rPr>
+              <m:t>N</m:t>
+            </m:r>
+            <m:r>
+              <m:rPr>
+                <m:sty m:val="p"/>
+              </m:rPr>
+              <m:t>a</m:t>
+            </m:r>
+          </m:e>
+          <m:sup>
+            <m:r>
+              <m:rPr>
+                <m:sty m:val="p"/>
+              </m:rPr>
+              <m:t>+</m:t>
+            </m:r>
+          </m:sup>
+        </m:sSup>
+        <m:r>
+          <m:rPr>
+            <m:sty m:val="p"/>
+          </m:rPr>
+          <m:t>)</m:t>
+        </m:r>
+        <m:r>
+          <m:rPr>
+            <m:sty m:val="p"/>
+          </m:rPr>
+          <m:t>&gt;</m:t>
+        </m:r>
+        <m:r>
+          <m:t>c</m:t>
+        </m:r>
+        <m:r>
+          <m:rPr>
+            <m:sty m:val="p"/>
+          </m:rPr>
+          <m:t>(</m:t>
+        </m:r>
+        <m:sSub>
+          <m:e>
+            <m:r>
+              <m:rPr>
+                <m:sty m:val="p"/>
+              </m:rPr>
+              <m:t>C</m:t>
+            </m:r>
+            <m:r>
+              <m:rPr>
+                <m:sty m:val="p"/>
+              </m:rPr>
+              <m:t>H</m:t>
+            </m:r>
+          </m:e>
+          <m:sub>
+            <m:r>
+              <m:t>3</m:t>
+            </m:r>
+          </m:sub>
+        </m:sSub>
+        <m:sSup>
+          <m:e>
+            <m:r>
+              <m:rPr>
+                <m:sty m:val="p"/>
+              </m:rPr>
+              <m:t>C</m:t>
+            </m:r>
+            <m:r>
+              <m:rPr>
+                <m:sty m:val="p"/>
+              </m:rPr>
+              <m:t>O</m:t>
+            </m:r>
+            <m:r>
+              <m:rPr>
+                <m:sty m:val="p"/>
+              </m:rPr>
+              <m:t>O</m:t>
+            </m:r>
+          </m:e>
+          <m:sup>
+            <m:r>
+              <m:rPr>
+                <m:sty m:val="p"/>
+              </m:rPr>
+              <m:t>−</m:t>
+            </m:r>
+          </m:sup>
+        </m:sSup>
+        <m:r>
+          <m:rPr>
+            <m:sty m:val="p"/>
+          </m:rPr>
+          <m:t>)</m:t>
+        </m:r>
+        <m:r>
+          <m:rPr>
+            <m:sty m:val="p"/>
+          </m:rPr>
+          <m:t>&gt;</m:t>
+        </m:r>
+        <m:r>
+          <m:t>c</m:t>
+        </m:r>
+        <m:r>
+          <m:rPr>
+            <m:sty m:val="p"/>
+          </m:rPr>
+          <m:t>(</m:t>
+        </m:r>
+        <m:sSup>
+          <m:e>
+            <m:r>
+              <m:rPr>
+                <m:sty m:val="p"/>
+              </m:rPr>
+              <m:t>O</m:t>
+            </m:r>
+            <m:r>
+              <m:rPr>
+                <m:sty m:val="p"/>
+              </m:rPr>
+              <m:t>H</m:t>
+            </m:r>
+          </m:e>
+          <m:sup>
+            <m:r>
+              <m:rPr>
+                <m:sty m:val="p"/>
+              </m:rPr>
+              <m:t>−</m:t>
+            </m:r>
+          </m:sup>
+        </m:sSup>
+        <m:r>
+          <m:rPr>
+            <m:sty m:val="p"/>
+          </m:rPr>
+          <m:t>)</m:t>
+        </m:r>
+        <m:r>
+          <m:rPr>
+            <m:sty m:val="p"/>
+          </m:rPr>
+          <m:t>&gt;</m:t>
+        </m:r>
+        <m:r>
+          <m:t>c</m:t>
+        </m:r>
+        <m:r>
+          <m:rPr>
+            <m:sty m:val="p"/>
+          </m:rPr>
+          <m:t>(</m:t>
+        </m:r>
+        <m:sSup>
+          <m:e>
+            <m:r>
+              <m:rPr>
+                <m:sty m:val="p"/>
+              </m:rPr>
+              <m:t>H</m:t>
+            </m:r>
+          </m:e>
+          <m:sup>
+            <m:r>
+              <m:rPr>
+                <m:sty m:val="p"/>
+              </m:rPr>
+              <m:t>+</m:t>
+            </m:r>
+          </m:sup>
+        </m:sSup>
+        <m:r>
+          <m:rPr>
+            <m:sty m:val="p"/>
+          </m:rPr>
+          <m:t>)</m:t>
+        </m:r>
+      </m:oMath>
+    </w:p>
+    <w:p>
+      <w:pPr>
+        <w:pStyle w:val="BodyText"/>
+      </w:pPr>
+      <w:r>
+        <w:rPr>
+          <w:rFonts w:ascii="Times New Roman" w:hAnsi="Times New Roman" w:eastAsia="Times New Roman" w:cs="Times New Roman"/>
+        </w:rPr>
+        <w:t xml:space="preserve">D. c </w:t>
+      </w:r>
+      <w:r>
+        <w:rPr>
+          <w:rFonts w:hint="eastAsia" w:ascii="Times New Roman" w:hAnsi="Times New Roman" w:eastAsia="FangSong" w:cs="Times New Roman"/>
+        </w:rPr>
+        <w:t>点</w:t>
+      </w:r>
+      <w:r>
+        <w:rPr>
+          <w:rFonts w:hint="eastAsia" w:ascii="Times New Roman" w:hAnsi="Times New Roman" w:eastAsia="Times New Roman" w:cs="Times New Roman"/>
+        </w:rPr>
+        <w:t>，</w:t>
+      </w:r>
+      <m:oMath>
+        <m:oMathPr>
+          <m:ctrlPr>
+            <w:rPr>
+              <w:sz w:val="28"/>
+              <w:szCs w:val="28"/>
+            </w:rPr>
+          </m:ctrlPr>
+        </m:oMathPr>
+        <m:r>
+          <m:t>c</m:t>
+        </m:r>
+        <m:r>
+          <m:rPr>
+            <m:sty m:val="p"/>
+          </m:rPr>
+          <m:t>(</m:t>
+        </m:r>
+        <m:sSup>
+          <m:e>
+            <m:r>
+              <m:rPr>
+                <m:sty m:val="p"/>
+              </m:rPr>
+              <m:t>N</m:t>
+            </m:r>
+            <m:r>
+              <m:rPr>
+                <m:sty m:val="p"/>
+              </m:rPr>
+              <m:t>a</m:t>
+            </m:r>
+          </m:e>
+          <m:sup>
+            <m:r>
+              <m:rPr>
+                <m:sty m:val="p"/>
+              </m:rPr>
+              <m:t>+</m:t>
+            </m:r>
+          </m:sup>
+        </m:sSup>
+        <m:r>
+          <m:rPr>
+            <m:sty m:val="p"/>
+          </m:rPr>
+          <m:t>)</m:t>
+        </m:r>
+        <m:r>
+          <m:rPr>
+            <m:sty m:val="p"/>
+          </m:rPr>
+          <m:t>+</m:t>
+        </m:r>
+        <m:r>
+          <m:t>c</m:t>
+        </m:r>
+        <m:r>
+          <m:rPr>
+            <m:sty m:val="p"/>
+          </m:rPr>
+          <m:t>(</m:t>
+        </m:r>
+        <m:sSup>
+          <m:e>
+            <m:r>
+              <m:rPr>
+                <m:sty m:val="p"/>
+              </m:rPr>
+              <m:t>H</m:t>
+            </m:r>
+          </m:e>
+          <m:sup>
+            <m:r>
+              <m:rPr>
+                <m:sty m:val="p"/>
+              </m:rPr>
+              <m:t>+</m:t>
+            </m:r>
+          </m:sup>
+        </m:sSup>
+        <m:r>
+          <m:rPr>
+            <m:sty m:val="p"/>
+          </m:rPr>
+          <m:t>)</m:t>
+        </m:r>
+        <m:r>
+          <m:rPr>
+            <m:sty m:val="p"/>
+          </m:rPr>
+          <m:t>=</m:t>
+        </m:r>
+        <m:r>
+          <m:t>c</m:t>
+        </m:r>
+        <m:r>
+          <m:rPr>
+            <m:sty m:val="p"/>
+          </m:rPr>
+          <m:t>(</m:t>
+        </m:r>
+        <m:sSub>
+          <m:e>
+            <m:r>
+              <m:rPr>
+                <m:sty m:val="p"/>
+              </m:rPr>
+              <m:t>C</m:t>
+            </m:r>
+            <m:r>
+              <m:rPr>
+                <m:sty m:val="p"/>
+              </m:rPr>
+              <m:t>H</m:t>
+            </m:r>
+          </m:e>
+          <m:sub>
+            <m:r>
+              <m:t>3</m:t>
+            </m:r>
+          </m:sub>
+        </m:sSub>
+        <m:sSup>
+          <m:e>
+            <m:r>
+              <m:rPr>
+                <m:sty m:val="p"/>
+              </m:rPr>
+              <m:t>C</m:t>
+            </m:r>
+            <m:r>
+              <m:rPr>
+                <m:sty m:val="p"/>
+              </m:rPr>
+              <m:t>O</m:t>
+            </m:r>
+            <m:r>
+              <m:rPr>
+                <m:sty m:val="p"/>
+              </m:rPr>
+              <m:t>O</m:t>
+            </m:r>
+          </m:e>
+          <m:sup>
+            <m:r>
+              <m:rPr>
+                <m:sty m:val="p"/>
+              </m:rPr>
+              <m:t>−</m:t>
+            </m:r>
+          </m:sup>
+        </m:sSup>
+        <m:r>
+          <m:rPr>
+            <m:sty m:val="p"/>
+          </m:rPr>
+          <m:t>)</m:t>
+        </m:r>
+        <m:r>
+          <m:rPr>
+            <m:sty m:val="p"/>
+          </m:rPr>
+          <m:t>+</m:t>
+        </m:r>
+        <m:r>
+          <m:t>c</m:t>
+        </m:r>
+        <m:r>
+          <m:rPr>
+            <m:sty m:val="p"/>
+          </m:rPr>
+          <m:t>(</m:t>
+        </m:r>
+        <m:sSup>
+          <m:e>
+            <m:r>
+              <m:rPr>
+                <m:sty m:val="p"/>
+              </m:rPr>
+              <m:t>O</m:t>
+            </m:r>
+            <m:r>
+              <m:rPr>
+                <m:sty m:val="p"/>
+              </m:rPr>
+              <m:t>H</m:t>
+            </m:r>
+          </m:e>
+          <m:sup>
+            <m:r>
+              <m:rPr>
+                <m:sty m:val="p"/>
+              </m:rPr>
+              <m:t>−</m:t>
+            </m:r>
+          </m:sup>
+        </m:sSup>
+        <m:r>
+          <m:rPr>
+            <m:sty m:val="p"/>
+          </m:rPr>
+          <m:t>)</m:t>
+        </m:r>
+      </m:oMath>
+    </w:p>
+    <w:p>
+      <w:pPr>
+        <w:spacing w:before="160" w:after="80"/>
+      </w:pPr>
+      <w:r>
+        <w:pict>
+          <v:rect style="width:0;height:1.5pt" o:hralign="center" o:hrstd="t" o:hr="t"/>
+        </w:pict>
+      </w:r>
+    </w:p>
+    <w:bookmarkEnd w:id="68"/>
+    <w:bookmarkStart w:id="69" w:name="一分册测试-ch13a-10-受阻路易斯酸碱对flp"/>
+    <w:p>
+      <w:pPr>
+        <w:pStyle w:val="Heading2"/>
+        <w:spacing w:before="280" w:after="120"/>
+      </w:pPr>
+      <w:r>
+        <w:rPr>
+          <w:rFonts w:ascii="Times New Roman" w:hAnsi="Times New Roman" w:eastAsia="Times New Roman" w:cs="Times New Roman"/>
+        </w:rPr>
+        <w:t xml:space="preserve">5.25 </w:t>
+      </w:r>
+      <w:r>
+        <w:rPr>
+          <w:rFonts w:hint="eastAsia" w:ascii="Times New Roman" w:hAnsi="Times New Roman" w:eastAsia="SimHei" w:cs="Times New Roman"/>
+        </w:rPr>
+        <w:t>一分册测试</w:t>
+      </w:r>
+      <w:r>
+        <w:rPr>
+          <w:rFonts w:hint="eastAsia" w:ascii="Times New Roman" w:hAnsi="Times New Roman" w:eastAsia="Times New Roman" w:cs="Times New Roman"/>
+        </w:rPr>
+        <w:t>-Ch13A-10-</w:t>
+      </w:r>
+      <w:r>
+        <w:rPr>
+          <w:rFonts w:hint="eastAsia" w:ascii="Times New Roman" w:hAnsi="Times New Roman" w:eastAsia="SimHei" w:cs="Times New Roman"/>
+        </w:rPr>
+        <w:t>受阻路易斯酸碱对</w:t>
+      </w:r>
+      <w:r>
+        <w:rPr>
+          <w:rFonts w:hint="eastAsia" w:ascii="Times New Roman" w:hAnsi="Times New Roman" w:eastAsia="Times New Roman" w:cs="Times New Roman"/>
+        </w:rPr>
+        <w:t>FLP</w:t>
+      </w:r>
+    </w:p>
+    <w:p>
+      <w:pPr>
+        <w:pStyle w:val="FirstParagraph"/>
+      </w:pPr>
+      <w:r>
+        <w:rPr>
+          <w:rFonts w:hint="eastAsia" w:ascii="Times New Roman" w:hAnsi="Times New Roman" w:eastAsia="FangSong" w:cs="Times New Roman"/>
+        </w:rPr>
+        <w:t>最近</w:t>
+      </w:r>
+      <w:r>
+        <w:rPr>
+          <w:rFonts w:hint="eastAsia" w:ascii="Times New Roman" w:hAnsi="Times New Roman" w:eastAsia="Times New Roman" w:cs="Times New Roman"/>
+        </w:rPr>
+        <w:t>，</w:t>
+      </w:r>
+      <w:r>
+        <w:rPr>
+          <w:rFonts w:hint="eastAsia" w:ascii="Times New Roman" w:hAnsi="Times New Roman" w:eastAsia="FangSong" w:cs="Times New Roman"/>
+        </w:rPr>
+        <w:t>一类</w:t>
+      </w:r>
+      <w:r>
+        <w:rPr>
+          <w:rFonts w:hint="eastAsia" w:ascii="Times New Roman" w:hAnsi="Times New Roman" w:eastAsia="Times New Roman" w:cs="Times New Roman"/>
+        </w:rPr>
+        <w:t>”</w:t>
+      </w:r>
+      <w:r>
+        <w:rPr>
+          <w:rFonts w:hint="eastAsia" w:ascii="Times New Roman" w:hAnsi="Times New Roman" w:eastAsia="FangSong" w:cs="Times New Roman"/>
+        </w:rPr>
+        <w:t>受阻路易斯酸碱对</w:t>
+      </w:r>
+      <w:r>
+        <w:rPr>
+          <w:rFonts w:hint="eastAsia" w:ascii="Times New Roman" w:hAnsi="Times New Roman" w:eastAsia="Times New Roman" w:cs="Times New Roman"/>
+        </w:rPr>
+        <w:t>”（Frustrated</w:t>
+      </w:r>
+      <w:r>
+        <w:rPr>
+          <w:rFonts w:ascii="Times New Roman" w:hAnsi="Times New Roman" w:eastAsia="Times New Roman" w:cs="Times New Roman"/>
+        </w:rPr>
+        <w:t xml:space="preserve"> Lewis Pairs, </w:t>
+      </w:r>
+      <w:r>
+        <w:rPr>
+          <w:rFonts w:hint="eastAsia" w:ascii="Times New Roman" w:hAnsi="Times New Roman" w:eastAsia="Times New Roman" w:cs="Times New Roman"/>
+        </w:rPr>
+        <w:t>FLPs）</w:t>
+      </w:r>
+      <w:r>
+        <w:rPr>
+          <w:rFonts w:hint="eastAsia" w:ascii="Times New Roman" w:hAnsi="Times New Roman" w:eastAsia="FangSong" w:cs="Times New Roman"/>
+        </w:rPr>
+        <w:t>的化合物或混合物</w:t>
+      </w:r>
+      <w:r>
+        <w:rPr>
+          <w:rFonts w:hint="eastAsia" w:ascii="Times New Roman" w:hAnsi="Times New Roman" w:eastAsia="Times New Roman" w:cs="Times New Roman"/>
+        </w:rPr>
+        <w:t>，</w:t>
+      </w:r>
+      <w:r>
+        <w:rPr>
+          <w:rFonts w:hint="eastAsia" w:ascii="Times New Roman" w:hAnsi="Times New Roman" w:eastAsia="FangSong" w:cs="Times New Roman"/>
+        </w:rPr>
+        <w:t>因其独特的性质和催化领域的潜在用途</w:t>
+      </w:r>
+      <w:r>
+        <w:rPr>
+          <w:rFonts w:hint="eastAsia" w:ascii="Times New Roman" w:hAnsi="Times New Roman" w:eastAsia="Times New Roman" w:cs="Times New Roman"/>
+        </w:rPr>
+        <w:t>，</w:t>
+      </w:r>
+      <w:r>
+        <w:rPr>
+          <w:rFonts w:hint="eastAsia" w:ascii="Times New Roman" w:hAnsi="Times New Roman" w:eastAsia="FangSong" w:cs="Times New Roman"/>
+        </w:rPr>
+        <w:t>受到了人们的越来越多的关注</w:t>
+      </w:r>
+      <w:r>
+        <w:rPr>
+          <w:rFonts w:hint="eastAsia" w:ascii="Times New Roman" w:hAnsi="Times New Roman" w:eastAsia="Times New Roman" w:cs="Times New Roman"/>
+        </w:rPr>
+        <w:t>。</w:t>
+      </w:r>
+      <w:r>
+        <w:rPr>
+          <w:rFonts w:hint="eastAsia" w:ascii="Times New Roman" w:hAnsi="Times New Roman" w:eastAsia="FangSong" w:cs="Times New Roman"/>
+        </w:rPr>
+        <w:t>与传统的路易斯酸碱对不同</w:t>
+      </w:r>
+      <w:r>
+        <w:rPr>
+          <w:rFonts w:hint="eastAsia" w:ascii="Times New Roman" w:hAnsi="Times New Roman" w:eastAsia="Times New Roman" w:cs="Times New Roman"/>
+        </w:rPr>
+        <w:t>，</w:t>
+      </w:r>
+      <w:r>
+        <w:rPr>
+          <w:rFonts w:hint="eastAsia" w:ascii="Times New Roman" w:hAnsi="Times New Roman" w:eastAsia="FangSong" w:cs="Times New Roman"/>
+        </w:rPr>
+        <w:t>受阻路易斯酸碱对并不能直接形成酸碱加合物</w:t>
+      </w:r>
+      <w:r>
+        <w:rPr>
+          <w:rFonts w:hint="eastAsia" w:ascii="Times New Roman" w:hAnsi="Times New Roman" w:eastAsia="Times New Roman" w:cs="Times New Roman"/>
+        </w:rPr>
+        <w:t>，</w:t>
+      </w:r>
+      <w:r>
+        <w:rPr>
+          <w:rFonts w:hint="eastAsia" w:ascii="Times New Roman" w:hAnsi="Times New Roman" w:eastAsia="FangSong" w:cs="Times New Roman"/>
+        </w:rPr>
+        <w:t>如三环己基膦</w:t>
+      </w:r>
+      <w:r>
+        <w:rPr>
+          <w:rFonts w:hint="eastAsia" w:ascii="Times New Roman" w:hAnsi="Times New Roman" w:eastAsia="Times New Roman" w:cs="Times New Roman"/>
+        </w:rPr>
+        <w:t>（</w:t>
+      </w:r>
+      <m:oMath>
+        <m:r>
+          <m:rPr>
+            <m:sty m:val="p"/>
+          </m:rPr>
+          <m:t>P</m:t>
+        </m:r>
+        <m:r>
+          <m:rPr>
+            <m:sty m:val="p"/>
+          </m:rPr>
+          <m:t>C</m:t>
+        </m:r>
+        <m:sSub>
+          <m:e>
+            <m:r>
+              <m:rPr>
+                <m:sty m:val="p"/>
+              </m:rPr>
+              <m:t>y</m:t>
+            </m:r>
+          </m:e>
+          <m:sub>
+            <m:r>
+              <m:rPr>
+                <m:sty m:val="p"/>
+              </m:rPr>
+              <m:t>3</m:t>
+            </m:r>
+          </m:sub>
+        </m:sSub>
+      </m:oMath>
+      <w:r>
+        <w:rPr>
+          <w:rFonts w:hint="eastAsia" w:ascii="Times New Roman" w:hAnsi="Times New Roman" w:eastAsia="Times New Roman" w:cs="Times New Roman"/>
+        </w:rPr>
+        <w:t>）</w:t>
+      </w:r>
+      <w:r>
+        <w:rPr>
+          <w:rFonts w:hint="eastAsia" w:ascii="Times New Roman" w:hAnsi="Times New Roman" w:eastAsia="FangSong" w:cs="Times New Roman"/>
+        </w:rPr>
+        <w:t>和三</w:t>
+      </w:r>
+      <w:r>
+        <w:rPr>
+          <w:rFonts w:hint="eastAsia" w:ascii="Times New Roman" w:hAnsi="Times New Roman" w:eastAsia="Times New Roman" w:cs="Times New Roman"/>
+        </w:rPr>
+        <w:t>（</w:t>
+      </w:r>
+      <w:r>
+        <w:rPr>
+          <w:rFonts w:hint="eastAsia" w:ascii="Times New Roman" w:hAnsi="Times New Roman" w:eastAsia="FangSong" w:cs="Times New Roman"/>
+        </w:rPr>
+        <w:t>五氟代苯基</w:t>
+      </w:r>
+      <w:r>
+        <w:rPr>
+          <w:rFonts w:hint="eastAsia" w:ascii="Times New Roman" w:hAnsi="Times New Roman" w:eastAsia="Times New Roman" w:cs="Times New Roman"/>
+        </w:rPr>
+        <w:t>）</w:t>
+      </w:r>
+      <w:r>
+        <w:rPr>
+          <w:rFonts w:hint="eastAsia" w:ascii="Times New Roman" w:hAnsi="Times New Roman" w:eastAsia="FangSong" w:cs="Times New Roman"/>
+        </w:rPr>
+        <w:t>硼</w:t>
+      </w:r>
+      <w:r>
+        <w:rPr>
+          <w:rFonts w:hint="eastAsia" w:ascii="Times New Roman" w:hAnsi="Times New Roman" w:eastAsia="Times New Roman" w:cs="Times New Roman"/>
+        </w:rPr>
+        <w:t>（</w:t>
+      </w:r>
+      <m:oMath>
+        <m:oMathPr>
+          <m:ctrlPr>
+            <w:rPr>
+              <w:sz w:val="28"/>
+              <w:szCs w:val="28"/>
+            </w:rPr>
+          </m:ctrlPr>
+        </m:oMathPr>
+        <m:r>
+          <m:rPr>
+            <m:sty m:val="p"/>
+          </m:rPr>
+          <m:t>B</m:t>
+        </m:r>
+        <m:r>
+          <m:rPr>
+            <m:sty m:val="p"/>
+          </m:rPr>
+          <m:t>(</m:t>
+        </m:r>
+        <m:sSub>
+          <m:e>
+            <m:r>
+              <m:rPr>
+                <m:sty m:val="p"/>
+              </m:rPr>
+              <m:t>C</m:t>
+            </m:r>
+          </m:e>
+          <m:sub>
+            <m:r>
+              <m:rPr>
+                <m:sty m:val="p"/>
+              </m:rPr>
+              <m:t>6</m:t>
+            </m:r>
+          </m:sub>
+        </m:sSub>
+        <m:sSub>
+          <m:e>
+            <m:r>
+              <m:rPr>
+                <m:sty m:val="p"/>
+              </m:rPr>
+              <m:t>F</m:t>
+            </m:r>
+          </m:e>
+          <m:sub>
+            <m:r>
+              <m:rPr>
+                <m:sty m:val="p"/>
+              </m:rPr>
+              <m:t>5</m:t>
+            </m:r>
+          </m:sub>
+        </m:sSub>
+        <m:sSub>
+          <m:e>
+            <m:r>
+              <m:rPr>
+                <m:sty m:val="p"/>
+              </m:rPr>
+              <m:t>)</m:t>
+            </m:r>
+          </m:e>
+          <m:sub>
+            <m:r>
+              <m:rPr>
+                <m:sty m:val="p"/>
+              </m:rPr>
+              <m:t>3</m:t>
+            </m:r>
+          </m:sub>
+        </m:sSub>
+      </m:oMath>
+      <w:r>
+        <w:rPr>
+          <w:rFonts w:hint="eastAsia" w:ascii="Times New Roman" w:hAnsi="Times New Roman" w:eastAsia="Times New Roman" w:cs="Times New Roman"/>
+        </w:rPr>
+        <w:t>）</w:t>
+      </w:r>
+      <w:r>
+        <w:rPr>
+          <w:rFonts w:hint="eastAsia" w:ascii="Times New Roman" w:hAnsi="Times New Roman" w:eastAsia="FangSong" w:cs="Times New Roman"/>
+        </w:rPr>
+        <w:t>混合物</w:t>
+      </w:r>
+      <w:r>
+        <w:rPr>
+          <w:rFonts w:hint="eastAsia" w:ascii="Times New Roman" w:hAnsi="Times New Roman" w:eastAsia="Times New Roman" w:cs="Times New Roman"/>
+        </w:rPr>
+        <w:t>。</w:t>
+      </w:r>
+    </w:p>
+    <w:p>
+      <w:pPr>
+        <w:pStyle w:val="BodyText"/>
+      </w:pPr>
+      <w:r>
+        <w:rPr>
+          <w:rFonts w:ascii="Times New Roman" w:hAnsi="Times New Roman" w:eastAsia="Times New Roman" w:cs="Times New Roman"/>
+        </w:rPr>
+        <w:t xml:space="preserve">10-1 </w:t>
+      </w:r>
+      <w:r>
+        <w:rPr>
+          <w:rFonts w:hint="eastAsia" w:ascii="Times New Roman" w:hAnsi="Times New Roman" w:eastAsia="FangSong" w:cs="Times New Roman"/>
+        </w:rPr>
+        <w:t xml:space="preserve">指出</w:t>
+      </w:r>
+      <w:r>
+        <w:rPr>
+          <w:rFonts w:ascii="Times New Roman" w:hAnsi="Times New Roman" w:eastAsia="Times New Roman" w:cs="Times New Roman"/>
+        </w:rPr>
+        <w:t xml:space="preserve"> FLPs </w:t>
+      </w:r>
+      <w:r>
+        <w:rPr>
+          <w:rFonts w:hint="eastAsia" w:ascii="Times New Roman" w:hAnsi="Times New Roman" w:eastAsia="FangSong" w:cs="Times New Roman"/>
+        </w:rPr>
+        <w:t>不能形成酸碱加合物的原因</w:t>
+      </w:r>
+      <w:r>
+        <w:rPr>
+          <w:rFonts w:hint="eastAsia" w:ascii="Times New Roman" w:hAnsi="Times New Roman" w:eastAsia="Times New Roman" w:cs="Times New Roman"/>
+        </w:rPr>
+        <w:t>。</w:t>
+      </w:r>
+    </w:p>
+    <w:p>
+      <w:pPr>
+        <w:pStyle w:val="BodyText"/>
+      </w:pPr>
+      <w:r>
+        <w:rPr>
+          <w:rFonts w:ascii="Times New Roman" w:hAnsi="Times New Roman" w:eastAsia="Times New Roman" w:cs="Times New Roman"/>
+        </w:rPr>
+        <w:t xml:space="preserve">10-2 </w:t>
+      </w:r>
+      <w:r>
+        <w:rPr>
+          <w:rFonts w:hint="eastAsia" w:ascii="Times New Roman" w:hAnsi="Times New Roman" w:eastAsia="FangSong" w:cs="Times New Roman"/>
+        </w:rPr>
+        <w:t xml:space="preserve">许多</w:t>
+      </w:r>
+      <w:r>
+        <w:rPr>
+          <w:rFonts w:ascii="Times New Roman" w:hAnsi="Times New Roman" w:eastAsia="Times New Roman" w:cs="Times New Roman"/>
+        </w:rPr>
+        <w:t xml:space="preserve"> FLPs </w:t>
+      </w:r>
+      <w:r>
+        <w:rPr>
+          <w:rFonts w:hint="eastAsia" w:ascii="Times New Roman" w:hAnsi="Times New Roman" w:eastAsia="FangSong" w:cs="Times New Roman"/>
+        </w:rPr>
+        <w:t>可以</w:t>
+      </w:r>
+      <w:r>
+        <w:rPr>
+          <w:rFonts w:hint="eastAsia" w:ascii="Times New Roman" w:hAnsi="Times New Roman" w:eastAsia="Times New Roman" w:cs="Times New Roman"/>
+        </w:rPr>
+        <w:t>”</w:t>
+      </w:r>
+      <w:r>
+        <w:rPr>
+          <w:rFonts w:hint="eastAsia" w:ascii="Times New Roman" w:hAnsi="Times New Roman" w:eastAsia="FangSong" w:cs="Times New Roman"/>
+        </w:rPr>
+        <w:t>活化氢气</w:t>
+      </w:r>
+      <w:r>
+        <w:rPr>
+          <w:rFonts w:hint="eastAsia" w:ascii="Times New Roman" w:hAnsi="Times New Roman" w:eastAsia="Times New Roman" w:cs="Times New Roman"/>
+        </w:rPr>
+        <w:t>”，</w:t>
+      </w:r>
+      <w:r>
+        <w:rPr>
+          <w:rFonts w:hint="eastAsia" w:ascii="Times New Roman" w:hAnsi="Times New Roman" w:eastAsia="FangSong" w:cs="Times New Roman"/>
+        </w:rPr>
+        <w:t>这些</w:t>
+      </w:r>
+      <w:r>
+        <w:rPr>
+          <w:rFonts w:ascii="Times New Roman" w:hAnsi="Times New Roman" w:eastAsia="Times New Roman" w:cs="Times New Roman"/>
+        </w:rPr>
+        <w:t xml:space="preserve"> FLPs </w:t>
+      </w:r>
+      <w:r>
+        <w:rPr>
+          <w:rFonts w:hint="eastAsia" w:ascii="Times New Roman" w:hAnsi="Times New Roman" w:eastAsia="FangSong" w:cs="Times New Roman"/>
+        </w:rPr>
+        <w:t>可在氢气气氛下可逆的吸附氢气生成离子型化合物</w:t>
+      </w:r>
+      <w:r>
+        <w:rPr>
+          <w:rFonts w:hint="eastAsia" w:ascii="Times New Roman" w:hAnsi="Times New Roman" w:eastAsia="Times New Roman" w:cs="Times New Roman"/>
+        </w:rPr>
+        <w:t>。</w:t>
+      </w:r>
+      <w:r>
+        <w:rPr>
+          <w:rFonts w:hint="eastAsia" w:ascii="Times New Roman" w:hAnsi="Times New Roman" w:eastAsia="FangSong" w:cs="Times New Roman"/>
+        </w:rPr>
+        <w:t>试画出</w:t>
+      </w:r>
+      <w:r>
+        <w:rPr>
+          <w:rFonts w:ascii="Times New Roman" w:hAnsi="Times New Roman" w:eastAsia="Times New Roman" w:cs="Times New Roman"/>
+        </w:rPr>
+        <w:t xml:space="preserve"> </w:t>
+      </w:r>
+      <m:oMath>
+        <m:r>
+          <m:rPr>
+            <m:sty m:val="p"/>
+          </m:rPr>
+          <m:t>P</m:t>
+        </m:r>
+        <m:r>
+          <m:rPr>
+            <m:sty m:val="p"/>
+          </m:rPr>
+          <m:t>C</m:t>
+        </m:r>
+        <m:sSub>
+          <m:e>
+            <m:r>
+              <m:rPr>
+                <m:sty m:val="p"/>
+              </m:rPr>
+              <m:t>y</m:t>
+            </m:r>
+          </m:e>
+          <m:sub>
+            <m:r>
+              <m:rPr>
+                <m:sty m:val="p"/>
+              </m:rPr>
+              <m:t>3</m:t>
+            </m:r>
+          </m:sub>
+        </m:sSub>
+      </m:oMath>
+      <w:r>
+        <w:rPr>
+          <w:rFonts w:ascii="Times New Roman" w:hAnsi="Times New Roman" w:eastAsia="Times New Roman" w:cs="Times New Roman"/>
+        </w:rPr>
+        <w:t xml:space="preserve"> </w:t>
+      </w:r>
+      <w:r>
+        <w:rPr>
+          <w:rFonts w:hint="eastAsia" w:ascii="Times New Roman" w:hAnsi="Times New Roman" w:eastAsia="FangSong" w:cs="Times New Roman"/>
+        </w:rPr>
+        <w:t xml:space="preserve">和</w:t>
+      </w:r>
+      <w:r>
+        <w:rPr>
+          <w:rFonts w:ascii="Times New Roman" w:hAnsi="Times New Roman" w:eastAsia="Times New Roman" w:cs="Times New Roman"/>
+        </w:rPr>
+        <w:t xml:space="preserve"> </w:t>
+      </w:r>
+      <m:oMath>
+        <m:oMathPr>
+          <m:ctrlPr>
+            <w:rPr>
+              <w:sz w:val="28"/>
+              <w:szCs w:val="28"/>
+            </w:rPr>
+          </m:ctrlPr>
+        </m:oMathPr>
+        <m:r>
+          <m:rPr>
+            <m:sty m:val="p"/>
+          </m:rPr>
+          <m:t>B</m:t>
+        </m:r>
+        <m:r>
+          <m:rPr>
+            <m:sty m:val="p"/>
+          </m:rPr>
+          <m:t>(</m:t>
+        </m:r>
+        <m:sSub>
+          <m:e>
+            <m:r>
+              <m:rPr>
+                <m:sty m:val="p"/>
+              </m:rPr>
+              <m:t>C</m:t>
+            </m:r>
+          </m:e>
+          <m:sub>
+            <m:r>
+              <m:rPr>
+                <m:sty m:val="p"/>
+              </m:rPr>
+              <m:t>6</m:t>
+            </m:r>
+          </m:sub>
+        </m:sSub>
+        <m:sSub>
+          <m:e>
+            <m:r>
+              <m:rPr>
+                <m:sty m:val="p"/>
+              </m:rPr>
+              <m:t>F</m:t>
+            </m:r>
+          </m:e>
+          <m:sub>
+            <m:r>
+              <m:rPr>
+                <m:sty m:val="p"/>
+              </m:rPr>
+              <m:t>5</m:t>
+            </m:r>
+          </m:sub>
+        </m:sSub>
+        <m:sSub>
+          <m:e>
+            <m:r>
+              <m:rPr>
+                <m:sty m:val="p"/>
+              </m:rPr>
+              <m:t>)</m:t>
+            </m:r>
+          </m:e>
+          <m:sub>
+            <m:r>
+              <m:rPr>
+                <m:sty m:val="p"/>
+              </m:rPr>
+              <m:t>3</m:t>
+            </m:r>
+          </m:sub>
+        </m:sSub>
+      </m:oMath>
+      <w:r>
+        <w:rPr>
+          <w:rFonts w:ascii="Times New Roman" w:hAnsi="Times New Roman" w:eastAsia="Times New Roman" w:cs="Times New Roman"/>
+        </w:rPr>
+        <w:t xml:space="preserve"> </w:t>
+      </w:r>
+      <w:r>
+        <w:rPr>
+          <w:rFonts w:hint="eastAsia" w:ascii="Times New Roman" w:hAnsi="Times New Roman" w:eastAsia="FangSong" w:cs="Times New Roman"/>
+        </w:rPr>
+        <w:t>在活化氢气时得到的离子型化合物的结构简式</w:t>
+      </w:r>
+      <w:r>
+        <w:rPr>
+          <w:rFonts w:hint="eastAsia" w:ascii="Times New Roman" w:hAnsi="Times New Roman" w:eastAsia="Times New Roman" w:cs="Times New Roman"/>
+        </w:rPr>
+        <w:t>。</w:t>
+      </w:r>
+    </w:p>
+    <w:p>
+      <w:pPr>
+        <w:pStyle w:val="BodyText"/>
+      </w:pPr>
+      <w:r>
+        <w:rPr>
+          <w:rFonts w:ascii="Times New Roman" w:hAnsi="Times New Roman" w:eastAsia="Times New Roman" w:cs="Times New Roman"/>
+        </w:rPr>
+        <w:t xml:space="preserve">10-3 FLPs </w:t>
+      </w:r>
+      <w:r>
+        <w:rPr>
+          <w:rFonts w:hint="eastAsia" w:ascii="Times New Roman" w:hAnsi="Times New Roman" w:eastAsia="FangSong" w:cs="Times New Roman"/>
+        </w:rPr>
+        <w:t>还能与不饱和烃作用</w:t>
+      </w:r>
+      <w:r>
+        <w:rPr>
+          <w:rFonts w:hint="eastAsia" w:ascii="Times New Roman" w:hAnsi="Times New Roman" w:eastAsia="Times New Roman" w:cs="Times New Roman"/>
+        </w:rPr>
+        <w:t>，</w:t>
+      </w:r>
+      <w:r>
+        <w:rPr>
+          <w:rFonts w:hint="eastAsia" w:ascii="Times New Roman" w:hAnsi="Times New Roman" w:eastAsia="FangSong" w:cs="Times New Roman"/>
+        </w:rPr>
+        <w:t>如</w:t>
+      </w:r>
+      <w:r>
+        <w:rPr>
+          <w:rFonts w:ascii="Times New Roman" w:hAnsi="Times New Roman" w:eastAsia="Times New Roman" w:cs="Times New Roman"/>
+        </w:rPr>
+        <w:t xml:space="preserve"> </w:t>
+      </w:r>
+      <m:oMath>
+        <m:r>
+          <m:rPr>
+            <m:sty m:val="p"/>
+          </m:rPr>
+          <m:t>P</m:t>
+        </m:r>
+        <m:r>
+          <m:rPr>
+            <m:sty m:val="p"/>
+          </m:rPr>
+          <m:t>C</m:t>
+        </m:r>
+        <m:sSub>
+          <m:e>
+            <m:r>
+              <m:rPr>
+                <m:sty m:val="p"/>
+              </m:rPr>
+              <m:t>y</m:t>
+            </m:r>
+          </m:e>
+          <m:sub>
+            <m:r>
+              <m:rPr>
+                <m:sty m:val="p"/>
+              </m:rPr>
+              <m:t>3</m:t>
+            </m:r>
+          </m:sub>
+        </m:sSub>
+      </m:oMath>
+      <w:r>
+        <w:rPr>
+          <w:rFonts w:ascii="Times New Roman" w:hAnsi="Times New Roman" w:eastAsia="Times New Roman" w:cs="Times New Roman"/>
+        </w:rPr>
+        <w:t xml:space="preserve">、</w:t>
+      </w:r>
+      <m:oMath>
+        <m:oMathPr>
+          <m:ctrlPr>
+            <w:rPr>
+              <w:sz w:val="28"/>
+              <w:szCs w:val="28"/>
+            </w:rPr>
+          </m:ctrlPr>
+        </m:oMathPr>
+        <m:r>
+          <m:rPr>
+            <m:sty m:val="p"/>
+          </m:rPr>
+          <m:t>B</m:t>
+        </m:r>
+        <m:r>
+          <m:rPr>
+            <m:sty m:val="p"/>
+          </m:rPr>
+          <m:t>(</m:t>
+        </m:r>
+        <m:sSub>
+          <m:e>
+            <m:r>
+              <m:rPr>
+                <m:sty m:val="p"/>
+              </m:rPr>
+              <m:t>C</m:t>
+            </m:r>
+          </m:e>
+          <m:sub>
+            <m:r>
+              <m:rPr>
+                <m:sty m:val="p"/>
+              </m:rPr>
+              <m:t>6</m:t>
+            </m:r>
+          </m:sub>
+        </m:sSub>
+        <m:sSub>
+          <m:e>
+            <m:r>
+              <m:rPr>
+                <m:sty m:val="p"/>
+              </m:rPr>
+              <m:t>F</m:t>
+            </m:r>
+          </m:e>
+          <m:sub>
+            <m:r>
+              <m:rPr>
+                <m:sty m:val="p"/>
+              </m:rPr>
+              <m:t>5</m:t>
+            </m:r>
+          </m:sub>
+        </m:sSub>
+        <m:sSub>
+          <m:e>
+            <m:r>
+              <m:rPr>
+                <m:sty m:val="p"/>
+              </m:rPr>
+              <m:t>)</m:t>
+            </m:r>
+          </m:e>
+          <m:sub>
+            <m:r>
+              <m:rPr>
+                <m:sty m:val="p"/>
+              </m:rPr>
+              <m:t>3</m:t>
+            </m:r>
+          </m:sub>
+        </m:sSub>
+      </m:oMath>
+      <w:r>
+        <w:rPr>
+          <w:rFonts w:ascii="Times New Roman" w:hAnsi="Times New Roman" w:eastAsia="Times New Roman" w:cs="Times New Roman"/>
+        </w:rPr>
+        <w:t xml:space="preserve"> </w:t>
+      </w:r>
+      <w:r>
+        <w:rPr>
+          <w:rFonts w:hint="eastAsia" w:ascii="Times New Roman" w:hAnsi="Times New Roman" w:eastAsia="FangSong" w:cs="Times New Roman"/>
+        </w:rPr>
+        <w:t>和乙烯化合得到一个内盐型化合物</w:t>
+      </w:r>
+      <w:r>
+        <w:rPr>
+          <w:rFonts w:hint="eastAsia" w:ascii="Times New Roman" w:hAnsi="Times New Roman" w:eastAsia="Times New Roman" w:cs="Times New Roman"/>
+        </w:rPr>
+        <w:t>，</w:t>
+      </w:r>
+      <w:r>
+        <w:rPr>
+          <w:rFonts w:hint="eastAsia" w:ascii="Times New Roman" w:hAnsi="Times New Roman" w:eastAsia="FangSong" w:cs="Times New Roman"/>
+        </w:rPr>
+        <w:t>写出该化合物的结构简式</w:t>
+      </w:r>
+      <w:r>
+        <w:rPr>
+          <w:rFonts w:hint="eastAsia" w:ascii="Times New Roman" w:hAnsi="Times New Roman" w:eastAsia="Times New Roman" w:cs="Times New Roman"/>
+        </w:rPr>
+        <w:t>。</w:t>
+      </w:r>
+    </w:p>
+    <w:p>
+      <w:pPr>
+        <w:pStyle w:val="BodyText"/>
+      </w:pPr>
+      <w:r>
+        <w:rPr>
+          <w:rFonts w:ascii="Times New Roman" w:hAnsi="Times New Roman" w:eastAsia="Times New Roman" w:cs="Times New Roman"/>
+        </w:rPr>
+        <w:t xml:space="preserve">10-4 </w:t>
+      </w:r>
+      <w:r>
+        <w:rPr>
+          <w:rFonts w:hint="eastAsia" w:ascii="Times New Roman" w:hAnsi="Times New Roman" w:eastAsia="FangSong" w:cs="Times New Roman"/>
+        </w:rPr>
+        <w:t xml:space="preserve">某研究小组将</w:t>
+      </w:r>
+      <w:r>
+        <w:rPr>
+          <w:rFonts w:ascii="Times New Roman" w:hAnsi="Times New Roman" w:eastAsia="Times New Roman" w:cs="Times New Roman"/>
+        </w:rPr>
+        <w:t xml:space="preserve"> </w:t>
+      </w:r>
+      <m:oMath>
+        <m:oMathPr>
+          <m:ctrlPr>
+            <w:rPr>
+              <w:sz w:val="28"/>
+              <w:szCs w:val="28"/>
+            </w:rPr>
+          </m:ctrlPr>
+        </m:oMathPr>
+        <m:r>
+          <m:rPr>
+            <m:sty m:val="p"/>
+          </m:rPr>
+          <m:t>B</m:t>
+        </m:r>
+        <m:r>
+          <m:rPr>
+            <m:sty m:val="p"/>
+          </m:rPr>
+          <m:t>(</m:t>
+        </m:r>
+        <m:sSub>
+          <m:e>
+            <m:r>
+              <m:rPr>
+                <m:sty m:val="p"/>
+              </m:rPr>
+              <m:t>C</m:t>
+            </m:r>
+          </m:e>
+          <m:sub>
+            <m:r>
+              <m:rPr>
+                <m:sty m:val="p"/>
+              </m:rPr>
+              <m:t>6</m:t>
+            </m:r>
+          </m:sub>
+        </m:sSub>
+        <m:sSub>
+          <m:e>
+            <m:r>
+              <m:rPr>
+                <m:sty m:val="p"/>
+              </m:rPr>
+              <m:t>F</m:t>
+            </m:r>
+          </m:e>
+          <m:sub>
+            <m:r>
+              <m:rPr>
+                <m:sty m:val="p"/>
+              </m:rPr>
+              <m:t>5</m:t>
+            </m:r>
+          </m:sub>
+        </m:sSub>
+        <m:sSub>
+          <m:e>
+            <m:r>
+              <m:rPr>
+                <m:sty m:val="p"/>
+              </m:rPr>
+              <m:t>)</m:t>
+            </m:r>
+          </m:e>
+          <m:sub>
+            <m:r>
+              <m:rPr>
+                <m:sty m:val="p"/>
+              </m:rPr>
+              <m:t>3</m:t>
+            </m:r>
+          </m:sub>
+        </m:sSub>
+      </m:oMath>
+      <w:r>
+        <w:rPr>
+          <w:rFonts w:hint="eastAsia" w:ascii="Times New Roman" w:hAnsi="Times New Roman" w:eastAsia="Times New Roman" w:cs="Times New Roman"/>
+        </w:rPr>
+        <w:t>（</w:t>
+      </w:r>
+      <w:r>
+        <w:rPr>
+          <w:rFonts w:hint="eastAsia" w:ascii="Times New Roman" w:hAnsi="Times New Roman" w:eastAsia="FangSong" w:cs="Times New Roman"/>
+        </w:rPr>
+        <w:t>化合物</w:t>
+      </w:r>
+      <w:r>
+        <w:rPr>
+          <w:rFonts w:ascii="Times New Roman" w:hAnsi="Times New Roman" w:eastAsia="Times New Roman" w:cs="Times New Roman"/>
+        </w:rPr>
+        <w:t xml:space="preserve"> </w:t>
+      </w:r>
+      <w:r>
+        <w:rPr>
+          <w:rFonts w:hint="eastAsia" w:ascii="Times New Roman" w:hAnsi="Times New Roman" w:eastAsia="Times New Roman" w:cs="Times New Roman"/>
+        </w:rPr>
+        <w:t>1）</w:t>
+      </w:r>
+      <w:r>
+        <w:rPr>
+          <w:rFonts w:hint="eastAsia" w:ascii="Times New Roman" w:hAnsi="Times New Roman" w:eastAsia="FangSong" w:cs="Times New Roman"/>
+        </w:rPr>
+        <w:t>与</w:t>
+      </w:r>
+      <w:r>
+        <w:rPr>
+          <w:rFonts w:ascii="Times New Roman" w:hAnsi="Times New Roman" w:eastAsia="Times New Roman" w:cs="Times New Roman"/>
+        </w:rPr>
+        <w:t xml:space="preserve"> </w:t>
+      </w:r>
+      <m:oMath>
+        <m:oMathPr>
+          <m:ctrlPr>
+            <w:rPr>
+              <w:sz w:val="28"/>
+              <w:szCs w:val="28"/>
+            </w:rPr>
+          </m:ctrlPr>
+        </m:oMathPr>
+        <m:r>
+          <m:rPr>
+            <m:sty m:val="p"/>
+          </m:rPr>
+          <m:t>(</m:t>
+        </m:r>
+        <m:r>
+          <m:rPr>
+            <m:sty m:val="p"/>
+          </m:rPr>
+          <m:t>M</m:t>
+        </m:r>
+        <m:r>
+          <m:rPr>
+            <m:sty m:val="p"/>
+          </m:rPr>
+          <m:t>e</m:t>
+        </m:r>
+        <m:r>
+          <m:rPr>
+            <m:sty m:val="p"/>
+          </m:rPr>
+          <m:t>S</m:t>
+        </m:r>
+        <m:sSub>
+          <m:e>
+            <m:r>
+              <m:rPr>
+                <m:sty m:val="p"/>
+              </m:rPr>
+              <m:t>)</m:t>
+            </m:r>
+          </m:e>
+          <m:sub>
+            <m:r>
+              <m:rPr>
+                <m:sty m:val="p"/>
+              </m:rPr>
+              <m:t>2</m:t>
+            </m:r>
+          </m:sub>
+        </m:sSub>
+        <m:r>
+          <m:rPr>
+            <m:sty m:val="p"/>
+          </m:rPr>
+          <m:t>P</m:t>
+        </m:r>
+        <m:r>
+          <m:rPr>
+            <m:sty m:val="p"/>
+          </m:rPr>
+          <m:t>H</m:t>
+        </m:r>
+      </m:oMath>
+      <w:r>
+        <w:rPr>
+          <w:rFonts w:hint="eastAsia" w:ascii="Times New Roman" w:hAnsi="Times New Roman" w:eastAsia="Times New Roman" w:cs="Times New Roman"/>
+        </w:rPr>
+        <w:t>（</w:t>
+      </w:r>
+      <w:r>
+        <w:rPr>
+          <w:rFonts w:hint="eastAsia" w:ascii="Times New Roman" w:hAnsi="Times New Roman" w:eastAsia="FangSong" w:cs="Times New Roman"/>
+        </w:rPr>
+        <w:t>化合物</w:t>
+      </w:r>
+      <w:r>
+        <w:rPr>
+          <w:rFonts w:ascii="Times New Roman" w:hAnsi="Times New Roman" w:eastAsia="Times New Roman" w:cs="Times New Roman"/>
+        </w:rPr>
+        <w:t xml:space="preserve"> </w:t>
+      </w:r>
+      <w:r>
+        <w:rPr>
+          <w:rFonts w:hint="eastAsia" w:ascii="Times New Roman" w:hAnsi="Times New Roman" w:eastAsia="Times New Roman" w:cs="Times New Roman"/>
+        </w:rPr>
+        <w:t>2）</w:t>
+      </w:r>
+      <w:r>
+        <w:rPr>
+          <w:rFonts w:hint="eastAsia" w:ascii="Times New Roman" w:hAnsi="Times New Roman" w:eastAsia="FangSong" w:cs="Times New Roman"/>
+        </w:rPr>
+        <w:t>混合</w:t>
+      </w:r>
+      <w:r>
+        <w:rPr>
+          <w:rFonts w:hint="eastAsia" w:ascii="Times New Roman" w:hAnsi="Times New Roman" w:eastAsia="Times New Roman" w:cs="Times New Roman"/>
+        </w:rPr>
+        <w:t>，</w:t>
+      </w:r>
+      <w:r>
+        <w:rPr>
+          <w:rFonts w:hint="eastAsia" w:ascii="Times New Roman" w:hAnsi="Times New Roman" w:eastAsia="FangSong" w:cs="Times New Roman"/>
+        </w:rPr>
+        <w:t>发生了亲核取代反应</w:t>
+      </w:r>
+      <w:r>
+        <w:rPr>
+          <w:rFonts w:hint="eastAsia" w:ascii="Times New Roman" w:hAnsi="Times New Roman" w:eastAsia="Times New Roman" w:cs="Times New Roman"/>
+        </w:rPr>
+        <w:t>，</w:t>
+      </w:r>
+      <w:r>
+        <w:rPr>
+          <w:rFonts w:hint="eastAsia" w:ascii="Times New Roman" w:hAnsi="Times New Roman" w:eastAsia="FangSong" w:cs="Times New Roman"/>
+        </w:rPr>
+        <w:t>生成内盐型化合物</w:t>
+      </w:r>
+      <w:r>
+        <w:rPr>
+          <w:rFonts w:ascii="Times New Roman" w:hAnsi="Times New Roman" w:eastAsia="Times New Roman" w:cs="Times New Roman"/>
+        </w:rPr>
+        <w:t xml:space="preserve"> </w:t>
+      </w:r>
+      <w:r>
+        <w:rPr>
+          <w:rFonts w:hint="eastAsia" w:ascii="Times New Roman" w:hAnsi="Times New Roman" w:eastAsia="Times New Roman" w:cs="Times New Roman"/>
+        </w:rPr>
+        <w:t>3，</w:t>
+      </w:r>
+      <w:r>
+        <w:rPr>
+          <w:rFonts w:hint="eastAsia" w:ascii="Times New Roman" w:hAnsi="Times New Roman" w:eastAsia="FangSong" w:cs="Times New Roman"/>
+        </w:rPr>
+        <w:t>化合物</w:t>
+      </w:r>
+      <w:r>
+        <w:rPr>
+          <w:rFonts w:ascii="Times New Roman" w:hAnsi="Times New Roman" w:eastAsia="Times New Roman" w:cs="Times New Roman"/>
+        </w:rPr>
+        <w:t xml:space="preserve"> 3 </w:t>
+      </w:r>
+      <w:r>
+        <w:rPr>
+          <w:rFonts w:hint="eastAsia" w:ascii="Times New Roman" w:hAnsi="Times New Roman" w:eastAsia="FangSong" w:cs="Times New Roman"/>
+        </w:rPr>
+        <w:t>与二甲基氯硅烷反应</w:t>
+      </w:r>
+      <w:r>
+        <w:rPr>
+          <w:rFonts w:hint="eastAsia" w:ascii="Times New Roman" w:hAnsi="Times New Roman" w:eastAsia="Times New Roman" w:cs="Times New Roman"/>
+        </w:rPr>
+        <w:t>，</w:t>
+      </w:r>
+      <w:r>
+        <w:rPr>
+          <w:rFonts w:hint="eastAsia" w:ascii="Times New Roman" w:hAnsi="Times New Roman" w:eastAsia="FangSong" w:cs="Times New Roman"/>
+        </w:rPr>
+        <w:t>得到内盐型化合物</w:t>
+      </w:r>
+      <w:r>
+        <w:rPr>
+          <w:rFonts w:ascii="Times New Roman" w:hAnsi="Times New Roman" w:eastAsia="Times New Roman" w:cs="Times New Roman"/>
+        </w:rPr>
+        <w:t xml:space="preserve"> </w:t>
+      </w:r>
+      <w:r>
+        <w:rPr>
+          <w:rFonts w:hint="eastAsia" w:ascii="Times New Roman" w:hAnsi="Times New Roman" w:eastAsia="Times New Roman" w:cs="Times New Roman"/>
+        </w:rPr>
+        <w:t>4，</w:t>
+      </w:r>
+      <w:r>
+        <w:rPr>
+          <w:rFonts w:hint="eastAsia" w:ascii="Times New Roman" w:hAnsi="Times New Roman" w:eastAsia="FangSong" w:cs="Times New Roman"/>
+        </w:rPr>
+        <w:t>化合物</w:t>
+      </w:r>
+      <w:r>
+        <w:rPr>
+          <w:rFonts w:ascii="Times New Roman" w:hAnsi="Times New Roman" w:eastAsia="Times New Roman" w:cs="Times New Roman"/>
+        </w:rPr>
+        <w:t xml:space="preserve"> 4 </w:t>
+      </w:r>
+      <w:r>
+        <w:rPr>
+          <w:rFonts w:hint="eastAsia" w:ascii="Times New Roman" w:hAnsi="Times New Roman" w:eastAsia="FangSong" w:cs="Times New Roman"/>
+        </w:rPr>
+        <w:t xml:space="preserve">加热至</w:t>
+      </w:r>
+      <w:r>
+        <w:rPr>
+          <w:rFonts w:ascii="Times New Roman" w:hAnsi="Times New Roman" w:eastAsia="Times New Roman" w:cs="Times New Roman"/>
+        </w:rPr>
+        <w:t xml:space="preserve"> 100 ℃ </w:t>
+      </w:r>
+      <w:r>
+        <w:rPr>
+          <w:rFonts w:hint="eastAsia" w:ascii="Times New Roman" w:hAnsi="Times New Roman" w:eastAsia="FangSong" w:cs="Times New Roman"/>
+        </w:rPr>
+        <w:t xml:space="preserve">生成一个</w:t>
+      </w:r>
+      <w:r>
+        <w:rPr>
+          <w:rFonts w:ascii="Times New Roman" w:hAnsi="Times New Roman" w:eastAsia="Times New Roman" w:cs="Times New Roman"/>
+        </w:rPr>
+        <w:t xml:space="preserve"> FLP </w:t>
+      </w:r>
+      <w:r>
+        <w:rPr>
+          <w:rFonts w:hint="eastAsia" w:ascii="Times New Roman" w:hAnsi="Times New Roman" w:eastAsia="FangSong" w:cs="Times New Roman"/>
+        </w:rPr>
+        <w:t xml:space="preserve">化合物</w:t>
+      </w:r>
+      <w:r>
+        <w:rPr>
+          <w:rFonts w:ascii="Times New Roman" w:hAnsi="Times New Roman" w:eastAsia="Times New Roman" w:cs="Times New Roman"/>
+        </w:rPr>
+        <w:t xml:space="preserve"> </w:t>
+      </w:r>
+      <w:r>
+        <w:rPr>
+          <w:rFonts w:hint="eastAsia" w:ascii="Times New Roman" w:hAnsi="Times New Roman" w:eastAsia="Times New Roman" w:cs="Times New Roman"/>
+        </w:rPr>
+        <w:t>5，</w:t>
+      </w:r>
+      <w:r>
+        <w:rPr>
+          <w:rFonts w:hint="eastAsia" w:ascii="Times New Roman" w:hAnsi="Times New Roman" w:eastAsia="FangSong" w:cs="Times New Roman"/>
+        </w:rPr>
+        <w:t>化合物</w:t>
+      </w:r>
+      <w:r>
+        <w:rPr>
+          <w:rFonts w:ascii="Times New Roman" w:hAnsi="Times New Roman" w:eastAsia="Times New Roman" w:cs="Times New Roman"/>
+        </w:rPr>
+        <w:t xml:space="preserve"> 5 </w:t>
+      </w:r>
+      <w:r>
+        <w:rPr>
+          <w:rFonts w:hint="eastAsia" w:ascii="Times New Roman" w:hAnsi="Times New Roman" w:eastAsia="FangSong" w:cs="Times New Roman"/>
+        </w:rPr>
+        <w:t>能够在室温下</w:t>
+      </w:r>
+      <w:r>
+        <w:rPr>
+          <w:rFonts w:hint="eastAsia" w:ascii="Times New Roman" w:hAnsi="Times New Roman" w:eastAsia="Times New Roman" w:cs="Times New Roman"/>
+        </w:rPr>
+        <w:t>”</w:t>
+      </w:r>
+      <w:r>
+        <w:rPr>
+          <w:rFonts w:hint="eastAsia" w:ascii="Times New Roman" w:hAnsi="Times New Roman" w:eastAsia="FangSong" w:cs="Times New Roman"/>
+        </w:rPr>
+        <w:t>活化氢气</w:t>
+      </w:r>
+      <w:r>
+        <w:rPr>
+          <w:rFonts w:hint="eastAsia" w:ascii="Times New Roman" w:hAnsi="Times New Roman" w:eastAsia="Times New Roman" w:cs="Times New Roman"/>
+        </w:rPr>
+        <w:t>”，</w:t>
+      </w:r>
+      <w:r>
+        <w:rPr>
+          <w:rFonts w:hint="eastAsia" w:ascii="Times New Roman" w:hAnsi="Times New Roman" w:eastAsia="FangSong" w:cs="Times New Roman"/>
+        </w:rPr>
+        <w:t>这是非金属可逆活化氢气的首次报道</w:t>
+      </w:r>
+      <w:r>
+        <w:rPr>
+          <w:rFonts w:hint="eastAsia" w:ascii="Times New Roman" w:hAnsi="Times New Roman" w:eastAsia="Times New Roman" w:cs="Times New Roman"/>
+        </w:rPr>
+        <w:t>。</w:t>
+      </w:r>
+      <w:r>
+        <w:rPr>
+          <w:rFonts w:hint="eastAsia" w:ascii="Times New Roman" w:hAnsi="Times New Roman" w:eastAsia="FangSong" w:cs="Times New Roman"/>
+        </w:rPr>
+        <w:t>给出化合物</w:t>
+      </w:r>
+      <w:r>
+        <w:rPr>
+          <w:rFonts w:ascii="Times New Roman" w:hAnsi="Times New Roman" w:eastAsia="Times New Roman" w:cs="Times New Roman"/>
+        </w:rPr>
+        <w:t xml:space="preserve"> 3、4、5 </w:t>
+      </w:r>
+      <w:r>
+        <w:rPr>
+          <w:rFonts w:hint="eastAsia" w:ascii="Times New Roman" w:hAnsi="Times New Roman" w:eastAsia="FangSong" w:cs="Times New Roman"/>
+        </w:rPr>
+        <w:t>的结构简式</w:t>
+      </w:r>
+      <w:r>
+        <w:rPr>
+          <w:rFonts w:hint="eastAsia" w:ascii="Times New Roman" w:hAnsi="Times New Roman" w:eastAsia="Times New Roman" w:cs="Times New Roman"/>
+        </w:rPr>
+        <w:t>。</w:t>
+      </w:r>
+    </w:p>
+    <w:p>
+      <w:pPr>
+        <w:spacing w:before="160" w:after="80"/>
+      </w:pPr>
+      <w:r>
+        <w:pict>
+          <v:rect style="width:0;height:1.5pt" o:hralign="center" o:hrstd="t" o:hr="t"/>
+        </w:pict>
+      </w:r>
+    </w:p>
+    <w:bookmarkEnd w:id="69"/>
+    <w:bookmarkStart w:id="76" w:name="化学能力测试-ch5b-5-cocl2湿度计与cfse"/>
+    <w:p>
+      <w:pPr>
+        <w:pStyle w:val="Heading2"/>
+        <w:spacing w:before="280" w:after="120"/>
+      </w:pPr>
+      <w:r>
+        <w:rPr>
+          <w:rFonts w:ascii="Times New Roman" w:hAnsi="Times New Roman" w:eastAsia="Times New Roman" w:cs="Times New Roman"/>
+        </w:rPr>
+        <w:t xml:space="preserve">5.26 </w:t>
       </w:r>
       <w:r>
         <w:rPr>
@@ -21892,18 +26842,18 @@
           <wp:inline>
             <wp:extent cx="3600000" cy="1786924"/>
             <wp:effectExtent b="0" l="0" r="0" t="0"/>
-            <wp:docPr descr="" title="" id="55" name="Picture"/>
+            <wp:docPr descr="" title="" id="71" name="Picture"/>
             <a:graphic>
               <a:graphicData uri="http://schemas.openxmlformats.org/drawingml/2006/picture">
                 <pic:pic>
                   <pic:nvPicPr>
-                    <pic:cNvPr descr="26aa8b138ed5897cca76cd90e37aff2f1efbd6dfad2c210fc8b37e6ce1bb9c3c.jpg" id="56" name="Picture"/>
+                    <pic:cNvPr descr="26aa8b138ed5897cca76cd90e37aff2f1efbd6dfad2c210fc8b37e6ce1bb9c3c.jpg" id="72" name="Picture"/>
                     <pic:cNvPicPr>
                       <a:picLocks noChangeArrowheads="1" noChangeAspect="1"/>
                     </pic:cNvPicPr>
                   </pic:nvPicPr>
                   <pic:blipFill>
-                    <a:blip r:embed="rId54"/>
+                    <a:blip r:embed="rId70"/>
                     <a:stretch>
                       <a:fillRect/>
                     </a:stretch>
@@ -21934,7 +26884,7 @@
       <w:pPr>
         <w:numPr>
           <w:ilvl w:val="0"/>
-          <w:numId w:val="1006"/>
+          <w:numId w:val="1012"/>
         </w:numPr>
       </w:pPr>
       <w:r>
@@ -22148,7 +27098,7 @@
       <w:pPr>
         <w:numPr>
           <w:ilvl w:val="0"/>
-          <w:numId w:val="1006"/>
+          <w:numId w:val="1012"/>
         </w:numPr>
       </w:pPr>
       <w:r>
@@ -22566,7 +27516,7 @@
       <w:pPr>
         <w:numPr>
           <w:ilvl w:val="0"/>
-          <w:numId w:val="1007"/>
+          <w:numId w:val="1013"/>
         </w:numPr>
       </w:pPr>
       <w:r>
@@ -22641,7 +27591,7 @@
       <w:pPr>
         <w:numPr>
           <w:ilvl w:val="0"/>
-          <w:numId w:val="1007"/>
+          <w:numId w:val="1013"/>
         </w:numPr>
       </w:pPr>
       <w:r>
@@ -22691,7 +27641,7 @@
       <w:pPr>
         <w:numPr>
           <w:ilvl w:val="0"/>
-          <w:numId w:val="1007"/>
+          <w:numId w:val="1013"/>
         </w:numPr>
       </w:pPr>
       <w:r>
@@ -22823,7 +27773,7 @@
       <w:pPr>
         <w:numPr>
           <w:ilvl w:val="0"/>
-          <w:numId w:val="1008"/>
+          <w:numId w:val="1014"/>
         </w:numPr>
       </w:pPr>
       <w:r>
@@ -23062,7 +28012,7 @@
       <w:pPr>
         <w:numPr>
           <w:ilvl w:val="0"/>
-          <w:numId w:val="1008"/>
+          <w:numId w:val="1014"/>
         </w:numPr>
       </w:pPr>
       <w:r>
@@ -23213,7 +28163,7 @@
       <w:pPr>
         <w:numPr>
           <w:ilvl w:val="0"/>
-          <w:numId w:val="1008"/>
+          <w:numId w:val="1014"/>
         </w:numPr>
       </w:pPr>
       <w:r>
@@ -23418,18 +28368,18 @@
           <wp:inline>
             <wp:extent cx="3600000" cy="1795599"/>
             <wp:effectExtent b="0" l="0" r="0" t="0"/>
-            <wp:docPr descr="" title="" id="58" name="Picture"/>
+            <wp:docPr descr="" title="" id="74" name="Picture"/>
             <a:graphic>
               <a:graphicData uri="http://schemas.openxmlformats.org/drawingml/2006/picture">
                 <pic:pic>
                   <pic:nvPicPr>
-                    <pic:cNvPr descr="aa9a8e1a0e56d241df2927f792ad633699f81d7783152cb6e31e9365d01e2709.jpg" id="59" name="Picture"/>
+                    <pic:cNvPr descr="aa9a8e1a0e56d241df2927f792ad633699f81d7783152cb6e31e9365d01e2709.jpg" id="75" name="Picture"/>
                     <pic:cNvPicPr>
                       <a:picLocks noChangeArrowheads="1" noChangeAspect="1"/>
                     </pic:cNvPicPr>
                   </pic:nvPicPr>
                   <pic:blipFill>
-                    <a:blip r:embed="rId57"/>
+                    <a:blip r:embed="rId73"/>
                     <a:stretch>
                       <a:fillRect/>
                     </a:stretch>
@@ -24134,8 +29084,8 @@
         </w:pict>
       </w:r>
     </w:p>
-    <w:bookmarkEnd w:id="60"/>
-    <w:bookmarkStart w:id="61" w:name="碳酸分布系数计算第26届初赛"/>
+    <w:bookmarkEnd w:id="76"/>
+    <w:bookmarkStart w:id="77" w:name="二分册-l1实12-n2o4解离kp三问"/>
     <w:p>
       <w:pPr>
         <w:pStyle w:val="Heading2"/>
@@ -24145,7 +29095,930 @@
         <w:rPr>
           <w:rFonts w:ascii="Times New Roman" w:hAnsi="Times New Roman" w:eastAsia="Times New Roman" w:cs="Times New Roman"/>
         </w:rPr>
-        <w:t xml:space="preserve">5.23 </w:t>
+        <w:t xml:space="preserve">5.27 </w:t>
+      </w:r>
+      <w:r>
+        <w:rPr>
+          <w:rFonts w:hint="eastAsia" w:ascii="Times New Roman" w:hAnsi="Times New Roman" w:eastAsia="SimHei" w:cs="Times New Roman"/>
+        </w:rPr>
+        <w:t>二分册</w:t>
+      </w:r>
+      <w:r>
+        <w:rPr>
+          <w:rFonts w:hint="eastAsia" w:ascii="Times New Roman" w:hAnsi="Times New Roman" w:eastAsia="Times New Roman" w:cs="Times New Roman"/>
+        </w:rPr>
+        <w:t>-L1</w:t>
+      </w:r>
+      <w:r>
+        <w:rPr>
+          <w:rFonts w:hint="eastAsia" w:ascii="Times New Roman" w:hAnsi="Times New Roman" w:eastAsia="SimHei" w:cs="Times New Roman"/>
+        </w:rPr>
+        <w:t>实</w:t>
+      </w:r>
+      <w:r>
+        <w:rPr>
+          <w:rFonts w:hint="eastAsia" w:ascii="Times New Roman" w:hAnsi="Times New Roman" w:eastAsia="Times New Roman" w:cs="Times New Roman"/>
+        </w:rPr>
+        <w:t>12-N2O4</w:t>
+      </w:r>
+      <w:r>
+        <w:rPr>
+          <w:rFonts w:hint="eastAsia" w:ascii="Times New Roman" w:hAnsi="Times New Roman" w:eastAsia="SimHei" w:cs="Times New Roman"/>
+        </w:rPr>
+        <w:t>解离</w:t>
+      </w:r>
+      <w:r>
+        <w:rPr>
+          <w:rFonts w:hint="eastAsia" w:ascii="Times New Roman" w:hAnsi="Times New Roman" w:eastAsia="Times New Roman" w:cs="Times New Roman"/>
+        </w:rPr>
+        <w:t>Kp</w:t>
+      </w:r>
+      <w:r>
+        <w:rPr>
+          <w:rFonts w:hint="eastAsia" w:ascii="Times New Roman" w:hAnsi="Times New Roman" w:eastAsia="SimHei" w:cs="Times New Roman"/>
+        </w:rPr>
+        <w:t>三问</w:t>
+      </w:r>
+    </w:p>
+    <w:p>
+      <w:pPr>
+        <w:pStyle w:val="FirstParagraph"/>
+      </w:pPr>
+      <w:r>
+        <w:rPr>
+          <w:rFonts w:ascii="Times New Roman" w:hAnsi="Times New Roman" w:eastAsia="Times New Roman" w:cs="Times New Roman"/>
+        </w:rPr>
+        <w:t xml:space="preserve">⑫ </w:t>
+      </w:r>
+      <w:r>
+        <w:rPr>
+          <w:rFonts w:hint="eastAsia" w:ascii="Times New Roman" w:hAnsi="Times New Roman" w:eastAsia="FangSong" w:cs="Times New Roman"/>
+        </w:rPr>
+        <w:t xml:space="preserve">已知某温度下反应</w:t>
+      </w:r>
+      <w:r>
+        <w:rPr>
+          <w:rFonts w:ascii="Times New Roman" w:hAnsi="Times New Roman" w:eastAsia="Times New Roman" w:cs="Times New Roman"/>
+        </w:rPr>
+        <w:t xml:space="preserve"> </w:t>
+      </w:r>
+      <m:oMath>
+        <m:oMathPr>
+          <m:ctrlPr>
+            <w:rPr>
+              <w:sz w:val="28"/>
+              <w:szCs w:val="28"/>
+            </w:rPr>
+          </m:ctrlPr>
+        </m:oMathPr>
+        <m:sSub>
+          <m:e>
+            <m:r>
+              <m:rPr>
+                <m:sty m:val="p"/>
+              </m:rPr>
+              <m:t>N</m:t>
+            </m:r>
+          </m:e>
+          <m:sub>
+            <m:r>
+              <m:t>2</m:t>
+            </m:r>
+          </m:sub>
+        </m:sSub>
+        <m:sSub>
+          <m:e>
+            <m:r>
+              <m:rPr>
+                <m:sty m:val="p"/>
+              </m:rPr>
+              <m:t>O</m:t>
+            </m:r>
+          </m:e>
+          <m:sub>
+            <m:r>
+              <m:t>4</m:t>
+            </m:r>
+          </m:sub>
+        </m:sSub>
+        <m:r>
+          <m:rPr>
+            <m:sty m:val="p"/>
+          </m:rPr>
+          <m:t>(</m:t>
+        </m:r>
+        <m:r>
+          <m:rPr>
+            <m:sty m:val="p"/>
+          </m:rPr>
+          <m:t>g</m:t>
+        </m:r>
+        <m:r>
+          <m:rPr>
+            <m:sty m:val="p"/>
+          </m:rPr>
+          <m:t>)</m:t>
+        </m:r>
+        <m:r>
+          <m:rPr>
+            <m:sty m:val="p"/>
+          </m:rPr>
+          <m:t>⇌</m:t>
+        </m:r>
+        <m:r>
+          <m:t>2</m:t>
+        </m:r>
+        <m:sSub>
+          <m:e>
+            <m:r>
+              <m:rPr>
+                <m:sty m:val="p"/>
+              </m:rPr>
+              <m:t>N</m:t>
+            </m:r>
+            <m:r>
+              <m:rPr>
+                <m:sty m:val="p"/>
+              </m:rPr>
+              <m:t>O</m:t>
+            </m:r>
+          </m:e>
+          <m:sub>
+            <m:r>
+              <m:t>2</m:t>
+            </m:r>
+          </m:sub>
+        </m:sSub>
+        <m:r>
+          <m:rPr>
+            <m:sty m:val="p"/>
+          </m:rPr>
+          <m:t>(</m:t>
+        </m:r>
+        <m:r>
+          <m:rPr>
+            <m:sty m:val="p"/>
+          </m:rPr>
+          <m:t>g</m:t>
+        </m:r>
+        <m:r>
+          <m:rPr>
+            <m:sty m:val="p"/>
+          </m:rPr>
+          <m:t>)</m:t>
+        </m:r>
+      </m:oMath>
+      <w:r>
+        <w:rPr>
+          <w:rFonts w:ascii="Times New Roman" w:hAnsi="Times New Roman" w:eastAsia="Times New Roman" w:cs="Times New Roman"/>
+        </w:rPr>
+        <w:t xml:space="preserve"> </w:t>
+      </w:r>
+      <w:r>
+        <w:rPr>
+          <w:rFonts w:hint="eastAsia" w:ascii="Times New Roman" w:hAnsi="Times New Roman" w:eastAsia="FangSong" w:cs="Times New Roman"/>
+        </w:rPr>
+        <w:t xml:space="preserve">的平衡常数</w:t>
+      </w:r>
+      <w:r>
+        <w:rPr>
+          <w:rFonts w:ascii="Times New Roman" w:hAnsi="Times New Roman" w:eastAsia="Times New Roman" w:cs="Times New Roman"/>
+        </w:rPr>
+        <w:t xml:space="preserve"> </w:t>
+      </w:r>
+      <m:oMath>
+        <m:oMathPr>
+          <m:ctrlPr>
+            <w:rPr>
+              <w:sz w:val="28"/>
+              <w:szCs w:val="28"/>
+            </w:rPr>
+          </m:ctrlPr>
+        </m:oMathPr>
+        <m:sSub>
+          <m:e>
+            <m:r>
+              <m:t>K</m:t>
+            </m:r>
+          </m:e>
+          <m:sub>
+            <m:r>
+              <m:t>p</m:t>
+            </m:r>
+          </m:sub>
+        </m:sSub>
+        <m:r>
+          <m:rPr>
+            <m:sty m:val="p"/>
+          </m:rPr>
+          <m:t>=</m:t>
+        </m:r>
+        <m:f>
+          <m:fPr>
+            <m:type m:val="bar"/>
+          </m:fPr>
+          <m:num>
+            <m:sSup>
+              <m:e>
+                <m:d>
+                  <m:dPr>
+                    <m:begChr m:val="["/>
+                    <m:sepChr m:val=""/>
+                    <m:endChr m:val="]"/>
+                    <m:grow/>
+                  </m:dPr>
+                  <m:e>
+                    <m:r>
+                      <m:t>p</m:t>
+                    </m:r>
+                    <m:r>
+                      <m:rPr>
+                        <m:sty m:val="p"/>
+                      </m:rPr>
+                      <m:t>(</m:t>
+                    </m:r>
+                    <m:sSub>
+                      <m:e>
+                        <m:r>
+                          <m:rPr>
+                            <m:sty m:val="p"/>
+                          </m:rPr>
+                          <m:t>N</m:t>
+                        </m:r>
+                        <m:r>
+                          <m:rPr>
+                            <m:sty m:val="p"/>
+                          </m:rPr>
+                          <m:t>O</m:t>
+                        </m:r>
+                      </m:e>
+                      <m:sub>
+                        <m:r>
+                          <m:t>2</m:t>
+                        </m:r>
+                      </m:sub>
+                    </m:sSub>
+                    <m:r>
+                      <m:rPr>
+                        <m:sty m:val="p"/>
+                      </m:rPr>
+                      <m:t>)</m:t>
+                    </m:r>
+                  </m:e>
+                </m:d>
+              </m:e>
+              <m:sup>
+                <m:r>
+                  <m:t>2</m:t>
+                </m:r>
+              </m:sup>
+            </m:sSup>
+          </m:num>
+          <m:den>
+            <m:r>
+              <m:t>p</m:t>
+            </m:r>
+            <m:r>
+              <m:rPr>
+                <m:sty m:val="p"/>
+              </m:rPr>
+              <m:t>(</m:t>
+            </m:r>
+            <m:sSub>
+              <m:e>
+                <m:r>
+                  <m:rPr>
+                    <m:sty m:val="p"/>
+                  </m:rPr>
+                  <m:t>N</m:t>
+                </m:r>
+              </m:e>
+              <m:sub>
+                <m:r>
+                  <m:t>2</m:t>
+                </m:r>
+              </m:sub>
+            </m:sSub>
+            <m:sSub>
+              <m:e>
+                <m:r>
+                  <m:rPr>
+                    <m:sty m:val="p"/>
+                  </m:rPr>
+                  <m:t>O</m:t>
+                </m:r>
+              </m:e>
+              <m:sub>
+                <m:r>
+                  <m:t>4</m:t>
+                </m:r>
+              </m:sub>
+            </m:sSub>
+            <m:r>
+              <m:rPr>
+                <m:sty m:val="p"/>
+              </m:rPr>
+              <m:t>)</m:t>
+            </m:r>
+          </m:den>
+        </m:f>
+      </m:oMath>
+      <w:r>
+        <w:rPr>
+          <w:rFonts w:ascii="Times New Roman" w:hAnsi="Times New Roman" w:eastAsia="Times New Roman" w:cs="Times New Roman"/>
+        </w:rPr>
+        <w:t xml:space="preserve">。</w:t>
+      </w:r>
+    </w:p>
+    <w:p>
+      <w:pPr>
+        <w:numPr>
+          <w:ilvl w:val="0"/>
+          <w:numId w:val="1015"/>
+        </w:numPr>
+      </w:pPr>
+      <w:r>
+        <w:rPr>
+          <w:rFonts w:hint="eastAsia" w:ascii="Times New Roman" w:hAnsi="Times New Roman" w:eastAsia="FangSong" w:cs="Times New Roman"/>
+        </w:rPr>
+        <w:t xml:space="preserve">现有总压</w:t>
+      </w:r>
+      <w:r>
+        <w:rPr>
+          <w:rFonts w:ascii="Times New Roman" w:hAnsi="Times New Roman" w:eastAsia="Times New Roman" w:cs="Times New Roman"/>
+        </w:rPr>
+        <w:t xml:space="preserve"> 1 atm </w:t>
+      </w:r>
+      <w:r>
+        <w:rPr>
+          <w:rFonts w:hint="eastAsia" w:ascii="Times New Roman" w:hAnsi="Times New Roman" w:eastAsia="FangSong" w:cs="Times New Roman"/>
+        </w:rPr>
+        <w:t xml:space="preserve">下</w:t>
+      </w:r>
+      <w:r>
+        <w:rPr>
+          <w:rFonts w:ascii="Times New Roman" w:hAnsi="Times New Roman" w:eastAsia="Times New Roman" w:cs="Times New Roman"/>
+        </w:rPr>
+        <w:t xml:space="preserve"> NO</w:t>
+      </w:r>
+      <w:r>
+        <w:rPr>
+          <w:rFonts w:ascii="Times New Roman" w:hAnsi="Times New Roman" w:eastAsia="Times New Roman" w:cs="Times New Roman"/>
+          <w:vertAlign w:val="subscript"/>
+        </w:rPr>
+        <w:t>2</w:t>
+      </w:r>
+      <w:r>
+        <w:rPr>
+          <w:rFonts w:ascii="Times New Roman" w:hAnsi="Times New Roman" w:eastAsia="Times New Roman" w:cs="Times New Roman"/>
+        </w:rPr>
+        <w:t xml:space="preserve"> </w:t>
+      </w:r>
+      <w:r>
+        <w:rPr>
+          <w:rFonts w:hint="eastAsia" w:ascii="Times New Roman" w:hAnsi="Times New Roman" w:eastAsia="FangSong" w:cs="Times New Roman"/>
+        </w:rPr>
+        <w:t xml:space="preserve">和</w:t>
+      </w:r>
+      <w:r>
+        <w:rPr>
+          <w:rFonts w:ascii="Times New Roman" w:hAnsi="Times New Roman" w:eastAsia="Times New Roman" w:cs="Times New Roman"/>
+        </w:rPr>
+        <w:t xml:space="preserve"> </w:t>
+      </w:r>
+      <m:oMath>
+        <m:sSub>
+          <m:e>
+            <m:r>
+              <m:t>N</m:t>
+            </m:r>
+          </m:e>
+          <m:sub>
+            <m:r>
+              <m:t>2</m:t>
+            </m:r>
+          </m:sub>
+        </m:sSub>
+        <m:sSub>
+          <m:e>
+            <m:r>
+              <m:t>O</m:t>
+            </m:r>
+          </m:e>
+          <m:sub>
+            <m:r>
+              <m:t>4</m:t>
+            </m:r>
+          </m:sub>
+        </m:sSub>
+      </m:oMath>
+      <w:r>
+        <w:rPr>
+          <w:rFonts w:ascii="Times New Roman" w:hAnsi="Times New Roman" w:eastAsia="Times New Roman" w:cs="Times New Roman"/>
+        </w:rPr>
+        <w:t xml:space="preserve"> </w:t>
+      </w:r>
+      <w:r>
+        <w:rPr>
+          <w:rFonts w:hint="eastAsia" w:ascii="Times New Roman" w:hAnsi="Times New Roman" w:eastAsia="FangSong" w:cs="Times New Roman"/>
+        </w:rPr>
+        <w:t>的混合气体</w:t>
+      </w:r>
+      <w:r>
+        <w:rPr>
+          <w:rFonts w:hint="eastAsia" w:ascii="Times New Roman" w:hAnsi="Times New Roman" w:eastAsia="Times New Roman" w:cs="Times New Roman"/>
+        </w:rPr>
+        <w:t>，</w:t>
+      </w:r>
+      <w:r>
+        <w:rPr>
+          <w:rFonts w:hint="eastAsia" w:ascii="Times New Roman" w:hAnsi="Times New Roman" w:eastAsia="FangSong" w:cs="Times New Roman"/>
+        </w:rPr>
+        <w:t>其密度为同状态下</w:t>
+      </w:r>
+      <w:r>
+        <w:rPr>
+          <w:rFonts w:ascii="Times New Roman" w:hAnsi="Times New Roman" w:eastAsia="Times New Roman" w:cs="Times New Roman"/>
+        </w:rPr>
+        <w:t xml:space="preserve"> H</w:t>
+      </w:r>
+      <w:r>
+        <w:rPr>
+          <w:rFonts w:ascii="Times New Roman" w:hAnsi="Times New Roman" w:eastAsia="Times New Roman" w:cs="Times New Roman"/>
+          <w:vertAlign w:val="subscript"/>
+        </w:rPr>
+        <w:t>2</w:t>
+      </w:r>
+      <w:r>
+        <w:rPr>
+          <w:rFonts w:ascii="Times New Roman" w:hAnsi="Times New Roman" w:eastAsia="Times New Roman" w:cs="Times New Roman"/>
+        </w:rPr>
+        <w:t xml:space="preserve"> </w:t>
+      </w:r>
+      <w:r>
+        <w:rPr>
+          <w:rFonts w:hint="eastAsia" w:ascii="Times New Roman" w:hAnsi="Times New Roman" w:eastAsia="FangSong" w:cs="Times New Roman"/>
+        </w:rPr>
+        <w:t xml:space="preserve">密度的</w:t>
+      </w:r>
+      <w:r>
+        <w:rPr>
+          <w:rFonts w:ascii="Times New Roman" w:hAnsi="Times New Roman" w:eastAsia="Times New Roman" w:cs="Times New Roman"/>
+        </w:rPr>
+        <w:t xml:space="preserve"> 34.5 </w:t>
+      </w:r>
+      <w:r>
+        <w:rPr>
+          <w:rFonts w:hint="eastAsia" w:ascii="Times New Roman" w:hAnsi="Times New Roman" w:eastAsia="FangSong" w:cs="Times New Roman"/>
+        </w:rPr>
+        <w:t>倍</w:t>
+      </w:r>
+      <w:r>
+        <w:rPr>
+          <w:rFonts w:hint="eastAsia" w:ascii="Times New Roman" w:hAnsi="Times New Roman" w:eastAsia="Times New Roman" w:cs="Times New Roman"/>
+        </w:rPr>
+        <w:t>，</w:t>
+      </w:r>
+      <w:r>
+        <w:rPr>
+          <w:rFonts w:hint="eastAsia" w:ascii="Times New Roman" w:hAnsi="Times New Roman" w:eastAsia="FangSong" w:cs="Times New Roman"/>
+        </w:rPr>
+        <w:t>求平衡常数</w:t>
+      </w:r>
+      <w:r>
+        <w:rPr>
+          <w:rFonts w:ascii="Times New Roman" w:hAnsi="Times New Roman" w:eastAsia="Times New Roman" w:cs="Times New Roman"/>
+        </w:rPr>
+        <w:t xml:space="preserve"> </w:t>
+      </w:r>
+      <m:oMath>
+        <m:sSub>
+          <m:e>
+            <m:r>
+              <m:t>K</m:t>
+            </m:r>
+          </m:e>
+          <m:sub>
+            <m:r>
+              <m:t>p</m:t>
+            </m:r>
+          </m:sub>
+        </m:sSub>
+      </m:oMath>
+      <w:r>
+        <w:rPr>
+          <w:rFonts w:ascii="Times New Roman" w:hAnsi="Times New Roman" w:eastAsia="Times New Roman" w:cs="Times New Roman"/>
+        </w:rPr>
+        <w:t xml:space="preserve">。</w:t>
+      </w:r>
+    </w:p>
+    <w:p>
+      <w:pPr>
+        <w:numPr>
+          <w:ilvl w:val="0"/>
+          <w:numId w:val="1015"/>
+        </w:numPr>
+      </w:pPr>
+      <w:r>
+        <w:rPr>
+          <w:rFonts w:hint="eastAsia" w:ascii="Times New Roman" w:hAnsi="Times New Roman" w:eastAsia="FangSong" w:cs="Times New Roman"/>
+        </w:rPr>
+        <w:t xml:space="preserve">如将这些气体全部用水吸收转变为</w:t>
+      </w:r>
+      <w:r>
+        <w:rPr>
+          <w:rFonts w:ascii="Times New Roman" w:hAnsi="Times New Roman" w:eastAsia="Times New Roman" w:cs="Times New Roman"/>
+        </w:rPr>
+        <w:t xml:space="preserve"> </w:t>
+      </w:r>
+      <w:r>
+        <w:rPr>
+          <w:rFonts w:hint="eastAsia" w:ascii="Times New Roman" w:hAnsi="Times New Roman" w:eastAsia="Times New Roman" w:cs="Times New Roman"/>
+        </w:rPr>
+        <w:t>HNO</w:t>
+      </w:r>
+      <w:r>
+        <w:rPr>
+          <w:rFonts w:hint="eastAsia" w:ascii="Times New Roman" w:hAnsi="Times New Roman" w:eastAsia="Times New Roman" w:cs="Times New Roman"/>
+          <w:vertAlign w:val="subscript"/>
+        </w:rPr>
+        <w:t>3</w:t>
+      </w:r>
+      <w:r>
+        <w:rPr>
+          <w:rFonts w:hint="eastAsia" w:ascii="Times New Roman" w:hAnsi="Times New Roman" w:eastAsia="Times New Roman" w:cs="Times New Roman"/>
+        </w:rPr>
+        <w:t>，</w:t>
+      </w:r>
+      <w:r>
+        <w:rPr>
+          <w:rFonts w:hint="eastAsia" w:ascii="Times New Roman" w:hAnsi="Times New Roman" w:eastAsia="FangSong" w:cs="Times New Roman"/>
+        </w:rPr>
+        <w:t>需用同压下几倍体积的</w:t>
+      </w:r>
+      <w:r>
+        <w:rPr>
+          <w:rFonts w:ascii="Times New Roman" w:hAnsi="Times New Roman" w:eastAsia="Times New Roman" w:cs="Times New Roman"/>
+        </w:rPr>
+        <w:t xml:space="preserve"> </w:t>
+      </w:r>
+      <w:r>
+        <w:rPr>
+          <w:rFonts w:hint="eastAsia" w:ascii="Times New Roman" w:hAnsi="Times New Roman" w:eastAsia="Times New Roman" w:cs="Times New Roman"/>
+        </w:rPr>
+        <w:t>O</w:t>
+      </w:r>
+      <w:r>
+        <w:rPr>
+          <w:rFonts w:hint="eastAsia" w:ascii="Times New Roman" w:hAnsi="Times New Roman" w:eastAsia="Times New Roman" w:cs="Times New Roman"/>
+          <w:vertAlign w:val="subscript"/>
+        </w:rPr>
+        <w:t>2</w:t>
+      </w:r>
+      <w:r>
+        <w:rPr>
+          <w:rFonts w:hint="eastAsia" w:ascii="Times New Roman" w:hAnsi="Times New Roman" w:eastAsia="Times New Roman" w:cs="Times New Roman"/>
+        </w:rPr>
+        <w:t>？</w:t>
+      </w:r>
+    </w:p>
+    <w:p>
+      <w:pPr>
+        <w:numPr>
+          <w:ilvl w:val="0"/>
+          <w:numId w:val="1015"/>
+        </w:numPr>
+      </w:pPr>
+      <w:r>
+        <w:rPr>
+          <w:rFonts w:hint="eastAsia" w:ascii="Times New Roman" w:hAnsi="Times New Roman" w:eastAsia="FangSong" w:cs="Times New Roman"/>
+        </w:rPr>
+        <w:t xml:space="preserve">如将这些</w:t>
+      </w:r>
+      <w:r>
+        <w:rPr>
+          <w:rFonts w:ascii="Times New Roman" w:hAnsi="Times New Roman" w:eastAsia="Times New Roman" w:cs="Times New Roman"/>
+        </w:rPr>
+        <w:t xml:space="preserve"> </w:t>
+      </w:r>
+      <m:oMath>
+        <m:sSub>
+          <m:e>
+            <m:r>
+              <m:rPr>
+                <m:sty m:val="p"/>
+              </m:rPr>
+              <m:t>O</m:t>
+            </m:r>
+          </m:e>
+          <m:sub>
+            <m:r>
+              <m:t>2</m:t>
+            </m:r>
+          </m:sub>
+        </m:sSub>
+      </m:oMath>
+      <w:r>
+        <w:rPr>
+          <w:rFonts w:ascii="Times New Roman" w:hAnsi="Times New Roman" w:eastAsia="Times New Roman" w:cs="Times New Roman"/>
+        </w:rPr>
+        <w:t xml:space="preserve"> </w:t>
+      </w:r>
+      <w:r>
+        <w:rPr>
+          <w:rFonts w:hint="eastAsia" w:ascii="Times New Roman" w:hAnsi="Times New Roman" w:eastAsia="FangSong" w:cs="Times New Roman"/>
+        </w:rPr>
+        <w:t xml:space="preserve">预先和</w:t>
+      </w:r>
+      <w:r>
+        <w:rPr>
+          <w:rFonts w:ascii="Times New Roman" w:hAnsi="Times New Roman" w:eastAsia="Times New Roman" w:cs="Times New Roman"/>
+        </w:rPr>
+        <w:t xml:space="preserve"> </w:t>
+      </w:r>
+      <m:oMath>
+        <m:sSub>
+          <m:e>
+            <m:r>
+              <m:rPr>
+                <m:sty m:val="p"/>
+              </m:rPr>
+              <m:t>N</m:t>
+            </m:r>
+            <m:r>
+              <m:rPr>
+                <m:sty m:val="p"/>
+              </m:rPr>
+              <m:t>O</m:t>
+            </m:r>
+          </m:e>
+          <m:sub>
+            <m:r>
+              <m:t>2</m:t>
+            </m:r>
+          </m:sub>
+        </m:sSub>
+      </m:oMath>
+      <w:r>
+        <w:rPr>
+          <w:rFonts w:ascii="Times New Roman" w:hAnsi="Times New Roman" w:eastAsia="Times New Roman" w:cs="Times New Roman"/>
+        </w:rPr>
+        <w:t xml:space="preserve">、</w:t>
+      </w:r>
+      <m:oMath>
+        <m:sSub>
+          <m:e>
+            <m:r>
+              <m:rPr>
+                <m:sty m:val="p"/>
+              </m:rPr>
+              <m:t>N</m:t>
+            </m:r>
+          </m:e>
+          <m:sub>
+            <m:r>
+              <m:t>2</m:t>
+            </m:r>
+          </m:sub>
+        </m:sSub>
+        <m:sSub>
+          <m:e>
+            <m:r>
+              <m:rPr>
+                <m:sty m:val="p"/>
+              </m:rPr>
+              <m:t>O</m:t>
+            </m:r>
+          </m:e>
+          <m:sub>
+            <m:r>
+              <m:t>4</m:t>
+            </m:r>
+          </m:sub>
+        </m:sSub>
+      </m:oMath>
+      <w:r>
+        <w:rPr>
+          <w:rFonts w:ascii="Times New Roman" w:hAnsi="Times New Roman" w:eastAsia="Times New Roman" w:cs="Times New Roman"/>
+        </w:rPr>
+        <w:t xml:space="preserve"> </w:t>
+      </w:r>
+      <w:r>
+        <w:rPr>
+          <w:rFonts w:hint="eastAsia" w:ascii="Times New Roman" w:hAnsi="Times New Roman" w:eastAsia="FangSong" w:cs="Times New Roman"/>
+        </w:rPr>
+        <w:t>相混合</w:t>
+      </w:r>
+      <w:r>
+        <w:rPr>
+          <w:rFonts w:hint="eastAsia" w:ascii="Times New Roman" w:hAnsi="Times New Roman" w:eastAsia="Times New Roman" w:cs="Times New Roman"/>
+        </w:rPr>
+        <w:t>（</w:t>
+      </w:r>
+      <w:r>
+        <w:rPr>
+          <w:rFonts w:hint="eastAsia" w:ascii="Times New Roman" w:hAnsi="Times New Roman" w:eastAsia="FangSong" w:cs="Times New Roman"/>
+        </w:rPr>
+        <w:t>设</w:t>
+      </w:r>
+      <w:r>
+        <w:rPr>
+          <w:rFonts w:ascii="Times New Roman" w:hAnsi="Times New Roman" w:eastAsia="Times New Roman" w:cs="Times New Roman"/>
+        </w:rPr>
+        <w:t xml:space="preserve"> </w:t>
+      </w:r>
+      <m:oMath>
+        <m:sSub>
+          <m:e>
+            <m:r>
+              <m:rPr>
+                <m:sty m:val="p"/>
+              </m:rPr>
+              <m:t>O</m:t>
+            </m:r>
+          </m:e>
+          <m:sub>
+            <m:r>
+              <m:t>2</m:t>
+            </m:r>
+          </m:sub>
+        </m:sSub>
+      </m:oMath>
+      <w:r>
+        <w:rPr>
+          <w:rFonts w:ascii="Times New Roman" w:hAnsi="Times New Roman" w:eastAsia="Times New Roman" w:cs="Times New Roman"/>
+        </w:rPr>
+        <w:t xml:space="preserve"> </w:t>
+      </w:r>
+      <w:r>
+        <w:rPr>
+          <w:rFonts w:hint="eastAsia" w:ascii="Times New Roman" w:hAnsi="Times New Roman" w:eastAsia="FangSong" w:cs="Times New Roman"/>
+        </w:rPr>
+        <w:t xml:space="preserve">和</w:t>
+      </w:r>
+      <w:r>
+        <w:rPr>
+          <w:rFonts w:ascii="Times New Roman" w:hAnsi="Times New Roman" w:eastAsia="Times New Roman" w:cs="Times New Roman"/>
+        </w:rPr>
+        <w:t xml:space="preserve"> </w:t>
+      </w:r>
+      <m:oMath>
+        <m:sSub>
+          <m:e>
+            <m:r>
+              <m:rPr>
+                <m:sty m:val="p"/>
+              </m:rPr>
+              <m:t>N</m:t>
+            </m:r>
+            <m:r>
+              <m:rPr>
+                <m:sty m:val="p"/>
+              </m:rPr>
+              <m:t>O</m:t>
+            </m:r>
+          </m:e>
+          <m:sub>
+            <m:r>
+              <m:t>2</m:t>
+            </m:r>
+          </m:sub>
+        </m:sSub>
+      </m:oMath>
+      <w:r>
+        <w:rPr>
+          <w:rFonts w:ascii="Times New Roman" w:hAnsi="Times New Roman" w:eastAsia="Times New Roman" w:cs="Times New Roman"/>
+        </w:rPr>
+        <w:t xml:space="preserve">、</w:t>
+      </w:r>
+      <m:oMath>
+        <m:sSub>
+          <m:e>
+            <m:r>
+              <m:rPr>
+                <m:sty m:val="p"/>
+              </m:rPr>
+              <m:t>N</m:t>
+            </m:r>
+          </m:e>
+          <m:sub>
+            <m:r>
+              <m:t>2</m:t>
+            </m:r>
+          </m:sub>
+        </m:sSub>
+        <m:sSub>
+          <m:e>
+            <m:r>
+              <m:rPr>
+                <m:sty m:val="p"/>
+              </m:rPr>
+              <m:t>O</m:t>
+            </m:r>
+          </m:e>
+          <m:sub>
+            <m:r>
+              <m:t>4</m:t>
+            </m:r>
+          </m:sub>
+        </m:sSub>
+      </m:oMath>
+      <w:r>
+        <w:rPr>
+          <w:rFonts w:ascii="Times New Roman" w:hAnsi="Times New Roman" w:eastAsia="Times New Roman" w:cs="Times New Roman"/>
+        </w:rPr>
+        <w:t xml:space="preserve"> </w:t>
+      </w:r>
+      <w:r>
+        <w:rPr>
+          <w:rFonts w:hint="eastAsia" w:ascii="Times New Roman" w:hAnsi="Times New Roman" w:eastAsia="FangSong" w:cs="Times New Roman"/>
+        </w:rPr>
+        <w:t>不反应</w:t>
+      </w:r>
+      <w:r>
+        <w:rPr>
+          <w:rFonts w:hint="eastAsia" w:ascii="Times New Roman" w:hAnsi="Times New Roman" w:eastAsia="Times New Roman" w:cs="Times New Roman"/>
+        </w:rPr>
+        <w:t>），</w:t>
+      </w:r>
+      <w:r>
+        <w:rPr>
+          <w:rFonts w:hint="eastAsia" w:ascii="Times New Roman" w:hAnsi="Times New Roman" w:eastAsia="FangSong" w:cs="Times New Roman"/>
+        </w:rPr>
+        <w:t>总压仍为</w:t>
+      </w:r>
+      <w:r>
+        <w:rPr>
+          <w:rFonts w:ascii="Times New Roman" w:hAnsi="Times New Roman" w:eastAsia="Times New Roman" w:cs="Times New Roman"/>
+        </w:rPr>
+        <w:t xml:space="preserve"> 1 </w:t>
+      </w:r>
+      <w:r>
+        <w:rPr>
+          <w:rFonts w:hint="eastAsia" w:ascii="Times New Roman" w:hAnsi="Times New Roman" w:eastAsia="Times New Roman" w:cs="Times New Roman"/>
+        </w:rPr>
+        <w:t>atm，</w:t>
+      </w:r>
+      <w:r>
+        <w:rPr>
+          <w:rFonts w:hint="eastAsia" w:ascii="Times New Roman" w:hAnsi="Times New Roman" w:eastAsia="FangSong" w:cs="Times New Roman"/>
+        </w:rPr>
+        <w:t>其平衡后混合气体的密度为同状态下</w:t>
+      </w:r>
+      <w:r>
+        <w:rPr>
+          <w:rFonts w:ascii="Times New Roman" w:hAnsi="Times New Roman" w:eastAsia="Times New Roman" w:cs="Times New Roman"/>
+        </w:rPr>
+        <w:t xml:space="preserve"> H</w:t>
+      </w:r>
+      <w:r>
+        <w:rPr>
+          <w:rFonts w:ascii="Times New Roman" w:hAnsi="Times New Roman" w:eastAsia="Times New Roman" w:cs="Times New Roman"/>
+          <w:vertAlign w:val="subscript"/>
+        </w:rPr>
+        <w:t>2</w:t>
+      </w:r>
+      <w:r>
+        <w:rPr>
+          <w:rFonts w:ascii="Times New Roman" w:hAnsi="Times New Roman" w:eastAsia="Times New Roman" w:cs="Times New Roman"/>
+        </w:rPr>
+        <w:t xml:space="preserve"> </w:t>
+      </w:r>
+      <w:r>
+        <w:rPr>
+          <w:rFonts w:hint="eastAsia" w:ascii="Times New Roman" w:hAnsi="Times New Roman" w:eastAsia="FangSong" w:cs="Times New Roman"/>
+        </w:rPr>
+        <w:t>的多少倍</w:t>
+      </w:r>
+      <w:r>
+        <w:rPr>
+          <w:rFonts w:hint="eastAsia" w:ascii="Times New Roman" w:hAnsi="Times New Roman" w:eastAsia="Times New Roman" w:cs="Times New Roman"/>
+        </w:rPr>
+        <w:t>？</w:t>
+      </w:r>
+    </w:p>
+    <w:p>
+      <w:pPr>
+        <w:spacing w:before="160" w:after="80"/>
+      </w:pPr>
+      <w:r>
+        <w:pict>
+          <v:rect style="width:0;height:1.5pt" o:hralign="center" o:hrstd="t" o:hr="t"/>
+        </w:pict>
+      </w:r>
+    </w:p>
+    <w:bookmarkEnd w:id="77"/>
+    <w:bookmarkStart w:id="78" w:name="碳酸分布系数计算第26届初赛"/>
+    <w:p>
+      <w:pPr>
+        <w:pStyle w:val="Heading2"/>
+        <w:spacing w:before="280" w:after="120"/>
+      </w:pPr>
+      <w:r>
+        <w:rPr>
+          <w:rFonts w:ascii="Times New Roman" w:hAnsi="Times New Roman" w:eastAsia="Times New Roman" w:cs="Times New Roman"/>
+        </w:rPr>
+        <w:t xml:space="preserve">5.28 </w:t>
       </w:r>
       <w:r>
         <w:rPr>
@@ -25096,8 +30969,8 @@
         </w:pict>
       </w:r>
     </w:p>
-    <w:bookmarkEnd w:id="61"/>
-    <w:bookmarkEnd w:id="62"/>
+    <w:bookmarkEnd w:id="78"/>
+    <w:bookmarkEnd w:id="79"/>
     <w:sectPr>
       <w:footerReference w:type="default" r:id="rId9"/>
       <w:footnotePr>
@@ -25586,6 +31459,346 @@
       </w:pPr>
     </w:lvl>
   </w:abstractNum>
+  <w:abstractNum w:abstractNumId="994110">
+    <w:nsid w:val="0A994110"/>
+    <w:multiLevelType w:val="multilevel"/>
+    <w:lvl w:ilvl="0">
+      <w:start w:val="10"/>
+      <w:numFmt w:val="decimal"/>
+      <w:lvlText w:val="%1."/>
+      <w:lvlJc w:val="left"/>
+      <w:pPr>
+        <w:ind w:left="720" w:hanging="360"/>
+      </w:pPr>
+    </w:lvl>
+    <w:lvl w:ilvl="1">
+      <w:start w:val="10"/>
+      <w:numFmt w:val="decimal"/>
+      <w:lvlText w:val="%2."/>
+      <w:lvlJc w:val="left"/>
+      <w:pPr>
+        <w:ind w:left="1440" w:hanging="360"/>
+      </w:pPr>
+    </w:lvl>
+    <w:lvl w:ilvl="2">
+      <w:start w:val="10"/>
+      <w:numFmt w:val="decimal"/>
+      <w:lvlText w:val="%3."/>
+      <w:lvlJc w:val="left"/>
+      <w:pPr>
+        <w:ind w:left="2160" w:hanging="360"/>
+      </w:pPr>
+    </w:lvl>
+    <w:lvl w:ilvl="3">
+      <w:start w:val="10"/>
+      <w:numFmt w:val="decimal"/>
+      <w:lvlText w:val="%4."/>
+      <w:lvlJc w:val="left"/>
+      <w:pPr>
+        <w:ind w:left="2880" w:hanging="360"/>
+      </w:pPr>
+    </w:lvl>
+    <w:lvl w:ilvl="4">
+      <w:start w:val="10"/>
+      <w:numFmt w:val="decimal"/>
+      <w:lvlText w:val="%5."/>
+      <w:lvlJc w:val="left"/>
+      <w:pPr>
+        <w:ind w:left="3600" w:hanging="360"/>
+      </w:pPr>
+    </w:lvl>
+    <w:lvl w:ilvl="5">
+      <w:start w:val="10"/>
+      <w:numFmt w:val="decimal"/>
+      <w:lvlText w:val="%6."/>
+      <w:lvlJc w:val="left"/>
+      <w:pPr>
+        <w:ind w:left="4320" w:hanging="360"/>
+      </w:pPr>
+    </w:lvl>
+    <w:lvl w:ilvl="6">
+      <w:start w:val="10"/>
+      <w:numFmt w:val="decimal"/>
+      <w:lvlText w:val="%7."/>
+      <w:lvlJc w:val="left"/>
+      <w:pPr>
+        <w:ind w:left="5040" w:hanging="360"/>
+      </w:pPr>
+    </w:lvl>
+    <w:lvl w:ilvl="7">
+      <w:start w:val="10"/>
+      <w:numFmt w:val="decimal"/>
+      <w:lvlText w:val="%8."/>
+      <w:lvlJc w:val="left"/>
+      <w:pPr>
+        <w:ind w:left="5760" w:hanging="360"/>
+      </w:pPr>
+    </w:lvl>
+    <w:lvl w:ilvl="8">
+      <w:start w:val="10"/>
+      <w:numFmt w:val="decimal"/>
+      <w:lvlText w:val="%9."/>
+      <w:lvlJc w:val="left"/>
+      <w:pPr>
+        <w:ind w:left="6480" w:hanging="360"/>
+      </w:pPr>
+    </w:lvl>
+  </w:abstractNum>
+  <w:abstractNum w:abstractNumId="99415">
+    <w:nsid w:val="00A99415"/>
+    <w:multiLevelType w:val="multilevel"/>
+    <w:lvl w:ilvl="0">
+      <w:start w:val="5"/>
+      <w:numFmt w:val="decimal"/>
+      <w:lvlText w:val="%1."/>
+      <w:lvlJc w:val="left"/>
+      <w:pPr>
+        <w:ind w:left="720" w:hanging="360"/>
+      </w:pPr>
+    </w:lvl>
+    <w:lvl w:ilvl="1">
+      <w:start w:val="5"/>
+      <w:numFmt w:val="decimal"/>
+      <w:lvlText w:val="%2."/>
+      <w:lvlJc w:val="left"/>
+      <w:pPr>
+        <w:ind w:left="1440" w:hanging="360"/>
+      </w:pPr>
+    </w:lvl>
+    <w:lvl w:ilvl="2">
+      <w:start w:val="5"/>
+      <w:numFmt w:val="decimal"/>
+      <w:lvlText w:val="%3."/>
+      <w:lvlJc w:val="left"/>
+      <w:pPr>
+        <w:ind w:left="2160" w:hanging="360"/>
+      </w:pPr>
+    </w:lvl>
+    <w:lvl w:ilvl="3">
+      <w:start w:val="5"/>
+      <w:numFmt w:val="decimal"/>
+      <w:lvlText w:val="%4."/>
+      <w:lvlJc w:val="left"/>
+      <w:pPr>
+        <w:ind w:left="2880" w:hanging="360"/>
+      </w:pPr>
+    </w:lvl>
+    <w:lvl w:ilvl="4">
+      <w:start w:val="5"/>
+      <w:numFmt w:val="decimal"/>
+      <w:lvlText w:val="%5."/>
+      <w:lvlJc w:val="left"/>
+      <w:pPr>
+        <w:ind w:left="3600" w:hanging="360"/>
+      </w:pPr>
+    </w:lvl>
+    <w:lvl w:ilvl="5">
+      <w:start w:val="5"/>
+      <w:numFmt w:val="decimal"/>
+      <w:lvlText w:val="%6."/>
+      <w:lvlJc w:val="left"/>
+      <w:pPr>
+        <w:ind w:left="4320" w:hanging="360"/>
+      </w:pPr>
+    </w:lvl>
+    <w:lvl w:ilvl="6">
+      <w:start w:val="5"/>
+      <w:numFmt w:val="decimal"/>
+      <w:lvlText w:val="%7."/>
+      <w:lvlJc w:val="left"/>
+      <w:pPr>
+        <w:ind w:left="5040" w:hanging="360"/>
+      </w:pPr>
+    </w:lvl>
+    <w:lvl w:ilvl="7">
+      <w:start w:val="5"/>
+      <w:numFmt w:val="decimal"/>
+      <w:lvlText w:val="%8."/>
+      <w:lvlJc w:val="left"/>
+      <w:pPr>
+        <w:ind w:left="5760" w:hanging="360"/>
+      </w:pPr>
+    </w:lvl>
+    <w:lvl w:ilvl="8">
+      <w:start w:val="5"/>
+      <w:numFmt w:val="decimal"/>
+      <w:lvlText w:val="%9."/>
+      <w:lvlJc w:val="left"/>
+      <w:pPr>
+        <w:ind w:left="6480" w:hanging="360"/>
+      </w:pPr>
+    </w:lvl>
+  </w:abstractNum>
+  <w:abstractNum w:abstractNumId="99417">
+    <w:nsid w:val="00A99417"/>
+    <w:multiLevelType w:val="multilevel"/>
+    <w:lvl w:ilvl="0">
+      <w:start w:val="7"/>
+      <w:numFmt w:val="decimal"/>
+      <w:lvlText w:val="%1."/>
+      <w:lvlJc w:val="left"/>
+      <w:pPr>
+        <w:ind w:left="720" w:hanging="360"/>
+      </w:pPr>
+    </w:lvl>
+    <w:lvl w:ilvl="1">
+      <w:start w:val="7"/>
+      <w:numFmt w:val="decimal"/>
+      <w:lvlText w:val="%2."/>
+      <w:lvlJc w:val="left"/>
+      <w:pPr>
+        <w:ind w:left="1440" w:hanging="360"/>
+      </w:pPr>
+    </w:lvl>
+    <w:lvl w:ilvl="2">
+      <w:start w:val="7"/>
+      <w:numFmt w:val="decimal"/>
+      <w:lvlText w:val="%3."/>
+      <w:lvlJc w:val="left"/>
+      <w:pPr>
+        <w:ind w:left="2160" w:hanging="360"/>
+      </w:pPr>
+    </w:lvl>
+    <w:lvl w:ilvl="3">
+      <w:start w:val="7"/>
+      <w:numFmt w:val="decimal"/>
+      <w:lvlText w:val="%4."/>
+      <w:lvlJc w:val="left"/>
+      <w:pPr>
+        <w:ind w:left="2880" w:hanging="360"/>
+      </w:pPr>
+    </w:lvl>
+    <w:lvl w:ilvl="4">
+      <w:start w:val="7"/>
+      <w:numFmt w:val="decimal"/>
+      <w:lvlText w:val="%5."/>
+      <w:lvlJc w:val="left"/>
+      <w:pPr>
+        <w:ind w:left="3600" w:hanging="360"/>
+      </w:pPr>
+    </w:lvl>
+    <w:lvl w:ilvl="5">
+      <w:start w:val="7"/>
+      <w:numFmt w:val="decimal"/>
+      <w:lvlText w:val="%6."/>
+      <w:lvlJc w:val="left"/>
+      <w:pPr>
+        <w:ind w:left="4320" w:hanging="360"/>
+      </w:pPr>
+    </w:lvl>
+    <w:lvl w:ilvl="6">
+      <w:start w:val="7"/>
+      <w:numFmt w:val="decimal"/>
+      <w:lvlText w:val="%7."/>
+      <w:lvlJc w:val="left"/>
+      <w:pPr>
+        <w:ind w:left="5040" w:hanging="360"/>
+      </w:pPr>
+    </w:lvl>
+    <w:lvl w:ilvl="7">
+      <w:start w:val="7"/>
+      <w:numFmt w:val="decimal"/>
+      <w:lvlText w:val="%8."/>
+      <w:lvlJc w:val="left"/>
+      <w:pPr>
+        <w:ind w:left="5760" w:hanging="360"/>
+      </w:pPr>
+    </w:lvl>
+    <w:lvl w:ilvl="8">
+      <w:start w:val="7"/>
+      <w:numFmt w:val="decimal"/>
+      <w:lvlText w:val="%9."/>
+      <w:lvlJc w:val="left"/>
+      <w:pPr>
+        <w:ind w:left="6480" w:hanging="360"/>
+      </w:pPr>
+    </w:lvl>
+  </w:abstractNum>
+  <w:abstractNum w:abstractNumId="994114">
+    <w:nsid w:val="0A994114"/>
+    <w:multiLevelType w:val="multilevel"/>
+    <w:lvl w:ilvl="0">
+      <w:start w:val="14"/>
+      <w:numFmt w:val="decimal"/>
+      <w:lvlText w:val="%1."/>
+      <w:lvlJc w:val="left"/>
+      <w:pPr>
+        <w:ind w:left="720" w:hanging="360"/>
+      </w:pPr>
+    </w:lvl>
+    <w:lvl w:ilvl="1">
+      <w:start w:val="14"/>
+      <w:numFmt w:val="decimal"/>
+      <w:lvlText w:val="%2."/>
+      <w:lvlJc w:val="left"/>
+      <w:pPr>
+        <w:ind w:left="1440" w:hanging="360"/>
+      </w:pPr>
+    </w:lvl>
+    <w:lvl w:ilvl="2">
+      <w:start w:val="14"/>
+      <w:numFmt w:val="decimal"/>
+      <w:lvlText w:val="%3."/>
+      <w:lvlJc w:val="left"/>
+      <w:pPr>
+        <w:ind w:left="2160" w:hanging="360"/>
+      </w:pPr>
+    </w:lvl>
+    <w:lvl w:ilvl="3">
+      <w:start w:val="14"/>
+      <w:numFmt w:val="decimal"/>
+      <w:lvlText w:val="%4."/>
+      <w:lvlJc w:val="left"/>
+      <w:pPr>
+        <w:ind w:left="2880" w:hanging="360"/>
+      </w:pPr>
+    </w:lvl>
+    <w:lvl w:ilvl="4">
+      <w:start w:val="14"/>
+      <w:numFmt w:val="decimal"/>
+      <w:lvlText w:val="%5."/>
+      <w:lvlJc w:val="left"/>
+      <w:pPr>
+        <w:ind w:left="3600" w:hanging="360"/>
+      </w:pPr>
+    </w:lvl>
+    <w:lvl w:ilvl="5">
+      <w:start w:val="14"/>
+      <w:numFmt w:val="decimal"/>
+      <w:lvlText w:val="%6."/>
+      <w:lvlJc w:val="left"/>
+      <w:pPr>
+        <w:ind w:left="4320" w:hanging="360"/>
+      </w:pPr>
+    </w:lvl>
+    <w:lvl w:ilvl="6">
+      <w:start w:val="14"/>
+      <w:numFmt w:val="decimal"/>
+      <w:lvlText w:val="%7."/>
+      <w:lvlJc w:val="left"/>
+      <w:pPr>
+        <w:ind w:left="5040" w:hanging="360"/>
+      </w:pPr>
+    </w:lvl>
+    <w:lvl w:ilvl="7">
+      <w:start w:val="14"/>
+      <w:numFmt w:val="decimal"/>
+      <w:lvlText w:val="%8."/>
+      <w:lvlJc w:val="left"/>
+      <w:pPr>
+        <w:ind w:left="5760" w:hanging="360"/>
+      </w:pPr>
+    </w:lvl>
+    <w:lvl w:ilvl="8">
+      <w:start w:val="14"/>
+      <w:numFmt w:val="decimal"/>
+      <w:lvlText w:val="%9."/>
+      <w:lvlJc w:val="left"/>
+      <w:pPr>
+        <w:ind w:left="6480" w:hanging="360"/>
+      </w:pPr>
+    </w:lvl>
+  </w:abstractNum>
   <w:num w:numId="1000">
     <w:abstractNumId w:val="990"/>
   </w:num>
@@ -25740,6 +31953,126 @@
     </w:lvlOverride>
   </w:num>
   <w:num w:numId="1006">
+    <w:abstractNumId w:val="994110"/>
+    <w:lvlOverride w:ilvl="0">
+      <w:startOverride w:val="10"/>
+    </w:lvlOverride>
+    <w:lvlOverride w:ilvl="1">
+      <w:startOverride w:val="10"/>
+    </w:lvlOverride>
+    <w:lvlOverride w:ilvl="2">
+      <w:startOverride w:val="10"/>
+    </w:lvlOverride>
+    <w:lvlOverride w:ilvl="3">
+      <w:startOverride w:val="10"/>
+    </w:lvlOverride>
+    <w:lvlOverride w:ilvl="4">
+      <w:startOverride w:val="10"/>
+    </w:lvlOverride>
+    <w:lvlOverride w:ilvl="5">
+      <w:startOverride w:val="10"/>
+    </w:lvlOverride>
+    <w:lvlOverride w:ilvl="6">
+      <w:startOverride w:val="10"/>
+    </w:lvlOverride>
+    <w:lvlOverride w:ilvl="7">
+      <w:startOverride w:val="10"/>
+    </w:lvlOverride>
+    <w:lvlOverride w:ilvl="8">
+      <w:startOverride w:val="10"/>
+    </w:lvlOverride>
+  </w:num>
+  <w:num w:numId="1007">
+    <w:abstractNumId w:val="99415"/>
+    <w:lvlOverride w:ilvl="0">
+      <w:startOverride w:val="5"/>
+    </w:lvlOverride>
+    <w:lvlOverride w:ilvl="1">
+      <w:startOverride w:val="5"/>
+    </w:lvlOverride>
+    <w:lvlOverride w:ilvl="2">
+      <w:startOverride w:val="5"/>
+    </w:lvlOverride>
+    <w:lvlOverride w:ilvl="3">
+      <w:startOverride w:val="5"/>
+    </w:lvlOverride>
+    <w:lvlOverride w:ilvl="4">
+      <w:startOverride w:val="5"/>
+    </w:lvlOverride>
+    <w:lvlOverride w:ilvl="5">
+      <w:startOverride w:val="5"/>
+    </w:lvlOverride>
+    <w:lvlOverride w:ilvl="6">
+      <w:startOverride w:val="5"/>
+    </w:lvlOverride>
+    <w:lvlOverride w:ilvl="7">
+      <w:startOverride w:val="5"/>
+    </w:lvlOverride>
+    <w:lvlOverride w:ilvl="8">
+      <w:startOverride w:val="5"/>
+    </w:lvlOverride>
+  </w:num>
+  <w:num w:numId="1008">
+    <w:abstractNumId w:val="99417"/>
+    <w:lvlOverride w:ilvl="0">
+      <w:startOverride w:val="7"/>
+    </w:lvlOverride>
+    <w:lvlOverride w:ilvl="1">
+      <w:startOverride w:val="7"/>
+    </w:lvlOverride>
+    <w:lvlOverride w:ilvl="2">
+      <w:startOverride w:val="7"/>
+    </w:lvlOverride>
+    <w:lvlOverride w:ilvl="3">
+      <w:startOverride w:val="7"/>
+    </w:lvlOverride>
+    <w:lvlOverride w:ilvl="4">
+      <w:startOverride w:val="7"/>
+    </w:lvlOverride>
+    <w:lvlOverride w:ilvl="5">
+      <w:startOverride w:val="7"/>
+    </w:lvlOverride>
+    <w:lvlOverride w:ilvl="6">
+      <w:startOverride w:val="7"/>
+    </w:lvlOverride>
+    <w:lvlOverride w:ilvl="7">
+      <w:startOverride w:val="7"/>
+    </w:lvlOverride>
+    <w:lvlOverride w:ilvl="8">
+      <w:startOverride w:val="7"/>
+    </w:lvlOverride>
+  </w:num>
+  <w:num w:numId="1009">
+    <w:abstractNumId w:val="994114"/>
+    <w:lvlOverride w:ilvl="0">
+      <w:startOverride w:val="14"/>
+    </w:lvlOverride>
+    <w:lvlOverride w:ilvl="1">
+      <w:startOverride w:val="14"/>
+    </w:lvlOverride>
+    <w:lvlOverride w:ilvl="2">
+      <w:startOverride w:val="14"/>
+    </w:lvlOverride>
+    <w:lvlOverride w:ilvl="3">
+      <w:startOverride w:val="14"/>
+    </w:lvlOverride>
+    <w:lvlOverride w:ilvl="4">
+      <w:startOverride w:val="14"/>
+    </w:lvlOverride>
+    <w:lvlOverride w:ilvl="5">
+      <w:startOverride w:val="14"/>
+    </w:lvlOverride>
+    <w:lvlOverride w:ilvl="6">
+      <w:startOverride w:val="14"/>
+    </w:lvlOverride>
+    <w:lvlOverride w:ilvl="7">
+      <w:startOverride w:val="14"/>
+    </w:lvlOverride>
+    <w:lvlOverride w:ilvl="8">
+      <w:startOverride w:val="14"/>
+    </w:lvlOverride>
+  </w:num>
+  <w:num w:numId="1010">
     <w:abstractNumId w:val="99431"/>
     <w:lvlOverride w:ilvl="0">
       <w:startOverride w:val="1"/>
@@ -25769,7 +32102,37 @@
       <w:startOverride w:val="1"/>
     </w:lvlOverride>
   </w:num>
-  <w:num w:numId="1007">
+  <w:num w:numId="1011">
+    <w:abstractNumId w:val="99434"/>
+    <w:lvlOverride w:ilvl="0">
+      <w:startOverride w:val="4"/>
+    </w:lvlOverride>
+    <w:lvlOverride w:ilvl="1">
+      <w:startOverride w:val="4"/>
+    </w:lvlOverride>
+    <w:lvlOverride w:ilvl="2">
+      <w:startOverride w:val="4"/>
+    </w:lvlOverride>
+    <w:lvlOverride w:ilvl="3">
+      <w:startOverride w:val="4"/>
+    </w:lvlOverride>
+    <w:lvlOverride w:ilvl="4">
+      <w:startOverride w:val="4"/>
+    </w:lvlOverride>
+    <w:lvlOverride w:ilvl="5">
+      <w:startOverride w:val="4"/>
+    </w:lvlOverride>
+    <w:lvlOverride w:ilvl="6">
+      <w:startOverride w:val="4"/>
+    </w:lvlOverride>
+    <w:lvlOverride w:ilvl="7">
+      <w:startOverride w:val="4"/>
+    </w:lvlOverride>
+    <w:lvlOverride w:ilvl="8">
+      <w:startOverride w:val="4"/>
+    </w:lvlOverride>
+  </w:num>
+  <w:num w:numId="1012">
     <w:abstractNumId w:val="99431"/>
     <w:lvlOverride w:ilvl="0">
       <w:startOverride w:val="1"/>
@@ -25799,7 +32162,67 @@
       <w:startOverride w:val="1"/>
     </w:lvlOverride>
   </w:num>
-  <w:num w:numId="1008">
+  <w:num w:numId="1013">
+    <w:abstractNumId w:val="99431"/>
+    <w:lvlOverride w:ilvl="0">
+      <w:startOverride w:val="1"/>
+    </w:lvlOverride>
+    <w:lvlOverride w:ilvl="1">
+      <w:startOverride w:val="1"/>
+    </w:lvlOverride>
+    <w:lvlOverride w:ilvl="2">
+      <w:startOverride w:val="1"/>
+    </w:lvlOverride>
+    <w:lvlOverride w:ilvl="3">
+      <w:startOverride w:val="1"/>
+    </w:lvlOverride>
+    <w:lvlOverride w:ilvl="4">
+      <w:startOverride w:val="1"/>
+    </w:lvlOverride>
+    <w:lvlOverride w:ilvl="5">
+      <w:startOverride w:val="1"/>
+    </w:lvlOverride>
+    <w:lvlOverride w:ilvl="6">
+      <w:startOverride w:val="1"/>
+    </w:lvlOverride>
+    <w:lvlOverride w:ilvl="7">
+      <w:startOverride w:val="1"/>
+    </w:lvlOverride>
+    <w:lvlOverride w:ilvl="8">
+      <w:startOverride w:val="1"/>
+    </w:lvlOverride>
+  </w:num>
+  <w:num w:numId="1014">
+    <w:abstractNumId w:val="99431"/>
+    <w:lvlOverride w:ilvl="0">
+      <w:startOverride w:val="1"/>
+    </w:lvlOverride>
+    <w:lvlOverride w:ilvl="1">
+      <w:startOverride w:val="1"/>
+    </w:lvlOverride>
+    <w:lvlOverride w:ilvl="2">
+      <w:startOverride w:val="1"/>
+    </w:lvlOverride>
+    <w:lvlOverride w:ilvl="3">
+      <w:startOverride w:val="1"/>
+    </w:lvlOverride>
+    <w:lvlOverride w:ilvl="4">
+      <w:startOverride w:val="1"/>
+    </w:lvlOverride>
+    <w:lvlOverride w:ilvl="5">
+      <w:startOverride w:val="1"/>
+    </w:lvlOverride>
+    <w:lvlOverride w:ilvl="6">
+      <w:startOverride w:val="1"/>
+    </w:lvlOverride>
+    <w:lvlOverride w:ilvl="7">
+      <w:startOverride w:val="1"/>
+    </w:lvlOverride>
+    <w:lvlOverride w:ilvl="8">
+      <w:startOverride w:val="1"/>
+    </w:lvlOverride>
+  </w:num>
+  <w:num w:numId="1015">
     <w:abstractNumId w:val="99431"/>
     <w:lvlOverride w:ilvl="0">
       <w:startOverride w:val="1"/>
